--- a/eForm.docx
+++ b/eForm.docx
@@ -5,11 +5,8 @@
     <w:p>
       <w:pPr>
         <w:pStyle w:val="Heading1"/>
-        <w:numPr>
-          <w:ilvl w:val="0"/>
-          <w:numId w:val="3"/>
-        </w:numPr>
         <w:spacing w:after="0"/>
+        <w:ind w:left="360"/>
         <w:rPr>
           <w:b/>
           <w:bCs/>
@@ -22,7 +19,29 @@
           <w:b/>
           <w:bCs/>
         </w:rPr>
+        <w:t xml:space="preserve">Các API gọi của </w:t>
+      </w:r>
+      <w:r>
+        <w:rPr>
+          <w:b/>
+          <w:bCs/>
+        </w:rPr>
         <w:t>Frontend</w:t>
+      </w:r>
+    </w:p>
+    <w:p>
+      <w:pPr>
+        <w:pStyle w:val="ListParagraph"/>
+        <w:numPr>
+          <w:ilvl w:val="0"/>
+          <w:numId w:val="11"/>
+        </w:numPr>
+      </w:pPr>
+      <w:r>
+        <w:t>Lưu ý:</w:t>
+      </w:r>
+      <w:r>
+        <w:t xml:space="preserve"> Cái này được viết từ góc nhìn của frontend, cho nên Response ví dụ nghĩa là khi frontend gọi đến API đó thì họ sẽ nhận được giá trị gì</w:t>
       </w:r>
     </w:p>
     <w:p>
@@ -248,46 +267,304 @@
                 <w:between w:val="nil"/>
               </w:pBdr>
               <w:spacing w:line="240" w:lineRule="auto"/>
-            </w:pPr>
-            <w:r>
               <w:rPr>
                 <w:noProof/>
               </w:rPr>
-              <w:drawing>
-                <wp:inline distT="114300" distB="114300" distL="114300" distR="114300" wp14:anchorId="57B1003C" wp14:editId="3C62F4B6">
-                  <wp:extent cx="3648075" cy="3038475"/>
-                  <wp:effectExtent l="0" t="0" r="0" b="0"/>
-                  <wp:docPr id="10" name="image14.png"/>
-                  <wp:cNvGraphicFramePr/>
-                  <a:graphic xmlns:a="http://schemas.openxmlformats.org/drawingml/2006/main">
-                    <a:graphicData uri="http://schemas.openxmlformats.org/drawingml/2006/picture">
-                      <pic:pic xmlns:pic="http://schemas.openxmlformats.org/drawingml/2006/picture">
-                        <pic:nvPicPr>
-                          <pic:cNvPr id="0" name="image14.png"/>
-                          <pic:cNvPicPr preferRelativeResize="0"/>
-                        </pic:nvPicPr>
-                        <pic:blipFill>
-                          <a:blip r:embed="rId5"/>
-                          <a:srcRect/>
-                          <a:stretch>
-                            <a:fillRect/>
-                          </a:stretch>
-                        </pic:blipFill>
-                        <pic:spPr>
-                          <a:xfrm>
-                            <a:off x="0" y="0"/>
-                            <a:ext cx="3648075" cy="3038475"/>
-                          </a:xfrm>
-                          <a:prstGeom prst="rect">
-                            <a:avLst/>
-                          </a:prstGeom>
-                          <a:ln/>
-                        </pic:spPr>
-                      </pic:pic>
-                    </a:graphicData>
-                  </a:graphic>
-                </wp:inline>
-              </w:drawing>
+            </w:pPr>
+            <w:r>
+              <w:rPr>
+                <w:noProof/>
+              </w:rPr>
+              <w:t>[</w:t>
+            </w:r>
+            <w:r>
+              <w:rPr>
+                <w:noProof/>
+              </w:rPr>
+              <w:t xml:space="preserve">  {</w:t>
+            </w:r>
+          </w:p>
+          <w:p>
+            <w:pPr>
+              <w:widowControl w:val="0"/>
+              <w:pBdr>
+                <w:top w:val="nil"/>
+                <w:left w:val="nil"/>
+                <w:bottom w:val="nil"/>
+                <w:right w:val="nil"/>
+                <w:between w:val="nil"/>
+              </w:pBdr>
+              <w:spacing w:line="240" w:lineRule="auto"/>
+              <w:rPr>
+                <w:noProof/>
+              </w:rPr>
+            </w:pPr>
+            <w:r>
+              <w:rPr>
+                <w:noProof/>
+              </w:rPr>
+              <w:t xml:space="preserve">    "menuId": 313,</w:t>
+            </w:r>
+          </w:p>
+          <w:p>
+            <w:pPr>
+              <w:widowControl w:val="0"/>
+              <w:pBdr>
+                <w:top w:val="nil"/>
+                <w:left w:val="nil"/>
+                <w:bottom w:val="nil"/>
+                <w:right w:val="nil"/>
+                <w:between w:val="nil"/>
+              </w:pBdr>
+              <w:spacing w:line="240" w:lineRule="auto"/>
+              <w:rPr>
+                <w:noProof/>
+              </w:rPr>
+            </w:pPr>
+            <w:r>
+              <w:rPr>
+                <w:noProof/>
+              </w:rPr>
+              <w:t xml:space="preserve">    "menuParentId": 0,</w:t>
+            </w:r>
+          </w:p>
+          <w:p>
+            <w:pPr>
+              <w:widowControl w:val="0"/>
+              <w:pBdr>
+                <w:top w:val="nil"/>
+                <w:left w:val="nil"/>
+                <w:bottom w:val="nil"/>
+                <w:right w:val="nil"/>
+                <w:between w:val="nil"/>
+              </w:pBdr>
+              <w:spacing w:line="240" w:lineRule="auto"/>
+              <w:rPr>
+                <w:noProof/>
+              </w:rPr>
+            </w:pPr>
+            <w:r>
+              <w:rPr>
+                <w:noProof/>
+              </w:rPr>
+              <w:t xml:space="preserve">    "title": "Biểu mẫu quy trình",</w:t>
+            </w:r>
+          </w:p>
+          <w:p>
+            <w:pPr>
+              <w:widowControl w:val="0"/>
+              <w:pBdr>
+                <w:top w:val="nil"/>
+                <w:left w:val="nil"/>
+                <w:bottom w:val="nil"/>
+                <w:right w:val="nil"/>
+                <w:between w:val="nil"/>
+              </w:pBdr>
+              <w:spacing w:line="240" w:lineRule="auto"/>
+              <w:rPr>
+                <w:noProof/>
+              </w:rPr>
+            </w:pPr>
+            <w:r>
+              <w:rPr>
+                <w:noProof/>
+              </w:rPr>
+              <w:t xml:space="preserve">    "serviceId": 2,</w:t>
+            </w:r>
+          </w:p>
+          <w:p>
+            <w:pPr>
+              <w:widowControl w:val="0"/>
+              <w:pBdr>
+                <w:top w:val="nil"/>
+                <w:left w:val="nil"/>
+                <w:bottom w:val="nil"/>
+                <w:right w:val="nil"/>
+                <w:between w:val="nil"/>
+              </w:pBdr>
+              <w:spacing w:line="240" w:lineRule="auto"/>
+              <w:rPr>
+                <w:noProof/>
+              </w:rPr>
+            </w:pPr>
+            <w:r>
+              <w:rPr>
+                <w:noProof/>
+              </w:rPr>
+              <w:t xml:space="preserve">    "serviceName": "switchApp.eForm.name",</w:t>
+            </w:r>
+          </w:p>
+          <w:p>
+            <w:pPr>
+              <w:widowControl w:val="0"/>
+              <w:pBdr>
+                <w:top w:val="nil"/>
+                <w:left w:val="nil"/>
+                <w:bottom w:val="nil"/>
+                <w:right w:val="nil"/>
+                <w:between w:val="nil"/>
+              </w:pBdr>
+              <w:spacing w:line="240" w:lineRule="auto"/>
+              <w:rPr>
+                <w:noProof/>
+              </w:rPr>
+            </w:pPr>
+            <w:r>
+              <w:rPr>
+                <w:noProof/>
+              </w:rPr>
+              <w:t xml:space="preserve">    "activated": 0,</w:t>
+            </w:r>
+          </w:p>
+          <w:p>
+            <w:pPr>
+              <w:widowControl w:val="0"/>
+              <w:pBdr>
+                <w:top w:val="nil"/>
+                <w:left w:val="nil"/>
+                <w:bottom w:val="nil"/>
+                <w:right w:val="nil"/>
+                <w:between w:val="nil"/>
+              </w:pBdr>
+              <w:spacing w:line="240" w:lineRule="auto"/>
+              <w:rPr>
+                <w:noProof/>
+              </w:rPr>
+            </w:pPr>
+            <w:r>
+              <w:rPr>
+                <w:noProof/>
+              </w:rPr>
+              <w:t xml:space="preserve">    "nameId": "eform_processform_menu",</w:t>
+            </w:r>
+          </w:p>
+          <w:p>
+            <w:pPr>
+              <w:widowControl w:val="0"/>
+              <w:pBdr>
+                <w:top w:val="nil"/>
+                <w:left w:val="nil"/>
+                <w:bottom w:val="nil"/>
+                <w:right w:val="nil"/>
+                <w:between w:val="nil"/>
+              </w:pBdr>
+              <w:spacing w:line="240" w:lineRule="auto"/>
+              <w:rPr>
+                <w:noProof/>
+              </w:rPr>
+            </w:pPr>
+            <w:r>
+              <w:rPr>
+                <w:noProof/>
+              </w:rPr>
+              <w:t xml:space="preserve">    "type": "menu",</w:t>
+            </w:r>
+          </w:p>
+          <w:p>
+            <w:pPr>
+              <w:widowControl w:val="0"/>
+              <w:pBdr>
+                <w:top w:val="nil"/>
+                <w:left w:val="nil"/>
+                <w:bottom w:val="nil"/>
+                <w:right w:val="nil"/>
+                <w:between w:val="nil"/>
+              </w:pBdr>
+              <w:spacing w:line="240" w:lineRule="auto"/>
+              <w:rPr>
+                <w:noProof/>
+              </w:rPr>
+            </w:pPr>
+            <w:r>
+              <w:rPr>
+                <w:noProof/>
+              </w:rPr>
+              <w:t xml:space="preserve">    "description": "string",</w:t>
+            </w:r>
+          </w:p>
+          <w:p>
+            <w:pPr>
+              <w:widowControl w:val="0"/>
+              <w:pBdr>
+                <w:top w:val="nil"/>
+                <w:left w:val="nil"/>
+                <w:bottom w:val="nil"/>
+                <w:right w:val="nil"/>
+                <w:between w:val="nil"/>
+              </w:pBdr>
+              <w:spacing w:line="240" w:lineRule="auto"/>
+              <w:rPr>
+                <w:noProof/>
+              </w:rPr>
+            </w:pPr>
+            <w:r>
+              <w:rPr>
+                <w:noProof/>
+              </w:rPr>
+              <w:t xml:space="preserve">    "view": "string",</w:t>
+            </w:r>
+          </w:p>
+          <w:p>
+            <w:pPr>
+              <w:widowControl w:val="0"/>
+              <w:pBdr>
+                <w:top w:val="nil"/>
+                <w:left w:val="nil"/>
+                <w:bottom w:val="nil"/>
+                <w:right w:val="nil"/>
+                <w:between w:val="nil"/>
+              </w:pBdr>
+              <w:spacing w:line="240" w:lineRule="auto"/>
+              <w:rPr>
+                <w:noProof/>
+              </w:rPr>
+            </w:pPr>
+            <w:r>
+              <w:rPr>
+                <w:noProof/>
+              </w:rPr>
+              <w:t xml:space="preserve">    "icon": "string"</w:t>
+            </w:r>
+          </w:p>
+          <w:p>
+            <w:pPr>
+              <w:widowControl w:val="0"/>
+              <w:pBdr>
+                <w:top w:val="nil"/>
+                <w:left w:val="nil"/>
+                <w:bottom w:val="nil"/>
+                <w:right w:val="nil"/>
+                <w:between w:val="nil"/>
+              </w:pBdr>
+              <w:spacing w:line="240" w:lineRule="auto"/>
+              <w:rPr>
+                <w:noProof/>
+              </w:rPr>
+            </w:pPr>
+            <w:r>
+              <w:rPr>
+                <w:noProof/>
+              </w:rPr>
+              <w:t xml:space="preserve">  }</w:t>
+            </w:r>
+          </w:p>
+          <w:p>
+            <w:pPr>
+              <w:widowControl w:val="0"/>
+              <w:pBdr>
+                <w:top w:val="nil"/>
+                <w:left w:val="nil"/>
+                <w:bottom w:val="nil"/>
+                <w:right w:val="nil"/>
+                <w:between w:val="nil"/>
+              </w:pBdr>
+              <w:spacing w:line="240" w:lineRule="auto"/>
+            </w:pPr>
+            <w:r>
+              <w:rPr>
+                <w:noProof/>
+              </w:rPr>
+              <w:t>]</w:t>
             </w:r>
           </w:p>
         </w:tc>
@@ -529,34 +806,34 @@
               <w:spacing w:line="240" w:lineRule="auto"/>
             </w:pPr>
             <w:r>
+              <w:t xml:space="preserve">    "ROLE_ORG_ADMIN"</w:t>
+            </w:r>
+          </w:p>
+          <w:p>
+            <w:pPr>
+              <w:widowControl w:val="0"/>
+              <w:spacing w:line="240" w:lineRule="auto"/>
+            </w:pPr>
+            <w:r>
+              <w:t xml:space="preserve">  ],</w:t>
+            </w:r>
+          </w:p>
+          <w:p>
+            <w:pPr>
+              <w:widowControl w:val="0"/>
+              <w:spacing w:line="240" w:lineRule="auto"/>
+            </w:pPr>
+            <w:r>
+              <w:t xml:space="preserve">  "phone": "0999999999",</w:t>
+            </w:r>
+          </w:p>
+          <w:p>
+            <w:pPr>
+              <w:widowControl w:val="0"/>
+              <w:spacing w:line="240" w:lineRule="auto"/>
+            </w:pPr>
+            <w:r>
               <w:lastRenderedPageBreak/>
-              <w:t xml:space="preserve">    "ROLE_ORG_ADMIN"</w:t>
-            </w:r>
-          </w:p>
-          <w:p>
-            <w:pPr>
-              <w:widowControl w:val="0"/>
-              <w:spacing w:line="240" w:lineRule="auto"/>
-            </w:pPr>
-            <w:r>
-              <w:t xml:space="preserve">  ],</w:t>
-            </w:r>
-          </w:p>
-          <w:p>
-            <w:pPr>
-              <w:widowControl w:val="0"/>
-              <w:spacing w:line="240" w:lineRule="auto"/>
-            </w:pPr>
-            <w:r>
-              <w:t xml:space="preserve">  "phone": "0999999999",</w:t>
-            </w:r>
-          </w:p>
-          <w:p>
-            <w:pPr>
-              <w:widowControl w:val="0"/>
-              <w:spacing w:line="240" w:lineRule="auto"/>
-            </w:pPr>
-            <w:r>
               <w:t xml:space="preserve">  "dob": null,</w:t>
             </w:r>
           </w:p>
@@ -953,25 +1230,25 @@
               <w:spacing w:line="240" w:lineRule="auto"/>
             </w:pPr>
             <w:r>
+              <w:t xml:space="preserve">    "attrs": {</w:t>
+            </w:r>
+          </w:p>
+          <w:p>
+            <w:pPr>
+              <w:widowControl w:val="0"/>
+              <w:spacing w:line="240" w:lineRule="auto"/>
+            </w:pPr>
+            <w:r>
+              <w:t xml:space="preserve">      "key": "uxmk6h6swna5ukr3rypcsjoc6n9q2ls5691c80vdjufq00ty"</w:t>
+            </w:r>
+          </w:p>
+          <w:p>
+            <w:pPr>
+              <w:widowControl w:val="0"/>
+              <w:spacing w:line="240" w:lineRule="auto"/>
+            </w:pPr>
+            <w:r>
               <w:lastRenderedPageBreak/>
-              <w:t xml:space="preserve">    "attrs": {</w:t>
-            </w:r>
-          </w:p>
-          <w:p>
-            <w:pPr>
-              <w:widowControl w:val="0"/>
-              <w:spacing w:line="240" w:lineRule="auto"/>
-            </w:pPr>
-            <w:r>
-              <w:t xml:space="preserve">      "key": "uxmk6h6swna5ukr3rypcsjoc6n9q2ls5691c80vdjufq00ty"</w:t>
-            </w:r>
-          </w:p>
-          <w:p>
-            <w:pPr>
-              <w:widowControl w:val="0"/>
-              <w:spacing w:line="240" w:lineRule="auto"/>
-            </w:pPr>
-            <w:r>
               <w:t xml:space="preserve">    },</w:t>
             </w:r>
           </w:p>
@@ -1395,34 +1672,34 @@
               <w:spacing w:line="240" w:lineRule="auto"/>
             </w:pPr>
             <w:r>
+              <w:t xml:space="preserve">  "knowledgeUsers": null,</w:t>
+            </w:r>
+          </w:p>
+          <w:p>
+            <w:pPr>
+              <w:widowControl w:val="0"/>
+              <w:spacing w:line="240" w:lineRule="auto"/>
+            </w:pPr>
+            <w:r>
+              <w:t xml:space="preserve">  "attrs": {</w:t>
+            </w:r>
+          </w:p>
+          <w:p>
+            <w:pPr>
+              <w:widowControl w:val="0"/>
+              <w:spacing w:line="240" w:lineRule="auto"/>
+            </w:pPr>
+            <w:r>
+              <w:t xml:space="preserve">    "priority": [</w:t>
+            </w:r>
+          </w:p>
+          <w:p>
+            <w:pPr>
+              <w:widowControl w:val="0"/>
+              <w:spacing w:line="240" w:lineRule="auto"/>
+            </w:pPr>
+            <w:r>
               <w:lastRenderedPageBreak/>
-              <w:t xml:space="preserve">  "knowledgeUsers": null,</w:t>
-            </w:r>
-          </w:p>
-          <w:p>
-            <w:pPr>
-              <w:widowControl w:val="0"/>
-              <w:spacing w:line="240" w:lineRule="auto"/>
-            </w:pPr>
-            <w:r>
-              <w:t xml:space="preserve">  "attrs": {</w:t>
-            </w:r>
-          </w:p>
-          <w:p>
-            <w:pPr>
-              <w:widowControl w:val="0"/>
-              <w:spacing w:line="240" w:lineRule="auto"/>
-            </w:pPr>
-            <w:r>
-              <w:t xml:space="preserve">    "priority": [</w:t>
-            </w:r>
-          </w:p>
-          <w:p>
-            <w:pPr>
-              <w:widowControl w:val="0"/>
-              <w:spacing w:line="240" w:lineRule="auto"/>
-            </w:pPr>
-            <w:r>
               <w:t xml:space="preserve">      {</w:t>
             </w:r>
           </w:p>
@@ -1708,44 +1985,536 @@
               <w:spacing w:line="240" w:lineRule="auto"/>
             </w:pPr>
             <w:r>
-              <w:rPr>
-                <w:noProof/>
-              </w:rPr>
-              <w:drawing>
-                <wp:inline distT="114300" distB="114300" distL="114300" distR="114300" wp14:anchorId="3B52B32C" wp14:editId="6EB07CA4">
-                  <wp:extent cx="3781425" cy="3644900"/>
-                  <wp:effectExtent l="0" t="0" r="0" b="0"/>
-                  <wp:docPr id="3" name="image13.png"/>
-                  <wp:cNvGraphicFramePr/>
-                  <a:graphic xmlns:a="http://schemas.openxmlformats.org/drawingml/2006/main">
-                    <a:graphicData uri="http://schemas.openxmlformats.org/drawingml/2006/picture">
-                      <pic:pic xmlns:pic="http://schemas.openxmlformats.org/drawingml/2006/picture">
-                        <pic:nvPicPr>
-                          <pic:cNvPr id="0" name="image13.png"/>
-                          <pic:cNvPicPr preferRelativeResize="0"/>
-                        </pic:nvPicPr>
-                        <pic:blipFill>
-                          <a:blip r:embed="rId6"/>
-                          <a:srcRect/>
-                          <a:stretch>
-                            <a:fillRect/>
-                          </a:stretch>
-                        </pic:blipFill>
-                        <pic:spPr>
-                          <a:xfrm>
-                            <a:off x="0" y="0"/>
-                            <a:ext cx="3781425" cy="3644900"/>
-                          </a:xfrm>
-                          <a:prstGeom prst="rect">
-                            <a:avLst/>
-                          </a:prstGeom>
-                          <a:ln/>
-                        </pic:spPr>
-                      </pic:pic>
-                    </a:graphicData>
-                  </a:graphic>
-                </wp:inline>
-              </w:drawing>
+              <w:t>[</w:t>
+            </w:r>
+          </w:p>
+          <w:p>
+            <w:pPr>
+              <w:widowControl w:val="0"/>
+              <w:pBdr>
+                <w:top w:val="nil"/>
+                <w:left w:val="nil"/>
+                <w:bottom w:val="nil"/>
+                <w:right w:val="nil"/>
+                <w:between w:val="nil"/>
+              </w:pBdr>
+              <w:spacing w:line="240" w:lineRule="auto"/>
+            </w:pPr>
+            <w:r>
+              <w:t xml:space="preserve">    {</w:t>
+            </w:r>
+          </w:p>
+          <w:p>
+            <w:pPr>
+              <w:widowControl w:val="0"/>
+              <w:pBdr>
+                <w:top w:val="nil"/>
+                <w:left w:val="nil"/>
+                <w:bottom w:val="nil"/>
+                <w:right w:val="nil"/>
+                <w:between w:val="nil"/>
+              </w:pBdr>
+              <w:spacing w:line="240" w:lineRule="auto"/>
+            </w:pPr>
+            <w:r>
+              <w:t xml:space="preserve">        "createdBy": "internal@econtract",</w:t>
+            </w:r>
+          </w:p>
+          <w:p>
+            <w:pPr>
+              <w:widowControl w:val="0"/>
+              <w:pBdr>
+                <w:top w:val="nil"/>
+                <w:left w:val="nil"/>
+                <w:bottom w:val="nil"/>
+                <w:right w:val="nil"/>
+                <w:between w:val="nil"/>
+              </w:pBdr>
+              <w:spacing w:line="240" w:lineRule="auto"/>
+            </w:pPr>
+            <w:r>
+              <w:t xml:space="preserve">        "createdDate": 1759165200,</w:t>
+            </w:r>
+          </w:p>
+          <w:p>
+            <w:pPr>
+              <w:widowControl w:val="0"/>
+              <w:pBdr>
+                <w:top w:val="nil"/>
+                <w:left w:val="nil"/>
+                <w:bottom w:val="nil"/>
+                <w:right w:val="nil"/>
+                <w:between w:val="nil"/>
+              </w:pBdr>
+              <w:spacing w:line="240" w:lineRule="auto"/>
+            </w:pPr>
+            <w:r>
+              <w:t xml:space="preserve">        "lastModifiedBy": "internal@econtract",</w:t>
+            </w:r>
+          </w:p>
+          <w:p>
+            <w:pPr>
+              <w:widowControl w:val="0"/>
+              <w:pBdr>
+                <w:top w:val="nil"/>
+                <w:left w:val="nil"/>
+                <w:bottom w:val="nil"/>
+                <w:right w:val="nil"/>
+                <w:between w:val="nil"/>
+              </w:pBdr>
+              <w:spacing w:line="240" w:lineRule="auto"/>
+            </w:pPr>
+            <w:r>
+              <w:t xml:space="preserve">        "lastModifiedDate": 1759165200,</w:t>
+            </w:r>
+          </w:p>
+          <w:p>
+            <w:pPr>
+              <w:widowControl w:val="0"/>
+              <w:pBdr>
+                <w:top w:val="nil"/>
+                <w:left w:val="nil"/>
+                <w:bottom w:val="nil"/>
+                <w:right w:val="nil"/>
+                <w:between w:val="nil"/>
+              </w:pBdr>
+              <w:spacing w:line="240" w:lineRule="auto"/>
+            </w:pPr>
+            <w:r>
+              <w:t xml:space="preserve">        "custId": 6306,</w:t>
+            </w:r>
+          </w:p>
+          <w:p>
+            <w:pPr>
+              <w:widowControl w:val="0"/>
+              <w:pBdr>
+                <w:top w:val="nil"/>
+                <w:left w:val="nil"/>
+                <w:bottom w:val="nil"/>
+                <w:right w:val="nil"/>
+                <w:between w:val="nil"/>
+              </w:pBdr>
+              <w:spacing w:line="240" w:lineRule="auto"/>
+            </w:pPr>
+            <w:r>
+              <w:t xml:space="preserve">        "orgIn": "/6306/14366",</w:t>
+            </w:r>
+          </w:p>
+          <w:p>
+            <w:pPr>
+              <w:widowControl w:val="0"/>
+              <w:pBdr>
+                <w:top w:val="nil"/>
+                <w:left w:val="nil"/>
+                <w:bottom w:val="nil"/>
+                <w:right w:val="nil"/>
+                <w:between w:val="nil"/>
+              </w:pBdr>
+              <w:spacing w:line="240" w:lineRule="auto"/>
+            </w:pPr>
+            <w:r>
+              <w:t xml:space="preserve">        "id": 2083719,</w:t>
+            </w:r>
+          </w:p>
+          <w:p>
+            <w:pPr>
+              <w:widowControl w:val="0"/>
+              <w:pBdr>
+                <w:top w:val="nil"/>
+                <w:left w:val="nil"/>
+                <w:bottom w:val="nil"/>
+                <w:right w:val="nil"/>
+                <w:between w:val="nil"/>
+              </w:pBdr>
+              <w:spacing w:line="240" w:lineRule="auto"/>
+            </w:pPr>
+            <w:r>
+              <w:t xml:space="preserve">        "userIdReceiver": null,</w:t>
+            </w:r>
+          </w:p>
+          <w:p>
+            <w:pPr>
+              <w:widowControl w:val="0"/>
+              <w:pBdr>
+                <w:top w:val="nil"/>
+                <w:left w:val="nil"/>
+                <w:bottom w:val="nil"/>
+                <w:right w:val="nil"/>
+                <w:between w:val="nil"/>
+              </w:pBdr>
+              <w:spacing w:line="240" w:lineRule="auto"/>
+            </w:pPr>
+            <w:r>
+              <w:t xml:space="preserve">        "emailReceiver": "kyta_ptsc@yopmail.com",</w:t>
+            </w:r>
+          </w:p>
+          <w:p>
+            <w:pPr>
+              <w:widowControl w:val="0"/>
+              <w:pBdr>
+                <w:top w:val="nil"/>
+                <w:left w:val="nil"/>
+                <w:bottom w:val="nil"/>
+                <w:right w:val="nil"/>
+                <w:between w:val="nil"/>
+              </w:pBdr>
+              <w:spacing w:line="240" w:lineRule="auto"/>
+            </w:pPr>
+            <w:r>
+              <w:t xml:space="preserve">        "content": "{\"userName\":null,\"formName\":\"PTSC_Nhận diện_Báo cáo HDDKKAT\",\"formNameOld\":null,\"formNameNew\":null,\"timeDuration\":null,\"formCodeOld\":null,\"formCodeNew\":null,\"tagOld\":null,\"tagNew\":null,\"tag\":null,\"element\":null,\"createDate\":\"2025-09-30 00:00:00\",\"form\":null}",</w:t>
+            </w:r>
+          </w:p>
+          <w:p>
+            <w:pPr>
+              <w:widowControl w:val="0"/>
+              <w:pBdr>
+                <w:top w:val="nil"/>
+                <w:left w:val="nil"/>
+                <w:bottom w:val="nil"/>
+                <w:right w:val="nil"/>
+                <w:between w:val="nil"/>
+              </w:pBdr>
+              <w:spacing w:line="240" w:lineRule="auto"/>
+            </w:pPr>
+            <w:r>
+              <w:t xml:space="preserve">        "type": "OVERDUE_FORM",</w:t>
+            </w:r>
+          </w:p>
+          <w:p>
+            <w:pPr>
+              <w:widowControl w:val="0"/>
+              <w:pBdr>
+                <w:top w:val="nil"/>
+                <w:left w:val="nil"/>
+                <w:bottom w:val="nil"/>
+                <w:right w:val="nil"/>
+                <w:between w:val="nil"/>
+              </w:pBdr>
+              <w:spacing w:line="240" w:lineRule="auto"/>
+            </w:pPr>
+            <w:r>
+              <w:t xml:space="preserve">        "system": "E_FORM",</w:t>
+            </w:r>
+          </w:p>
+          <w:p>
+            <w:pPr>
+              <w:widowControl w:val="0"/>
+              <w:pBdr>
+                <w:top w:val="nil"/>
+                <w:left w:val="nil"/>
+                <w:bottom w:val="nil"/>
+                <w:right w:val="nil"/>
+                <w:between w:val="nil"/>
+              </w:pBdr>
+              <w:spacing w:line="240" w:lineRule="auto"/>
+            </w:pPr>
+            <w:r>
+              <w:t xml:space="preserve">        "status": "unread",</w:t>
+            </w:r>
+          </w:p>
+          <w:p>
+            <w:pPr>
+              <w:widowControl w:val="0"/>
+              <w:pBdr>
+                <w:top w:val="nil"/>
+                <w:left w:val="nil"/>
+                <w:bottom w:val="nil"/>
+                <w:right w:val="nil"/>
+                <w:between w:val="nil"/>
+              </w:pBdr>
+              <w:spacing w:line="240" w:lineRule="auto"/>
+            </w:pPr>
+            <w:r>
+              <w:t xml:space="preserve">        "fromSystem": null</w:t>
+            </w:r>
+          </w:p>
+          <w:p>
+            <w:pPr>
+              <w:widowControl w:val="0"/>
+              <w:pBdr>
+                <w:top w:val="nil"/>
+                <w:left w:val="nil"/>
+                <w:bottom w:val="nil"/>
+                <w:right w:val="nil"/>
+                <w:between w:val="nil"/>
+              </w:pBdr>
+              <w:spacing w:line="240" w:lineRule="auto"/>
+            </w:pPr>
+            <w:r>
+              <w:t xml:space="preserve">    },</w:t>
+            </w:r>
+          </w:p>
+          <w:p>
+            <w:pPr>
+              <w:widowControl w:val="0"/>
+              <w:pBdr>
+                <w:top w:val="nil"/>
+                <w:left w:val="nil"/>
+                <w:bottom w:val="nil"/>
+                <w:right w:val="nil"/>
+                <w:between w:val="nil"/>
+              </w:pBdr>
+              <w:spacing w:line="240" w:lineRule="auto"/>
+            </w:pPr>
+            <w:r>
+              <w:t xml:space="preserve">    {</w:t>
+            </w:r>
+          </w:p>
+          <w:p>
+            <w:pPr>
+              <w:widowControl w:val="0"/>
+              <w:pBdr>
+                <w:top w:val="nil"/>
+                <w:left w:val="nil"/>
+                <w:bottom w:val="nil"/>
+                <w:right w:val="nil"/>
+                <w:between w:val="nil"/>
+              </w:pBdr>
+              <w:spacing w:line="240" w:lineRule="auto"/>
+            </w:pPr>
+            <w:r>
+              <w:t xml:space="preserve">        "createdBy": "internal@econtract",</w:t>
+            </w:r>
+          </w:p>
+          <w:p>
+            <w:pPr>
+              <w:widowControl w:val="0"/>
+              <w:pBdr>
+                <w:top w:val="nil"/>
+                <w:left w:val="nil"/>
+                <w:bottom w:val="nil"/>
+                <w:right w:val="nil"/>
+                <w:between w:val="nil"/>
+              </w:pBdr>
+              <w:spacing w:line="240" w:lineRule="auto"/>
+            </w:pPr>
+            <w:r>
+              <w:t xml:space="preserve">        "createdDate": 1756400400,</w:t>
+            </w:r>
+          </w:p>
+          <w:p>
+            <w:pPr>
+              <w:widowControl w:val="0"/>
+              <w:pBdr>
+                <w:top w:val="nil"/>
+                <w:left w:val="nil"/>
+                <w:bottom w:val="nil"/>
+                <w:right w:val="nil"/>
+                <w:between w:val="nil"/>
+              </w:pBdr>
+              <w:spacing w:line="240" w:lineRule="auto"/>
+            </w:pPr>
+            <w:r>
+              <w:t xml:space="preserve">        "lastModifiedBy": "internal@econtract",</w:t>
+            </w:r>
+          </w:p>
+          <w:p>
+            <w:pPr>
+              <w:widowControl w:val="0"/>
+              <w:pBdr>
+                <w:top w:val="nil"/>
+                <w:left w:val="nil"/>
+                <w:bottom w:val="nil"/>
+                <w:right w:val="nil"/>
+                <w:between w:val="nil"/>
+              </w:pBdr>
+              <w:spacing w:line="240" w:lineRule="auto"/>
+            </w:pPr>
+            <w:r>
+              <w:t xml:space="preserve">        "lastModifiedDate": 1756400400,</w:t>
+            </w:r>
+          </w:p>
+          <w:p>
+            <w:pPr>
+              <w:widowControl w:val="0"/>
+              <w:pBdr>
+                <w:top w:val="nil"/>
+                <w:left w:val="nil"/>
+                <w:bottom w:val="nil"/>
+                <w:right w:val="nil"/>
+                <w:between w:val="nil"/>
+              </w:pBdr>
+              <w:spacing w:line="240" w:lineRule="auto"/>
+            </w:pPr>
+            <w:r>
+              <w:t xml:space="preserve">        "custId": 6306,</w:t>
+            </w:r>
+          </w:p>
+          <w:p>
+            <w:pPr>
+              <w:widowControl w:val="0"/>
+              <w:pBdr>
+                <w:top w:val="nil"/>
+                <w:left w:val="nil"/>
+                <w:bottom w:val="nil"/>
+                <w:right w:val="nil"/>
+                <w:between w:val="nil"/>
+              </w:pBdr>
+              <w:spacing w:line="240" w:lineRule="auto"/>
+            </w:pPr>
+            <w:r>
+              <w:t xml:space="preserve">        "orgIn": "/6306/14366",</w:t>
+            </w:r>
+          </w:p>
+          <w:p>
+            <w:pPr>
+              <w:widowControl w:val="0"/>
+              <w:pBdr>
+                <w:top w:val="nil"/>
+                <w:left w:val="nil"/>
+                <w:bottom w:val="nil"/>
+                <w:right w:val="nil"/>
+                <w:between w:val="nil"/>
+              </w:pBdr>
+              <w:spacing w:line="240" w:lineRule="auto"/>
+            </w:pPr>
+            <w:r>
+              <w:t xml:space="preserve">        "id": 495361,</w:t>
+            </w:r>
+          </w:p>
+          <w:p>
+            <w:pPr>
+              <w:widowControl w:val="0"/>
+              <w:pBdr>
+                <w:top w:val="nil"/>
+                <w:left w:val="nil"/>
+                <w:bottom w:val="nil"/>
+                <w:right w:val="nil"/>
+                <w:between w:val="nil"/>
+              </w:pBdr>
+              <w:spacing w:line="240" w:lineRule="auto"/>
+            </w:pPr>
+            <w:r>
+              <w:t xml:space="preserve">        "userIdReceiver": null,</w:t>
+            </w:r>
+          </w:p>
+          <w:p>
+            <w:pPr>
+              <w:widowControl w:val="0"/>
+              <w:pBdr>
+                <w:top w:val="nil"/>
+                <w:left w:val="nil"/>
+                <w:bottom w:val="nil"/>
+                <w:right w:val="nil"/>
+                <w:between w:val="nil"/>
+              </w:pBdr>
+              <w:spacing w:line="240" w:lineRule="auto"/>
+            </w:pPr>
+            <w:r>
+              <w:t xml:space="preserve">        "emailReceiver": "kyta_ptsc@yopmail.com",</w:t>
+            </w:r>
+          </w:p>
+          <w:p>
+            <w:pPr>
+              <w:widowControl w:val="0"/>
+              <w:pBdr>
+                <w:top w:val="nil"/>
+                <w:left w:val="nil"/>
+                <w:bottom w:val="nil"/>
+                <w:right w:val="nil"/>
+                <w:between w:val="nil"/>
+              </w:pBdr>
+              <w:spacing w:line="240" w:lineRule="auto"/>
+            </w:pPr>
+            <w:r>
+              <w:lastRenderedPageBreak/>
+              <w:t xml:space="preserve">        "content": "{\"userName\":null,\"formName\":\"PTSC_Quy trình đánh giá nội bộ_Form_start\",\"formNameOld\":null,\"formNameNew\":null,\"timeDuration\":null,\"formCodeOld\":null,\"formCodeNew\":null,\"tagOld\":null,\"tagNew\":null,\"tag\":null,\"element\":null,\"createDate\":\"2025-08-29 00:00:00\",\"form\":null}",</w:t>
+            </w:r>
+          </w:p>
+          <w:p>
+            <w:pPr>
+              <w:widowControl w:val="0"/>
+              <w:pBdr>
+                <w:top w:val="nil"/>
+                <w:left w:val="nil"/>
+                <w:bottom w:val="nil"/>
+                <w:right w:val="nil"/>
+                <w:between w:val="nil"/>
+              </w:pBdr>
+              <w:spacing w:line="240" w:lineRule="auto"/>
+            </w:pPr>
+            <w:r>
+              <w:t xml:space="preserve">        "type": "OVERDUE_FORM",</w:t>
+            </w:r>
+          </w:p>
+          <w:p>
+            <w:pPr>
+              <w:widowControl w:val="0"/>
+              <w:pBdr>
+                <w:top w:val="nil"/>
+                <w:left w:val="nil"/>
+                <w:bottom w:val="nil"/>
+                <w:right w:val="nil"/>
+                <w:between w:val="nil"/>
+              </w:pBdr>
+              <w:spacing w:line="240" w:lineRule="auto"/>
+            </w:pPr>
+            <w:r>
+              <w:t xml:space="preserve">        "system": "E_FORM",</w:t>
+            </w:r>
+          </w:p>
+          <w:p>
+            <w:pPr>
+              <w:widowControl w:val="0"/>
+              <w:pBdr>
+                <w:top w:val="nil"/>
+                <w:left w:val="nil"/>
+                <w:bottom w:val="nil"/>
+                <w:right w:val="nil"/>
+                <w:between w:val="nil"/>
+              </w:pBdr>
+              <w:spacing w:line="240" w:lineRule="auto"/>
+            </w:pPr>
+            <w:r>
+              <w:t xml:space="preserve">        "status": "unread",</w:t>
+            </w:r>
+          </w:p>
+          <w:p>
+            <w:pPr>
+              <w:widowControl w:val="0"/>
+              <w:pBdr>
+                <w:top w:val="nil"/>
+                <w:left w:val="nil"/>
+                <w:bottom w:val="nil"/>
+                <w:right w:val="nil"/>
+                <w:between w:val="nil"/>
+              </w:pBdr>
+              <w:spacing w:line="240" w:lineRule="auto"/>
+            </w:pPr>
+            <w:r>
+              <w:t xml:space="preserve">        "fromSystem": null</w:t>
+            </w:r>
+          </w:p>
+          <w:p>
+            <w:pPr>
+              <w:widowControl w:val="0"/>
+              <w:pBdr>
+                <w:top w:val="nil"/>
+                <w:left w:val="nil"/>
+                <w:bottom w:val="nil"/>
+                <w:right w:val="nil"/>
+                <w:between w:val="nil"/>
+              </w:pBdr>
+              <w:spacing w:line="240" w:lineRule="auto"/>
+            </w:pPr>
+            <w:r>
+              <w:t xml:space="preserve">    }</w:t>
+            </w:r>
+          </w:p>
+          <w:p>
+            <w:pPr>
+              <w:widowControl w:val="0"/>
+              <w:pBdr>
+                <w:top w:val="nil"/>
+                <w:left w:val="nil"/>
+                <w:bottom w:val="nil"/>
+                <w:right w:val="nil"/>
+                <w:between w:val="nil"/>
+              </w:pBdr>
+              <w:spacing w:line="240" w:lineRule="auto"/>
+            </w:pPr>
+            <w:r>
+              <w:t>]</w:t>
             </w:r>
           </w:p>
         </w:tc>
@@ -1774,6 +2543,7 @@
               <w:spacing w:line="240" w:lineRule="auto"/>
             </w:pPr>
             <w:r>
+              <w:lastRenderedPageBreak/>
               <w:t>Post</w:t>
             </w:r>
           </w:p>
@@ -1924,7 +2694,6 @@
               <w:spacing w:line="240" w:lineRule="auto"/>
             </w:pPr>
             <w:r>
-              <w:lastRenderedPageBreak/>
               <w:t xml:space="preserve">      "userId": 159822,</w:t>
             </w:r>
           </w:p>
@@ -2265,44 +3034,471 @@
               <w:spacing w:line="240" w:lineRule="auto"/>
             </w:pPr>
             <w:r>
-              <w:rPr>
-                <w:noProof/>
-              </w:rPr>
-              <w:drawing>
-                <wp:inline distT="114300" distB="114300" distL="114300" distR="114300" wp14:anchorId="03AAA1BC" wp14:editId="440B4A0A">
-                  <wp:extent cx="3781425" cy="3314700"/>
-                  <wp:effectExtent l="0" t="0" r="0" b="0"/>
-                  <wp:docPr id="11" name="image7.png"/>
-                  <wp:cNvGraphicFramePr/>
-                  <a:graphic xmlns:a="http://schemas.openxmlformats.org/drawingml/2006/main">
-                    <a:graphicData uri="http://schemas.openxmlformats.org/drawingml/2006/picture">
-                      <pic:pic xmlns:pic="http://schemas.openxmlformats.org/drawingml/2006/picture">
-                        <pic:nvPicPr>
-                          <pic:cNvPr id="0" name="image7.png"/>
-                          <pic:cNvPicPr preferRelativeResize="0"/>
-                        </pic:nvPicPr>
-                        <pic:blipFill>
-                          <a:blip r:embed="rId7"/>
-                          <a:srcRect/>
-                          <a:stretch>
-                            <a:fillRect/>
-                          </a:stretch>
-                        </pic:blipFill>
-                        <pic:spPr>
-                          <a:xfrm>
-                            <a:off x="0" y="0"/>
-                            <a:ext cx="3781425" cy="3314700"/>
-                          </a:xfrm>
-                          <a:prstGeom prst="rect">
-                            <a:avLst/>
-                          </a:prstGeom>
-                          <a:ln/>
-                        </pic:spPr>
-                      </pic:pic>
-                    </a:graphicData>
-                  </a:graphic>
-                </wp:inline>
-              </w:drawing>
+              <w:t>[</w:t>
+            </w:r>
+          </w:p>
+          <w:p>
+            <w:pPr>
+              <w:widowControl w:val="0"/>
+              <w:pBdr>
+                <w:top w:val="nil"/>
+                <w:left w:val="nil"/>
+                <w:bottom w:val="nil"/>
+                <w:right w:val="nil"/>
+                <w:between w:val="nil"/>
+              </w:pBdr>
+              <w:spacing w:line="240" w:lineRule="auto"/>
+            </w:pPr>
+            <w:r>
+              <w:t xml:space="preserve">    {</w:t>
+            </w:r>
+          </w:p>
+          <w:p>
+            <w:pPr>
+              <w:widowControl w:val="0"/>
+              <w:pBdr>
+                <w:top w:val="nil"/>
+                <w:left w:val="nil"/>
+                <w:bottom w:val="nil"/>
+                <w:right w:val="nil"/>
+                <w:between w:val="nil"/>
+              </w:pBdr>
+              <w:spacing w:line="240" w:lineRule="auto"/>
+            </w:pPr>
+            <w:r>
+              <w:t xml:space="preserve">        "id": 4,</w:t>
+            </w:r>
+          </w:p>
+          <w:p>
+            <w:pPr>
+              <w:widowControl w:val="0"/>
+              <w:pBdr>
+                <w:top w:val="nil"/>
+                <w:left w:val="nil"/>
+                <w:bottom w:val="nil"/>
+                <w:right w:val="nil"/>
+                <w:between w:val="nil"/>
+              </w:pBdr>
+              <w:spacing w:line="240" w:lineRule="auto"/>
+            </w:pPr>
+            <w:r>
+              <w:t xml:space="preserve">        "name": "KYTA CLM",</w:t>
+            </w:r>
+          </w:p>
+          <w:p>
+            <w:pPr>
+              <w:widowControl w:val="0"/>
+              <w:pBdr>
+                <w:top w:val="nil"/>
+                <w:left w:val="nil"/>
+                <w:bottom w:val="nil"/>
+                <w:right w:val="nil"/>
+                <w:between w:val="nil"/>
+              </w:pBdr>
+              <w:spacing w:line="240" w:lineRule="auto"/>
+            </w:pPr>
+            <w:r>
+              <w:t xml:space="preserve">        "nameTranslateKey": "mainMenu.CLM.name",</w:t>
+            </w:r>
+          </w:p>
+          <w:p>
+            <w:pPr>
+              <w:widowControl w:val="0"/>
+              <w:pBdr>
+                <w:top w:val="nil"/>
+                <w:left w:val="nil"/>
+                <w:bottom w:val="nil"/>
+                <w:right w:val="nil"/>
+                <w:between w:val="nil"/>
+              </w:pBdr>
+              <w:spacing w:line="240" w:lineRule="auto"/>
+            </w:pPr>
+            <w:r>
+              <w:t xml:space="preserve">        "description": "Toàn trình vòng đời hợp đồng",</w:t>
+            </w:r>
+          </w:p>
+          <w:p>
+            <w:pPr>
+              <w:widowControl w:val="0"/>
+              <w:pBdr>
+                <w:top w:val="nil"/>
+                <w:left w:val="nil"/>
+                <w:bottom w:val="nil"/>
+                <w:right w:val="nil"/>
+                <w:between w:val="nil"/>
+              </w:pBdr>
+              <w:spacing w:line="240" w:lineRule="auto"/>
+            </w:pPr>
+            <w:r>
+              <w:t xml:space="preserve">        "descriptionTranslateKey": "mainMenu.CLM.desc",</w:t>
+            </w:r>
+          </w:p>
+          <w:p>
+            <w:pPr>
+              <w:widowControl w:val="0"/>
+              <w:pBdr>
+                <w:top w:val="nil"/>
+                <w:left w:val="nil"/>
+                <w:bottom w:val="nil"/>
+                <w:right w:val="nil"/>
+                <w:between w:val="nil"/>
+              </w:pBdr>
+              <w:spacing w:line="240" w:lineRule="auto"/>
+            </w:pPr>
+            <w:r>
+              <w:t xml:space="preserve">        "sequence": 3,</w:t>
+            </w:r>
+          </w:p>
+          <w:p>
+            <w:pPr>
+              <w:widowControl w:val="0"/>
+              <w:pBdr>
+                <w:top w:val="nil"/>
+                <w:left w:val="nil"/>
+                <w:bottom w:val="nil"/>
+                <w:right w:val="nil"/>
+                <w:between w:val="nil"/>
+              </w:pBdr>
+              <w:spacing w:line="240" w:lineRule="auto"/>
+            </w:pPr>
+            <w:r>
+              <w:t xml:space="preserve">        "servicesList": [</w:t>
+            </w:r>
+          </w:p>
+          <w:p>
+            <w:pPr>
+              <w:widowControl w:val="0"/>
+              <w:pBdr>
+                <w:top w:val="nil"/>
+                <w:left w:val="nil"/>
+                <w:bottom w:val="nil"/>
+                <w:right w:val="nil"/>
+                <w:between w:val="nil"/>
+              </w:pBdr>
+              <w:spacing w:line="240" w:lineRule="auto"/>
+            </w:pPr>
+            <w:r>
+              <w:t xml:space="preserve">            {</w:t>
+            </w:r>
+          </w:p>
+          <w:p>
+            <w:pPr>
+              <w:widowControl w:val="0"/>
+              <w:pBdr>
+                <w:top w:val="nil"/>
+                <w:left w:val="nil"/>
+                <w:bottom w:val="nil"/>
+                <w:right w:val="nil"/>
+                <w:between w:val="nil"/>
+              </w:pBdr>
+              <w:spacing w:line="240" w:lineRule="auto"/>
+            </w:pPr>
+            <w:r>
+              <w:t xml:space="preserve">                "id": 1,</w:t>
+            </w:r>
+          </w:p>
+          <w:p>
+            <w:pPr>
+              <w:widowControl w:val="0"/>
+              <w:pBdr>
+                <w:top w:val="nil"/>
+                <w:left w:val="nil"/>
+                <w:bottom w:val="nil"/>
+                <w:right w:val="nil"/>
+                <w:between w:val="nil"/>
+              </w:pBdr>
+              <w:spacing w:line="240" w:lineRule="auto"/>
+            </w:pPr>
+            <w:r>
+              <w:t xml:space="preserve">                "serviceName": "switchApp.eAccount.name",</w:t>
+            </w:r>
+          </w:p>
+          <w:p>
+            <w:pPr>
+              <w:widowControl w:val="0"/>
+              <w:pBdr>
+                <w:top w:val="nil"/>
+                <w:left w:val="nil"/>
+                <w:bottom w:val="nil"/>
+                <w:right w:val="nil"/>
+                <w:between w:val="nil"/>
+              </w:pBdr>
+              <w:spacing w:line="240" w:lineRule="auto"/>
+            </w:pPr>
+            <w:r>
+              <w:t xml:space="preserve">                "nameTranslateKey": "switchApp.eAccount.name",</w:t>
+            </w:r>
+          </w:p>
+          <w:p>
+            <w:pPr>
+              <w:widowControl w:val="0"/>
+              <w:pBdr>
+                <w:top w:val="nil"/>
+                <w:left w:val="nil"/>
+                <w:bottom w:val="nil"/>
+                <w:right w:val="nil"/>
+                <w:between w:val="nil"/>
+              </w:pBdr>
+              <w:spacing w:line="240" w:lineRule="auto"/>
+            </w:pPr>
+            <w:r>
+              <w:t xml:space="preserve">                "path": "https://eaccount.kyta.fpt.com",</w:t>
+            </w:r>
+          </w:p>
+          <w:p>
+            <w:pPr>
+              <w:widowControl w:val="0"/>
+              <w:pBdr>
+                <w:top w:val="nil"/>
+                <w:left w:val="nil"/>
+                <w:bottom w:val="nil"/>
+                <w:right w:val="nil"/>
+                <w:between w:val="nil"/>
+              </w:pBdr>
+              <w:spacing w:line="240" w:lineRule="auto"/>
+            </w:pPr>
+            <w:r>
+              <w:t xml:space="preserve">                "imgPath": "assets/images/logo/eAccount.svg",</w:t>
+            </w:r>
+          </w:p>
+          <w:p>
+            <w:pPr>
+              <w:widowControl w:val="0"/>
+              <w:pBdr>
+                <w:top w:val="nil"/>
+                <w:left w:val="nil"/>
+                <w:bottom w:val="nil"/>
+                <w:right w:val="nil"/>
+                <w:between w:val="nil"/>
+              </w:pBdr>
+              <w:spacing w:line="240" w:lineRule="auto"/>
+            </w:pPr>
+            <w:r>
+              <w:t xml:space="preserve">                "descTranslateKey": "switchApp.eAccount.desc",</w:t>
+            </w:r>
+          </w:p>
+          <w:p>
+            <w:pPr>
+              <w:widowControl w:val="0"/>
+              <w:pBdr>
+                <w:top w:val="nil"/>
+                <w:left w:val="nil"/>
+                <w:bottom w:val="nil"/>
+                <w:right w:val="nil"/>
+                <w:between w:val="nil"/>
+              </w:pBdr>
+              <w:spacing w:line="240" w:lineRule="auto"/>
+            </w:pPr>
+            <w:r>
+              <w:t xml:space="preserve">                "sequence": 0</w:t>
+            </w:r>
+          </w:p>
+          <w:p>
+            <w:pPr>
+              <w:widowControl w:val="0"/>
+              <w:pBdr>
+                <w:top w:val="nil"/>
+                <w:left w:val="nil"/>
+                <w:bottom w:val="nil"/>
+                <w:right w:val="nil"/>
+                <w:between w:val="nil"/>
+              </w:pBdr>
+              <w:spacing w:line="240" w:lineRule="auto"/>
+            </w:pPr>
+            <w:r>
+              <w:t xml:space="preserve">            },</w:t>
+            </w:r>
+          </w:p>
+          <w:p>
+            <w:pPr>
+              <w:widowControl w:val="0"/>
+              <w:pBdr>
+                <w:top w:val="nil"/>
+                <w:left w:val="nil"/>
+                <w:bottom w:val="nil"/>
+                <w:right w:val="nil"/>
+                <w:between w:val="nil"/>
+              </w:pBdr>
+              <w:spacing w:line="240" w:lineRule="auto"/>
+            </w:pPr>
+            <w:r>
+              <w:t xml:space="preserve">            {</w:t>
+            </w:r>
+          </w:p>
+          <w:p>
+            <w:pPr>
+              <w:widowControl w:val="0"/>
+              <w:pBdr>
+                <w:top w:val="nil"/>
+                <w:left w:val="nil"/>
+                <w:bottom w:val="nil"/>
+                <w:right w:val="nil"/>
+                <w:between w:val="nil"/>
+              </w:pBdr>
+              <w:spacing w:line="240" w:lineRule="auto"/>
+            </w:pPr>
+            <w:r>
+              <w:t xml:space="preserve">                "id": 4,</w:t>
+            </w:r>
+          </w:p>
+          <w:p>
+            <w:pPr>
+              <w:widowControl w:val="0"/>
+              <w:pBdr>
+                <w:top w:val="nil"/>
+                <w:left w:val="nil"/>
+                <w:bottom w:val="nil"/>
+                <w:right w:val="nil"/>
+                <w:between w:val="nil"/>
+              </w:pBdr>
+              <w:spacing w:line="240" w:lineRule="auto"/>
+            </w:pPr>
+            <w:r>
+              <w:t xml:space="preserve">                "serviceName": "switchApp.eRegistry.name",</w:t>
+            </w:r>
+          </w:p>
+          <w:p>
+            <w:pPr>
+              <w:widowControl w:val="0"/>
+              <w:pBdr>
+                <w:top w:val="nil"/>
+                <w:left w:val="nil"/>
+                <w:bottom w:val="nil"/>
+                <w:right w:val="nil"/>
+                <w:between w:val="nil"/>
+              </w:pBdr>
+              <w:spacing w:line="240" w:lineRule="auto"/>
+            </w:pPr>
+            <w:r>
+              <w:t xml:space="preserve">                "nameTranslateKey": "switchApp.eRegistry.name",</w:t>
+            </w:r>
+          </w:p>
+          <w:p>
+            <w:pPr>
+              <w:widowControl w:val="0"/>
+              <w:pBdr>
+                <w:top w:val="nil"/>
+                <w:left w:val="nil"/>
+                <w:bottom w:val="nil"/>
+                <w:right w:val="nil"/>
+                <w:between w:val="nil"/>
+              </w:pBdr>
+              <w:spacing w:line="240" w:lineRule="auto"/>
+            </w:pPr>
+            <w:r>
+              <w:t xml:space="preserve">                "path": "https://eregistry.kyta.fpt.com",</w:t>
+            </w:r>
+          </w:p>
+          <w:p>
+            <w:pPr>
+              <w:widowControl w:val="0"/>
+              <w:pBdr>
+                <w:top w:val="nil"/>
+                <w:left w:val="nil"/>
+                <w:bottom w:val="nil"/>
+                <w:right w:val="nil"/>
+                <w:between w:val="nil"/>
+              </w:pBdr>
+              <w:spacing w:line="240" w:lineRule="auto"/>
+            </w:pPr>
+            <w:r>
+              <w:t xml:space="preserve">                "imgPath": null,</w:t>
+            </w:r>
+          </w:p>
+          <w:p>
+            <w:pPr>
+              <w:widowControl w:val="0"/>
+              <w:pBdr>
+                <w:top w:val="nil"/>
+                <w:left w:val="nil"/>
+                <w:bottom w:val="nil"/>
+                <w:right w:val="nil"/>
+                <w:between w:val="nil"/>
+              </w:pBdr>
+              <w:spacing w:line="240" w:lineRule="auto"/>
+            </w:pPr>
+            <w:r>
+              <w:t xml:space="preserve">                "descTranslateKey": "switchApp.eRegistry.desc",</w:t>
+            </w:r>
+          </w:p>
+          <w:p>
+            <w:pPr>
+              <w:widowControl w:val="0"/>
+              <w:pBdr>
+                <w:top w:val="nil"/>
+                <w:left w:val="nil"/>
+                <w:bottom w:val="nil"/>
+                <w:right w:val="nil"/>
+                <w:between w:val="nil"/>
+              </w:pBdr>
+              <w:spacing w:line="240" w:lineRule="auto"/>
+            </w:pPr>
+            <w:r>
+              <w:t xml:space="preserve">                "sequence": 1</w:t>
+            </w:r>
+          </w:p>
+          <w:p>
+            <w:pPr>
+              <w:widowControl w:val="0"/>
+              <w:pBdr>
+                <w:top w:val="nil"/>
+                <w:left w:val="nil"/>
+                <w:bottom w:val="nil"/>
+                <w:right w:val="nil"/>
+                <w:between w:val="nil"/>
+              </w:pBdr>
+              <w:spacing w:line="240" w:lineRule="auto"/>
+            </w:pPr>
+            <w:r>
+              <w:t xml:space="preserve">            }</w:t>
+            </w:r>
+          </w:p>
+          <w:p>
+            <w:pPr>
+              <w:widowControl w:val="0"/>
+              <w:pBdr>
+                <w:top w:val="nil"/>
+                <w:left w:val="nil"/>
+                <w:bottom w:val="nil"/>
+                <w:right w:val="nil"/>
+                <w:between w:val="nil"/>
+              </w:pBdr>
+              <w:spacing w:line="240" w:lineRule="auto"/>
+            </w:pPr>
+            <w:r>
+              <w:t xml:space="preserve">        ]</w:t>
+            </w:r>
+          </w:p>
+          <w:p>
+            <w:pPr>
+              <w:widowControl w:val="0"/>
+              <w:pBdr>
+                <w:top w:val="nil"/>
+                <w:left w:val="nil"/>
+                <w:bottom w:val="nil"/>
+                <w:right w:val="nil"/>
+                <w:between w:val="nil"/>
+              </w:pBdr>
+              <w:spacing w:line="240" w:lineRule="auto"/>
+            </w:pPr>
+            <w:r>
+              <w:t xml:space="preserve">    }</w:t>
+            </w:r>
+          </w:p>
+          <w:p>
+            <w:pPr>
+              <w:widowControl w:val="0"/>
+              <w:pBdr>
+                <w:top w:val="nil"/>
+                <w:left w:val="nil"/>
+                <w:bottom w:val="nil"/>
+                <w:right w:val="nil"/>
+                <w:between w:val="nil"/>
+              </w:pBdr>
+              <w:spacing w:line="240" w:lineRule="auto"/>
+            </w:pPr>
+            <w:r>
+              <w:t>]</w:t>
             </w:r>
           </w:p>
         </w:tc>
@@ -2346,45 +3542,55 @@
       </w:pPr>
       <w:r>
         <w:rPr>
-          <w:noProof/>
           <w:sz w:val="18"/>
           <w:szCs w:val="18"/>
         </w:rPr>
-        <w:drawing>
-          <wp:inline distT="114300" distB="114300" distL="114300" distR="114300" wp14:anchorId="002449F0" wp14:editId="0B3529AC">
-            <wp:extent cx="1800225" cy="790575"/>
-            <wp:effectExtent l="0" t="0" r="0" b="0"/>
-            <wp:docPr id="12" name="image2.png"/>
-            <wp:cNvGraphicFramePr/>
-            <a:graphic xmlns:a="http://schemas.openxmlformats.org/drawingml/2006/main">
-              <a:graphicData uri="http://schemas.openxmlformats.org/drawingml/2006/picture">
-                <pic:pic xmlns:pic="http://schemas.openxmlformats.org/drawingml/2006/picture">
-                  <pic:nvPicPr>
-                    <pic:cNvPr id="0" name="image2.png"/>
-                    <pic:cNvPicPr preferRelativeResize="0"/>
-                  </pic:nvPicPr>
-                  <pic:blipFill>
-                    <a:blip r:embed="rId8"/>
-                    <a:srcRect/>
-                    <a:stretch>
-                      <a:fillRect/>
-                    </a:stretch>
-                  </pic:blipFill>
-                  <pic:spPr>
-                    <a:xfrm>
-                      <a:off x="0" y="0"/>
-                      <a:ext cx="1800225" cy="790575"/>
-                    </a:xfrm>
-                    <a:prstGeom prst="rect">
-                      <a:avLst/>
-                    </a:prstGeom>
-                    <a:ln/>
-                  </pic:spPr>
-                </pic:pic>
-              </a:graphicData>
-            </a:graphic>
-          </wp:inline>
-        </w:drawing>
+        <w:t>{</w:t>
+      </w:r>
+    </w:p>
+    <w:p>
+      <w:pPr>
+        <w:rPr>
+          <w:sz w:val="18"/>
+          <w:szCs w:val="18"/>
+        </w:rPr>
+      </w:pPr>
+      <w:r>
+        <w:rPr>
+          <w:sz w:val="18"/>
+          <w:szCs w:val="18"/>
+        </w:rPr>
+        <w:t xml:space="preserve">  "system": "E_FORM",</w:t>
+      </w:r>
+    </w:p>
+    <w:p>
+      <w:pPr>
+        <w:rPr>
+          <w:sz w:val="18"/>
+          <w:szCs w:val="18"/>
+        </w:rPr>
+      </w:pPr>
+      <w:r>
+        <w:rPr>
+          <w:sz w:val="18"/>
+          <w:szCs w:val="18"/>
+        </w:rPr>
+        <w:t xml:space="preserve">  "status": "unread"</w:t>
+      </w:r>
+    </w:p>
+    <w:p>
+      <w:pPr>
+        <w:rPr>
+          <w:sz w:val="18"/>
+          <w:szCs w:val="18"/>
+        </w:rPr>
+      </w:pPr>
+      <w:r>
+        <w:rPr>
+          <w:sz w:val="18"/>
+          <w:szCs w:val="18"/>
+        </w:rPr>
+        <w:t>}</w:t>
       </w:r>
     </w:p>
     <w:p>
@@ -2415,45 +3621,205 @@
       </w:pPr>
       <w:r>
         <w:rPr>
-          <w:noProof/>
           <w:sz w:val="18"/>
           <w:szCs w:val="18"/>
         </w:rPr>
-        <w:drawing>
-          <wp:inline distT="114300" distB="114300" distL="114300" distR="114300" wp14:anchorId="118C68C8" wp14:editId="529C7279">
-            <wp:extent cx="2238375" cy="2781300"/>
-            <wp:effectExtent l="0" t="0" r="0" b="0"/>
-            <wp:docPr id="7" name="image5.png"/>
-            <wp:cNvGraphicFramePr/>
-            <a:graphic xmlns:a="http://schemas.openxmlformats.org/drawingml/2006/main">
-              <a:graphicData uri="http://schemas.openxmlformats.org/drawingml/2006/picture">
-                <pic:pic xmlns:pic="http://schemas.openxmlformats.org/drawingml/2006/picture">
-                  <pic:nvPicPr>
-                    <pic:cNvPr id="0" name="image5.png"/>
-                    <pic:cNvPicPr preferRelativeResize="0"/>
-                  </pic:nvPicPr>
-                  <pic:blipFill>
-                    <a:blip r:embed="rId9"/>
-                    <a:srcRect/>
-                    <a:stretch>
-                      <a:fillRect/>
-                    </a:stretch>
-                  </pic:blipFill>
-                  <pic:spPr>
-                    <a:xfrm>
-                      <a:off x="0" y="0"/>
-                      <a:ext cx="2238375" cy="2781300"/>
-                    </a:xfrm>
-                    <a:prstGeom prst="rect">
-                      <a:avLst/>
-                    </a:prstGeom>
-                    <a:ln/>
-                  </pic:spPr>
-                </pic:pic>
-              </a:graphicData>
-            </a:graphic>
-          </wp:inline>
-        </w:drawing>
+        <w:t>{</w:t>
+      </w:r>
+    </w:p>
+    <w:p>
+      <w:pPr>
+        <w:rPr>
+          <w:sz w:val="18"/>
+          <w:szCs w:val="18"/>
+        </w:rPr>
+      </w:pPr>
+      <w:r>
+        <w:rPr>
+          <w:sz w:val="18"/>
+          <w:szCs w:val="18"/>
+        </w:rPr>
+        <w:t xml:space="preserve">  "beginTime": "",</w:t>
+      </w:r>
+    </w:p>
+    <w:p>
+      <w:pPr>
+        <w:rPr>
+          <w:sz w:val="18"/>
+          <w:szCs w:val="18"/>
+        </w:rPr>
+      </w:pPr>
+      <w:r>
+        <w:rPr>
+          <w:sz w:val="18"/>
+          <w:szCs w:val="18"/>
+        </w:rPr>
+        <w:t xml:space="preserve">  "endTime": "",</w:t>
+      </w:r>
+    </w:p>
+    <w:p>
+      <w:pPr>
+        <w:rPr>
+          <w:sz w:val="18"/>
+          <w:szCs w:val="18"/>
+        </w:rPr>
+      </w:pPr>
+      <w:r>
+        <w:rPr>
+          <w:sz w:val="18"/>
+          <w:szCs w:val="18"/>
+        </w:rPr>
+        <w:t xml:space="preserve">  "beginDate": "",</w:t>
+      </w:r>
+    </w:p>
+    <w:p>
+      <w:pPr>
+        <w:rPr>
+          <w:sz w:val="18"/>
+          <w:szCs w:val="18"/>
+        </w:rPr>
+      </w:pPr>
+      <w:r>
+        <w:rPr>
+          <w:sz w:val="18"/>
+          <w:szCs w:val="18"/>
+        </w:rPr>
+        <w:t xml:space="preserve">  "endDate": "",</w:t>
+      </w:r>
+    </w:p>
+    <w:p>
+      <w:pPr>
+        <w:rPr>
+          <w:sz w:val="18"/>
+          <w:szCs w:val="18"/>
+        </w:rPr>
+      </w:pPr>
+      <w:r>
+        <w:rPr>
+          <w:sz w:val="18"/>
+          <w:szCs w:val="18"/>
+        </w:rPr>
+        <w:t xml:space="preserve">  "statusForm": [</w:t>
+      </w:r>
+    </w:p>
+    <w:p>
+      <w:pPr>
+        <w:rPr>
+          <w:sz w:val="18"/>
+          <w:szCs w:val="18"/>
+        </w:rPr>
+      </w:pPr>
+      <w:r>
+        <w:rPr>
+          <w:sz w:val="18"/>
+          <w:szCs w:val="18"/>
+        </w:rPr>
+        <w:t xml:space="preserve">    ""</w:t>
+      </w:r>
+    </w:p>
+    <w:p>
+      <w:pPr>
+        <w:rPr>
+          <w:sz w:val="18"/>
+          <w:szCs w:val="18"/>
+        </w:rPr>
+      </w:pPr>
+      <w:r>
+        <w:rPr>
+          <w:sz w:val="18"/>
+          <w:szCs w:val="18"/>
+        </w:rPr>
+        <w:t xml:space="preserve">  ],</w:t>
+      </w:r>
+    </w:p>
+    <w:p>
+      <w:pPr>
+        <w:rPr>
+          <w:sz w:val="18"/>
+          <w:szCs w:val="18"/>
+        </w:rPr>
+      </w:pPr>
+      <w:r>
+        <w:rPr>
+          <w:sz w:val="18"/>
+          <w:szCs w:val="18"/>
+        </w:rPr>
+        <w:t xml:space="preserve">  "formId": null,</w:t>
+      </w:r>
+    </w:p>
+    <w:p>
+      <w:pPr>
+        <w:rPr>
+          <w:sz w:val="18"/>
+          <w:szCs w:val="18"/>
+        </w:rPr>
+      </w:pPr>
+      <w:r>
+        <w:rPr>
+          <w:sz w:val="18"/>
+          <w:szCs w:val="18"/>
+        </w:rPr>
+        <w:t xml:space="preserve">  "formName": null,</w:t>
+      </w:r>
+    </w:p>
+    <w:p>
+      <w:pPr>
+        <w:rPr>
+          <w:sz w:val="18"/>
+          <w:szCs w:val="18"/>
+        </w:rPr>
+      </w:pPr>
+      <w:r>
+        <w:rPr>
+          <w:sz w:val="18"/>
+          <w:szCs w:val="18"/>
+        </w:rPr>
+        <w:t xml:space="preserve">  "listProcedure": null,</w:t>
+      </w:r>
+    </w:p>
+    <w:p>
+      <w:pPr>
+        <w:rPr>
+          <w:sz w:val="18"/>
+          <w:szCs w:val="18"/>
+        </w:rPr>
+      </w:pPr>
+      <w:r>
+        <w:rPr>
+          <w:sz w:val="18"/>
+          <w:szCs w:val="18"/>
+        </w:rPr>
+        <w:t xml:space="preserve">  "tag": null,</w:t>
+      </w:r>
+    </w:p>
+    <w:p>
+      <w:pPr>
+        <w:rPr>
+          <w:sz w:val="18"/>
+          <w:szCs w:val="18"/>
+        </w:rPr>
+      </w:pPr>
+      <w:r>
+        <w:rPr>
+          <w:sz w:val="18"/>
+          <w:szCs w:val="18"/>
+        </w:rPr>
+        <w:t xml:space="preserve">  "createdByList": []</w:t>
+      </w:r>
+    </w:p>
+    <w:p>
+      <w:pPr>
+        <w:rPr>
+          <w:sz w:val="18"/>
+          <w:szCs w:val="18"/>
+        </w:rPr>
+      </w:pPr>
+      <w:r>
+        <w:rPr>
+          <w:sz w:val="18"/>
+          <w:szCs w:val="18"/>
+        </w:rPr>
+        <w:t>}</w:t>
       </w:r>
     </w:p>
     <w:p>
@@ -2464,6 +3830,7 @@
         </w:numPr>
       </w:pPr>
       <w:r>
+        <w:lastRenderedPageBreak/>
         <w:t>/template                   (án vào hình con mắt)</w:t>
       </w:r>
     </w:p>
@@ -2515,7 +3882,6 @@
                 <w:b/>
                 <w:bCs/>
               </w:rPr>
-              <w:lastRenderedPageBreak/>
               <w:t>Kiểu</w:t>
             </w:r>
           </w:p>
@@ -2706,44 +4072,355 @@
               <w:spacing w:line="240" w:lineRule="auto"/>
             </w:pPr>
             <w:r>
-              <w:rPr>
-                <w:noProof/>
-              </w:rPr>
-              <w:drawing>
-                <wp:inline distT="114300" distB="114300" distL="114300" distR="114300" wp14:anchorId="56E074E5" wp14:editId="7BF14AC2">
-                  <wp:extent cx="3576638" cy="2378280"/>
-                  <wp:effectExtent l="0" t="0" r="0" b="0"/>
-                  <wp:docPr id="4" name="image12.png"/>
-                  <wp:cNvGraphicFramePr/>
-                  <a:graphic xmlns:a="http://schemas.openxmlformats.org/drawingml/2006/main">
-                    <a:graphicData uri="http://schemas.openxmlformats.org/drawingml/2006/picture">
-                      <pic:pic xmlns:pic="http://schemas.openxmlformats.org/drawingml/2006/picture">
-                        <pic:nvPicPr>
-                          <pic:cNvPr id="0" name="image12.png"/>
-                          <pic:cNvPicPr preferRelativeResize="0"/>
-                        </pic:nvPicPr>
-                        <pic:blipFill>
-                          <a:blip r:embed="rId10"/>
-                          <a:srcRect/>
-                          <a:stretch>
-                            <a:fillRect/>
-                          </a:stretch>
-                        </pic:blipFill>
-                        <pic:spPr>
-                          <a:xfrm>
-                            <a:off x="0" y="0"/>
-                            <a:ext cx="3576638" cy="2378280"/>
-                          </a:xfrm>
-                          <a:prstGeom prst="rect">
-                            <a:avLst/>
-                          </a:prstGeom>
-                          <a:ln/>
-                        </pic:spPr>
-                      </pic:pic>
-                    </a:graphicData>
-                  </a:graphic>
-                </wp:inline>
-              </w:drawing>
+              <w:t>{</w:t>
+            </w:r>
+          </w:p>
+          <w:p>
+            <w:pPr>
+              <w:widowControl w:val="0"/>
+              <w:pBdr>
+                <w:top w:val="nil"/>
+                <w:left w:val="nil"/>
+                <w:bottom w:val="nil"/>
+                <w:right w:val="nil"/>
+                <w:between w:val="nil"/>
+              </w:pBdr>
+              <w:spacing w:line="240" w:lineRule="auto"/>
+            </w:pPr>
+            <w:r>
+              <w:t xml:space="preserve">    "formCode": "PMSK_Bien_ban_nghiem_thu_Update",</w:t>
+            </w:r>
+          </w:p>
+          <w:p>
+            <w:pPr>
+              <w:widowControl w:val="0"/>
+              <w:pBdr>
+                <w:top w:val="nil"/>
+                <w:left w:val="nil"/>
+                <w:bottom w:val="nil"/>
+                <w:right w:val="nil"/>
+                <w:between w:val="nil"/>
+              </w:pBdr>
+              <w:spacing w:line="240" w:lineRule="auto"/>
+            </w:pPr>
+            <w:r>
+              <w:t xml:space="preserve">    "formName": "PTSC_Biên bản nghiệm thu thực hiện cải tiến - Cập nhật",</w:t>
+            </w:r>
+          </w:p>
+          <w:p>
+            <w:pPr>
+              <w:widowControl w:val="0"/>
+              <w:pBdr>
+                <w:top w:val="nil"/>
+                <w:left w:val="nil"/>
+                <w:bottom w:val="nil"/>
+                <w:right w:val="nil"/>
+                <w:between w:val="nil"/>
+              </w:pBdr>
+              <w:spacing w:line="240" w:lineRule="auto"/>
+            </w:pPr>
+            <w:r>
+              <w:t xml:space="preserve">    "formId": "000071VoIeLGyFwMGweR23umq1o",</w:t>
+            </w:r>
+          </w:p>
+          <w:p>
+            <w:pPr>
+              <w:widowControl w:val="0"/>
+              <w:pBdr>
+                <w:top w:val="nil"/>
+                <w:left w:val="nil"/>
+                <w:bottom w:val="nil"/>
+                <w:right w:val="nil"/>
+                <w:between w:val="nil"/>
+              </w:pBdr>
+              <w:spacing w:line="240" w:lineRule="auto"/>
+            </w:pPr>
+            <w:r>
+              <w:t xml:space="preserve">    "beginTime": "2026-01-06 00:00:00",</w:t>
+            </w:r>
+          </w:p>
+          <w:p>
+            <w:pPr>
+              <w:widowControl w:val="0"/>
+              <w:pBdr>
+                <w:top w:val="nil"/>
+                <w:left w:val="nil"/>
+                <w:bottom w:val="nil"/>
+                <w:right w:val="nil"/>
+                <w:between w:val="nil"/>
+              </w:pBdr>
+              <w:spacing w:line="240" w:lineRule="auto"/>
+            </w:pPr>
+            <w:r>
+              <w:t xml:space="preserve">    "endTime": "2049-12-31 23:59:59",</w:t>
+            </w:r>
+          </w:p>
+          <w:p>
+            <w:pPr>
+              <w:widowControl w:val="0"/>
+              <w:pBdr>
+                <w:top w:val="nil"/>
+                <w:left w:val="nil"/>
+                <w:bottom w:val="nil"/>
+                <w:right w:val="nil"/>
+                <w:between w:val="nil"/>
+              </w:pBdr>
+              <w:spacing w:line="240" w:lineRule="auto"/>
+            </w:pPr>
+            <w:r>
+              <w:t xml:space="preserve">    "describeForm": "",</w:t>
+            </w:r>
+          </w:p>
+          <w:p>
+            <w:pPr>
+              <w:widowControl w:val="0"/>
+              <w:pBdr>
+                <w:top w:val="nil"/>
+                <w:left w:val="nil"/>
+                <w:bottom w:val="nil"/>
+                <w:right w:val="nil"/>
+                <w:between w:val="nil"/>
+              </w:pBdr>
+              <w:spacing w:line="240" w:lineRule="auto"/>
+            </w:pPr>
+            <w:r>
+              <w:t xml:space="preserve">    "createdDate": "2026-01-07 11:16:29",</w:t>
+            </w:r>
+          </w:p>
+          <w:p>
+            <w:pPr>
+              <w:widowControl w:val="0"/>
+              <w:pBdr>
+                <w:top w:val="nil"/>
+                <w:left w:val="nil"/>
+                <w:bottom w:val="nil"/>
+                <w:right w:val="nil"/>
+                <w:between w:val="nil"/>
+              </w:pBdr>
+              <w:spacing w:line="240" w:lineRule="auto"/>
+            </w:pPr>
+            <w:r>
+              <w:t xml:space="preserve">    "statusForm": 4,</w:t>
+            </w:r>
+          </w:p>
+          <w:p>
+            <w:pPr>
+              <w:widowControl w:val="0"/>
+              <w:pBdr>
+                <w:top w:val="nil"/>
+                <w:left w:val="nil"/>
+                <w:bottom w:val="nil"/>
+                <w:right w:val="nil"/>
+                <w:between w:val="nil"/>
+              </w:pBdr>
+              <w:spacing w:line="240" w:lineRule="auto"/>
+            </w:pPr>
+            <w:r>
+              <w:t xml:space="preserve">    "updateAt": "2026-01-08 10:02:24",</w:t>
+            </w:r>
+          </w:p>
+          <w:p>
+            <w:pPr>
+              <w:widowControl w:val="0"/>
+              <w:pBdr>
+                <w:top w:val="nil"/>
+                <w:left w:val="nil"/>
+                <w:bottom w:val="nil"/>
+                <w:right w:val="nil"/>
+                <w:between w:val="nil"/>
+              </w:pBdr>
+              <w:spacing w:line="240" w:lineRule="auto"/>
+            </w:pPr>
+            <w:r>
+              <w:t xml:space="preserve">    "tag": [],</w:t>
+            </w:r>
+          </w:p>
+          <w:p>
+            <w:pPr>
+              <w:widowControl w:val="0"/>
+              <w:pBdr>
+                <w:top w:val="nil"/>
+                <w:left w:val="nil"/>
+                <w:bottom w:val="nil"/>
+                <w:right w:val="nil"/>
+                <w:between w:val="nil"/>
+              </w:pBdr>
+              <w:spacing w:line="240" w:lineRule="auto"/>
+            </w:pPr>
+            <w:r>
+              <w:t xml:space="preserve">    "jsonForm": "[{\"id\": \"000071VoIeLGyFwMGweR23umq1o_splitter-1\", \"type\": \"splitter\", \"label\": \"Thông tin xác nhận biên bản nghiệm thu\", \"hashid\": \"EqpEqrzl5Fk4\", \"display\": true, \"tooltip\": \"\", \"components\": [{\"id\": \"000071VoIeLGyFwMGweR23umq1o_textField-11\", \"code\": \"\", \"slug\": null, \"type\": \"textField\", \"label\": \"Xác nhận biên bản nghiệm thu\", \"value\": \"\", \"hashid\": \"qQnqQwgB5cnX\", \"display\": true, \"formula\": {\"expression_value\": []}, \"tooltip\": \"\", \"readonly\": true, \"validate\": {\"regex\": \"\", \"unique\": false, \"required\": false, \"maxLength\": \"\", \"minLength\": \"\", \"messErrorForRegex\": \"\", \"listSelectedRegex_value\": []}, \"inputType\": \"text\", \"spellCheck\": false, \"allowRecord\": false, \"description\": \"\", \"placeholder\": \"\", \"labelPosition\": \"above\", \"textTransform\": \"none\", \"extractCLMInfo\": false, \"metaSearchOnRequest\": false}, {\"id\": \"000071VoIeLGyFwMGweR23umq1o_textArea-4\", \"code\": \"\", \"slug\": null, \"type\": \"textArea\", \"label\": \"Lý do chỉnh sửa\", \"value\": \"\", \"hashid\": \"vQvyQKWzgFqQ\", \"display\": true, \"formula\": {\"expression_value\": []}, \"tooltip\": \"\", \"readonly\": true, \"validate\": {\"regex\": \"\", \"unique\": false, \"required\": false, \"maxLength\": \"\", \"minLength\": \"\", \"messErrorForRegex\": \"\", \"listSelectedRegex_value\": []}, \"inputType\": \"text\", \"spellCheck\": false, \"allowRecord\": false, \"description\": \"\", \"placeholder\": \"\", \"labelPosition\": \"above\", \"textTransform\": \"none\", \"extractCLMInfo\": false, \"textAreaConfig\": {\"isHTMLTag\": false}, \"metaSearchOnRequest\": false}]}, {\"id\": \"000071VoIeLGyFwMGweR23umq1o_columns-1\", \"type\": \"columns\", \"label\": \"columns\", \"hashid\": \"gpEOpBgBY\", \"display\": true, \"components\": [{\"id\": </w:t>
+            </w:r>
+            <w:r>
+              <w:lastRenderedPageBreak/>
+              <w:t xml:space="preserve">\"000071VoIeLGyFwMGweR23umq1o_row-3\", \"type\": \"row\", \"label\": \"row\", \"width\": \"23%\", \"hashid\": \"jYKjYGlGR\", \"display\": true, \"components\": [{\"id\": \"000071VoIeLGyFwMGweR23umq1o_upload_img-1\", \"code\": \"\", \"type\": \"upload_img\", \"label\": \".\", \"value\": \"https://econ-eform-demo-hn2.s3-han02.fptcloud.com/anonymous/20260106/1767698498819_Logo_PTSC.png\", \"hashid\": \"k2Lk2JmJ5\", \"display\": true, \"tooltip\": \"\", \"readonly\": true, \"validate\": {\"required\": false, \"maxSizeFile\": \"\", \"minSizeFile\": \"\"}, \"description\": \"\", \"labelPosition\": \"above\", \"uploadFileConfig\": {\"width\": \"\", \"height\": \"\", \"autoSetSize\": false, \"defaultZoom\": \"100\", \"defaultFillColor\": \"\", \"defaultLineWidth\": \"\", \"defaultStrokeColor\": \"\"}}], \"placeholder\": \"row\"}, {\"id\": \"000071VoIeLGyFwMGweR23umq1o_row-1\", \"type\": \"row\", \"label\": \"row\", \"width\": \"41%\", \"hashid\": \"lRglRKnK5\", \"display\": true, \"components\": [{\"id\": \"000071VoIeLGyFwMGweR23umq1o_text-1\", \"type\": \"text\", \"value\": \"TỔNG CÔNG TY CỔ PHẦN DỊCH VỤ KỸ THUẬT DẦU KHÍ VIỆT NAM\", \"hashid\": \"mqjmqLoLO\", \"display\": true, \"tooltip\": \"\", \"spellCheck\": false, \"textPosition\": \"center\"}, {\"id\": \"000071VoIeLGyFwMGweR23umq1o_text-2\", \"type\": \"text\", \"value\": \"(BAN CHỨC NĂNG/BAN DỰ ÁN)\", \"hashid\": \"nRk0RMpMR\", \"display\": true, \"tooltip\": \"\", \"spellCheck\": false, \"styleConfig\": {\"font\": \"Inter\", \"color\": \"\", \"width\": \"\", \"border\": {\"color\": \"\"}, \"height\": \"\", \"italic\": false, \"margin\": {}, \"radius\": {\"uniform\": true}, \"opacity\": 100, \"padding\": {}, \"alignment\": \"center\", \"fontWeight\": 600, \"backgroundColor\": \"\"}, \"textPosition\": \"center\"}, {\"id\": \"000071VoIeLGyFwMGweR23umq1o_textField-1\", \"code\": \"\", \"slug\": null, \"type\": \"textField\", \"label\": \"Số\", \"value\": \"\", \"hashid\": \"oZloZNqNj\", \"display\": true, \"formula\": {\"expression_value\": []}, \"tooltip\": \"\", \"readonly\": false, \"validate\": {\"regex\": \"\", \"unique\": false, \"required\": false, \"maxLength\": \"\", \"minLength\": \"\", \"messErrorForRegex\": \"\", \"listSelectedRegex_value\": []}, \"inputType\": \"text\", \"spellCheck\": false, \"allowRecord\": false, \"description\": \"Định dạng: ........../.........\", \"placeholder\": \"\", \"labelPosition\": \"above\", \"textTransform\": \"none\", \"extractCLMInfo\": false, \"metaSearchOnRequest\": false}], \"placeholder\": \"row\"}, {\"id\": \"000071VoIeLGyFwMGweR23umq1o_row-2\", \"type\": \"row\", \"label\": \"row\", \"width\": \"36%\", \"hashid\": \"pZmpZO0O2\", \"display\": true, \"components\": [{\"id\": \"000071VoIeLGyFwMGweR23umq1o_text-3\", \"type\": \"text\", \"value\": \"CỘNG HÒA XÃ HỘI CHỦ NGHĨA VIỆT </w:t>
+            </w:r>
+            <w:r>
+              <w:lastRenderedPageBreak/>
+              <w:t xml:space="preserve">NAM\", \"hashid\": \"qQnqQPvP2\", \"display\": true, \"tooltip\": \"\", \"spellCheck\": false, \"styleConfig\": {\"font\": \"Inter\", \"color\": \"\", \"width\": \"\", \"border\": {\"color\": \"\"}, \"height\": \"\", \"italic\": false, \"margin\": {}, \"radius\": {\"uniform\": true}, \"opacity\": 100, \"padding\": {}, \"alignment\": \"center\", \"fontWeight\": 600, \"backgroundColor\": \"\"}, \"textPosition\": \"center\"}, {\"id\": \"000071VoIeLGyFwMGweR23umq1o_text-4\", \"type\": \"text\", \"value\": \"Độc lập - Tự do - Hạnh phúc\", \"hashid\": \"r2or2QwQE\", \"display\": true, \"tooltip\": \"\", \"spellCheck\": false, \"styleConfig\": {\"font\": \"Inter\", \"color\": \"\", \"width\": \"\", \"border\": {\"color\": \"\"}, \"height\": \"\", \"italic\": false, \"margin\": {}, \"radius\": {\"uniform\": true}, \"opacity\": 100, \"padding\": {}, \"alignment\": \"center\", \"fontWeight\": 600, \"backgroundColor\": \"\"}, \"textPosition\": \"center\"}, {\"id\": \"000071VoIeLGyFwMGweR23umq1o_columns-7\", \"type\": \"columns\", \"label\": \"columns\", \"hashid\": \"pZmppxqjgcyy\", \"display\": true, \"components\": [{\"id\": \"000071VoIeLGyFwMGweR23umq1o_textField-15\", \"code\": \"\", \"slug\": null, \"type\": \"textField\", \"label\": \"Địa điểm lập biên bản\", \"value\": \"\", \"hashid\": \"qQnqqynjXCJR\", \"display\": true, \"formula\": {\"expression_value\": []}, \"tooltip\": \"\", \"readonly\": false, \"validate\": {\"regex\": \"\", \"unique\": false, \"required\": true, \"maxLength\": \"\", \"minLength\": \"\", \"messErrorForRegex\": \"\", \"listSelectedRegex_value\": []}, \"inputType\": \"text\", \"spellCheck\": false, \"allowRecord\": false, \"description\": \"\", \"placeholder\": \"\", \"labelPosition\": \"above\", \"textTransform\": \"none\", \"extractCLMInfo\": false, \"metaSearchOnRequest\": false}, {\"id\": \"000071VoIeLGyFwMGweR23umq1o_datepicker-1\", \"code\": \"\", \"type\": \"datepicker\", \"label\": \"Ngày lập biên bản\", \"value\": \"\", \"hashid\": \"vQvyQXAXm\", \"display\": true, \"formula\": {\"expression_value\": []}, \"tooltip\": \"\", \"readonly\": true, \"validate\": {\"maxDate\": \"\", \"minDate\": \"\", \"required\": false, \"formatDate\": \"DD/MM/YYYY\"}, \"description\": \"\", \"placeholder\": \"\", \"useDateLocal\": false, \"labelPosition\": \"above\", \"textTransform\": \"none\", \"extractCLMInfo\": false, \"metaSearchOnRequest\": false, \"allowOverrideUseDateLocal\": false}]}], \"placeholder\": \"row\"}]}, {\"id\": \"000071VoIeLGyFwMGweR23umq1o_h2-1\", \"type\": \"h2\", \"value\": \"BIÊN BẢN NGHIỆM THU THỰC HIỆN CẢI TIẾN\", \"hashid\": \"w0wz0YBYR\", \"display\": true, \"tooltip\": \"\", \"spellCheck\": false, \"textPosition\": \"center\"}, {\"id\": \"000071VoIeLGyFwMGweR23umq1o_text-5\", \"type\": </w:t>
+            </w:r>
+            <w:r>
+              <w:lastRenderedPageBreak/>
+              <w:t xml:space="preserve">\"text\", \"value\": \"Kính gửi: Hội đồng Sáng kiến Cơ quan Tổng công ty\", \"hashid\": \"x6xA6ZDZ9\", \"display\": true, \"tooltip\": \"\", \"spellCheck\": false, \"textPosition\": \"center\"}, {\"id\": \"000071VoIeLGyFwMGweR23umq1o_splitter-2\", \"type\": \"splitter\", \"label\": \"Splitter\", \"hashid\": \"99NooV9oJIm5\", \"display\": false, \"tooltip\": \"\", \"components\": [{\"id\": \"000071VoIeLGyFwMGweR23umq1o_columns-6\", \"type\": \"columns\", \"label\": \"columns\", \"hashid\": \"jYKjjo0owtkg\", \"display\": true, \"components\": [{\"id\": \"000071VoIeLGyFwMGweR23umq1o_textField-12\", \"code\": \"\", \"slug\": null, \"type\": \"textField\", \"label\": \"Ngày\", \"value\": \"\", \"hashid\": \"gpEOOl23quVW\", \"display\": true, \"formula\": {\"expression_value\": []}, \"tooltip\": \"\", \"readonly\": false, \"validate\": {\"regex\": \"\", \"unique\": false, \"required\": false, \"maxLength\": \"\", \"minLength\": \"\", \"messErrorForRegex\": \"\", \"listSelectedRegex_value\": []}, \"inputType\": \"text\", \"spellCheck\": false, \"allowRecord\": false, \"description\": \"\", \"placeholder\": \"\", \"labelPosition\": \"above\", \"textTransform\": \"none\", \"extractCLMInfo\": false, \"metaSearchOnRequest\": false}, {\"id\": \"000071VoIeLGyFwMGweR23umq1o_textField-13\", \"code\": \"\", \"slug\": null, \"type\": \"textField\", \"label\": \"Tháng\", \"value\": \"\", \"hashid\": \"qQnqqy2oYipy\", \"display\": true, \"formula\": {\"expression_value\": []}, \"tooltip\": \"\", \"readonly\": false, \"validate\": {\"regex\": \"\", \"unique\": false, \"required\": false, \"maxLength\": \"\", \"minLength\": \"\", \"messErrorForRegex\": \"\", \"listSelectedRegex_value\": []}, \"inputType\": \"text\", \"spellCheck\": false, \"allowRecord\": false, \"description\": \"\", \"placeholder\": \"\", \"labelPosition\": \"above\", \"textTransform\": \"none\", \"extractCLMInfo\": false, \"metaSearchOnRequest\": false}, {\"id\": \"000071VoIeLGyFwMGweR23umq1o_textField-14\", \"code\": \"\", \"slug\": null, \"type\": \"textField\", \"label\": \"Năm\", \"value\": \"\", \"hashid\": \"GRrJJp903SOz\", \"display\": true, \"formula\": {\"expression_value\": []}, \"tooltip\": \"\", \"readonly\": false, \"validate\": {\"regex\": \"\", \"unique\": false, \"required\": false, \"maxLength\": \"\", \"minLength\": \"\", \"messErrorForRegex\": \"\", \"listSelectedRegex_value\": []}, \"inputType\": \"text\", \"spellCheck\": false, \"allowRecord\": false, \"description\": \"\", \"placeholder\": \"\", \"labelPosition\": \"above\", \"textTransform\": \"none\", \"extractCLMInfo\": false, \"metaSearchOnRequest\": false}]}]}, {\"id\": \"000071VoIeLGyFwMGweR23umq1o_textField-3\", \"code\": \"\", \"slug\": null, \"type\": \"textField\", \"label\": \"Họ và tên tác giả cải tiến\", \"value\": \"\", \"hashid\": </w:t>
+            </w:r>
+            <w:r>
+              <w:lastRenderedPageBreak/>
+              <w:t xml:space="preserve">\"DqoDqM5Mx\", \"display\": true, \"formula\": {\"expression_value\": []}, \"tooltip\": \"\", \"readonly\": true, \"validate\": {\"regex\": \"\", \"unique\": false, \"required\": true, \"maxLength\": \"\", \"minLength\": \"\", \"messErrorForRegex\": \"\", \"listSelectedRegex_value\": []}, \"inputType\": \"text\", \"spellCheck\": false, \"allowRecord\": false, \"description\": \"\", \"placeholder\": \"\", \"labelPosition\": \"above\", \"textTransform\": \"none\", \"extractCLMInfo\": false, \"metaSearchOnRequest\": false}, {\"id\": \"000071VoIeLGyFwMGweR23umq1o_textField-4\", \"code\": \"\", \"slug\": null, \"type\": \"textField\", \"label\": \"Bộ phận công tác\", \"value\": \"\", \"hashid\": \"EqpEqN5Nv\", \"display\": true, \"formula\": {\"expression_value\": []}, \"tooltip\": \"\", \"readonly\": true, \"validate\": {\"regex\": \"\", \"unique\": false, \"required\": true, \"maxLength\": \"\", \"minLength\": \"\", \"messErrorForRegex\": \"\", \"listSelectedRegex_value\": []}, \"inputType\": \"text\", \"spellCheck\": false, \"allowRecord\": false, \"description\": \"\", \"placeholder\": \"\", \"labelPosition\": \"above\", \"textTransform\": \"none\", \"extractCLMInfo\": false, \"metaSearchOnRequest\": false}, {\"id\": \"000071VoIeLGyFwMGweR23umq1o_dropdown-4\", \"code\": \"\", \"type\": \"dropdown\", \"label\": \"Chức vụ\", \"value\": null, \"hashid\": \"GRrJRPjP7\", \"display\": true, \"tooltip\": \"\", \"readonly\": false, \"validate\": {\"required\": true, \"mutilChoose\": false}, \"description\": \"\", \"placeholder\": \"\", \"labelPosition\": \"above\", \"textTransform\": \"none\", \"dropdownConfig\": {\"data\": {\"url\": \"68e0ccc979e91340709d173f\", \"feedData\": [], \"field_value\": {\"label\": \"Tên chức vụ\", \"value\": \"textField_input-2\"}, \"charSeparator\": \"\", \"conditionFilter\": [], \"fieldDisplay_value\": [{\"label\": \"Tên chức vụ\", \"value\": \"textField_input-2\"}], \"isGetAllCatalogData\": false, \"isDefaultSelectFirstItem\": \"\"}, \"allowAddTag\": false, \"typeGetData_value\": {\"label\": \"formElement.setting.dropdown.source_data_list.text_3\", \"value\": 4}}, \"extractCLMInfo\": false, \"metaSearchOnRequest\": false}, {\"id\": \"000071VoIeLGyFwMGweR23umq1o_columns-3\", \"type\": \"columns\", \"label\": \"columns\", \"hashid\": \"J8xM8VmV2\", \"display\": true, \"components\": [{\"id\": \"000071VoIeLGyFwMGweR23umq1o_phone_number-1\", \"code\": \"\", \"type\": \"phone_number\", \"label\": \"Số điện thoại\", \"value\": \"\", \"hashid\": \"K8yN8WnWR\", \"display\": true, \"tooltip\": \"\", \"readonly\": false, \"validate\": {\"regex\": \"\", \"unique\": false, \"required\": true, \"inputMask\": \"0999999999\", \"maxLength\": \"\", </w:t>
+            </w:r>
+            <w:r>
+              <w:lastRenderedPageBreak/>
+              <w:t xml:space="preserve">\"minLength\": \"\"}, \"inputType\": \"text\", \"description\": \"\", \"placeholder\": \"\", \"labelPosition\": \"above\", \"textTransform\": \"none\", \"extractCLMInfo\": false, \"metaSearchOnRequest\": false}, {\"id\": \"000071VoIeLGyFwMGweR23umq1o_email-1\", \"code\": \"\", \"type\": \"email\", \"label\": \"Email\", \"value\": \"\", \"hashid\": \"LZzOZXoXw\", \"display\": true, \"tooltip\": \"\", \"readonly\": true, \"validate\": {\"regex\": \"\", \"unique\": false, \"required\": true, \"maxLength\": \"\", \"minLength\": \"\"}, \"inputType\": \"text\", \"description\": \"\", \"placeholder\": \"\", \"labelPosition\": \"above\", \"textTransform\": \"none\", \"extractCLMInfo\": false, \"metaSearchOnRequest\": false}]}, {\"id\": \"000071VoIeLGyFwMGweR23umq1o_text-6\", \"type\": \"text\", \"value\": \"Danh sách CBCNV khai thực hiện cải tiến:\", \"hashid\": \"MZAPZYpYA\", \"display\": true, \"tooltip\": \"\", \"spellCheck\": false, \"styleConfig\": {\"font\": \"Inter\", \"color\": \"\", \"width\": \"\", \"border\": {\"color\": \"\"}, \"height\": \"\", \"italic\": false, \"margin\": {}, \"radius\": {\"uniform\": true}, \"opacity\": 100, \"padding\": {}, \"alignment\": \"left\", \"fontWeight\": 600, \"backgroundColor\": \"\"}, \"textPosition\": \"left\"}, {\"id\": \"000071VoIeLGyFwMGweR23umq1o_text-7\", \"type\": \"text\", \"value\": \"Chúng tôi có tên dưới đây là người chịu trách nhiệm triển khai thực hiện cải tiến, cùng thỏa thuận về đóng góp của từng người, cam kết mọi quyền lợi, trách nhiệm có liên quan được tính theo phần trăm đóng góp, bao gồm:\", \"hashid\": \"NOBgOZqZ6\", \"display\": true, \"tooltip\": \"\", \"spellCheck\": false, \"textPosition\": \"left\"}, {\"id\": \"000071VoIeLGyFwMGweR23umq1o_table_advance-1\", \"code\": \"\", \"type\": \"table_advance\", \"label\": \"Bảng danh sách CBCNV\", \"value\": \"\", \"hashid\": \"OgDjg1r1p\", \"display\": true, \"tooltip\": \"\", \"readonly\": false, \"description\": \"\", \"labelPosition\": \"above\", \"tableAdvanceConfig\": {\"allowAddRow\": true, \"column_value\": [{\"type\": \"text\", \"title\": \"STT\"}, {\"type\": \"text\", \"title\": \"Họ tên\"}, {\"type\": \"text\", \"title\": \"Ngày sinh\"}, {\"type\": \"text\", \"title\": \"Bộ phận công tác\"}, {\"type\": \"text\", \"title\": \"Chức vụ\"}, {\"type\": \"text\", \"title\": \"Tỷ lệ % đóng góp vào việc triển khai thực hiện cải tiến\"}], \"cellType_value\": {\"0-0\": \"integer\", \"0-5\": \"numeric\", \"1-0\": \"integer\", \"1-5\": \"numeric\", \"2-0\": \"integer\", \"2-5\": \"numeric\"}, \"dataCell_value\": [[\"\", \"\", \"\", \"\", \"\", \"\"]], \"hideCols_value\": [], \"hideRows_value\": [], \"mergeCell_value\": [], \"allowOverideStyle\": false, \"bindingCell_value\": {}, \"readonlyCell_value\": [], \"advanceMethodConfig\": {\"cellsBinding\": [], \"formVersionId\": \"\", \"isAdvanceMethod\": false}, \"classCustomCell_value\": </w:t>
+            </w:r>
+            <w:r>
+              <w:lastRenderedPageBreak/>
+              <w:t xml:space="preserve">{\"0-0\": {\"fontSize\": 14, \"textBold\": false, \"borderTop\": \"0,32,77,0.9\", \"textColor\": \"0-32-77-0.9\", \"borderLeft\": \"0,32,77,0.9\", \"fontFamily\": \"\", \"textItalic\": false, \"borderRight\": \"0,32,77,0.9\", \"borderBottom\": \"0,32,77,0.9\", \"textUnderline\": false, \"textHorizontal\": \"htCenter\", \"backgroundColor\": \"255-255-255\"}, \"0-1\": {\"fontSize\": 14, \"textBold\": false, \"borderTop\": \"0,32,77,0.9\", \"textColor\": \"0-32-77-0.9\", \"borderLeft\": \"0,32,77,0.9\", \"fontFamily\": \"\", \"textItalic\": false, \"borderRight\": \"0,32,77,0.9\", \"borderBottom\": \"0,32,77,0.9\", \"textUnderline\": false, \"textHorizontal\": \"htLeft\", \"backgroundColor\": \"255-255-255\"}, \"0-2\": {\"fontSize\": 14, \"textBold\": false, \"borderTop\": \"0,32,77,0.9\", \"textColor\": \"0-32-77-0.9\", \"borderLeft\": \"0,32,77,0.9\", \"fontFamily\": \"\", \"textItalic\": false, \"borderRight\": \"0,32,77,0.9\", \"borderBottom\": \"0,32,77,0.9\", \"textUnderline\": false, \"textHorizontal\": \"htCenter\", \"backgroundColor\": \"255-255-255\"}, \"0-3\": {\"fontSize\": 14, \"textBold\": false, \"borderTop\": \"0,32,77,0.9\", \"textColor\": \"0-32-77-0.9\", \"borderLeft\": \"0,32,77,0.9\", \"fontFamily\": \"\", \"textItalic\": false, \"borderRight\": \"0,32,77,0.9\", \"borderBottom\": \"0,32,77,0.9\", \"textUnderline\": false, \"textHorizontal\": \"htLeft\", \"backgroundColor\": \"255-255-255\"}, \"0-4\": {\"fontSize\": 14, \"textBold\": false, \"borderTop\": \"0,32,77,0.9\", \"textColor\": \"0-32-77-0.9\", \"borderLeft\": \"0,32,77,0.9\", \"fontFamily\": \"\", \"textItalic\": false, \"borderRight\": \"0,32,77,0.9\", \"borderBottom\": \"0,32,77,0.9\", \"textUnderline\": false, \"textHorizontal\": \"htLeft\", \"backgroundColor\": \"255-255-255\"}, \"0-5\": {\"fontSize\": 14, \"textBold\": false, \"borderTop\": \"0,32,77,0.9\", \"textColor\": \"0-32-77-0.9\", \"borderLeft\": \"0,32,77,0.9\", \"fontFamily\": \"\", \"textItalic\": false, \"borderRight\": \"0,32,77,0.9\", \"borderBottom\": \"0,32,77,0.9\", \"textUnderline\": false, \"textHorizontal\": \"htCenter\", \"backgroundColor\": \"255-255-255\"}, \"1-3\": {\"fontSize\": 14, \"textBold\": false, \"borderTop\": \"0,32,77,0.9\", \"textColor\": \"0-32-77-0.9\", \"borderLeft\": \"0,32,77,0.9\", \"fontFamily\": \"\", \"textItalic\": false, \"borderRight\": \"0,32,77,0.9\", \"borderBottom\": \"0,32,77,0.9\", \"textUnderline\": false, \"textHorizontal\": \"htLeft\", \"backgroundColor\": \"255-255-255\"}, \"1-4\": {\"fontSize\": 14, \"textBold\": false, \"borderTop\": \"0,32,77,0.9\", \"textColor\": \"0-32-77-0.9\", \"borderLeft\": \"0,32,77,0.9\", \"fontFamily\": \"\", \"textItalic\": false, \"borderRight\": \"0,32,77,0.9\", \"borderBottom\": \"0,32,77,0.9\", \"textUnderline\": false, \"textHorizontal\": \"htLeft\", \"backgroundColor\": \"255-255-255\"}, \"2-3\": {\"fontSize\": 14, \"textBold\": false, \"borderTop\": \"0,32,77,0.9\", \"textColor\": \"0-32-77-0.9\", \"borderLeft\": </w:t>
+            </w:r>
+            <w:r>
+              <w:lastRenderedPageBreak/>
+              <w:t xml:space="preserve">\"0,32,77,0.9\", \"fontFamily\": \"\", \"textItalic\": false, \"borderRight\": \"0,32,77,0.9\", \"borderBottom\": \"0,32,77,0.9\", \"textUnderline\": false, \"textHorizontal\": \"htLeft\", \"backgroundColor\": \"255-255-255\"}, \"2-4\": {\"fontSize\": 14, \"textBold\": false, \"borderTop\": \"0,32,77,0.9\", \"textColor\": \"0-32-77-0.9\", \"borderLeft\": \"0,32,77,0.9\", \"fontFamily\": \"\", \"textItalic\": false, \"borderRight\": \"0,32,77,0.9\", \"borderBottom\": \"0,32,77,0.9\", \"textUnderline\": false, \"textHorizontal\": \"htLeft\", \"backgroundColor\": \"255-255-255\"}}, \"sourceDropdownType_value\": {}}, \"metaSearchOnRequest\": false}, {\"id\": \"000071VoIeLGyFwMGweR23umq1o_textArea-1\", \"code\": \"\", \"slug\": null, \"type\": \"textArea\", \"label\": \"Tên/ nội dung cải tiến\", \"value\": \"\", \"hashid\": \"QkGlk3w3l\", \"display\": true, \"formula\": {\"expression_value\": []}, \"tooltip\": \"\", \"readonly\": false, \"validate\": {\"regex\": \"\", \"unique\": false, \"required\": true, \"maxLength\": \"\", \"minLength\": \"\", \"messErrorForRegex\": \"\", \"listSelectedRegex_value\": []}, \"inputType\": \"text\", \"spellCheck\": false, \"allowRecord\": false, \"description\": \"\", \"placeholder\": \"\", \"labelPosition\": \"above\", \"textTransform\": \"none\", \"extractCLMInfo\": false, \"textAreaConfig\": {\"isHTMLTag\": false}, \"metaSearchOnRequest\": false}, {\"id\": \"000071VoIeLGyFwMGweR23umq1o_textField-6\", \"code\": \"\", \"slug\": null, \"type\": \"textField\", \"label\": \"1. Bộ phận chủ trì triển khai\", \"value\": \"\", \"hashid\": \"RlJml4x4q\", \"display\": true, \"formula\": {\"expression_value\": []}, \"tooltip\": \"\", \"readonly\": false, \"validate\": {\"regex\": \"\", \"unique\": false, \"required\": true, \"maxLength\": \"\", \"minLength\": \"\", \"messErrorForRegex\": \"\", \"listSelectedRegex_value\": []}, \"inputType\": \"text\", \"spellCheck\": false, \"allowRecord\": false, \"description\": \"\", \"placeholder\": \"\", \"labelPosition\": \"above\", \"textTransform\": \"none\", \"extractCLMInfo\": false, \"metaSearchOnRequest\": false}, {\"id\": \"000071VoIeLGyFwMGweR23umq1o_textField-7\", \"code\": \"\", \"slug\": null, \"type\": \"textField\", \"label\": \"2. Mô tả cải tiến\", \"value\": \"\", \"hashid\": \"Vvjqv8B8M\", \"display\": true, \"formula\": {\"expression_value\": []}, \"tooltip\": \"\", \"readonly\": false, \"validate\": {\"regex\": \"\", \"unique\": false, \"required\": false, \"maxLength\": \"\", \"minLength\": \"\", \"messErrorForRegex\": \"\", \"listSelectedRegex_value\": []}, \"inputType\": \"text\", \"spellCheck\": false, \"allowRecord\": false, \"description\": \"\", \"placeholder\": \"\", \"labelPosition\": \"above\", \"textTransform\": \"none\", \"extractCLMInfo\": false, \"metaSearchOnRequest\": </w:t>
+            </w:r>
+            <w:r>
+              <w:lastRenderedPageBreak/>
+              <w:t xml:space="preserve">false}, {\"id\": \"000071VoIeLGyFwMGweR23umq1o_textField-8\", \"code\": \"\", \"slug\": null, \"type\": \"textField\", \"label\": \"Lĩnh vực áp dụng\", \"value\": \"\", \"hashid\": \"WP0rPgDgJ\", \"display\": true, \"formula\": {\"expression_value\": []}, \"tooltip\": \"\", \"readonly\": false, \"validate\": {\"regex\": \"\", \"unique\": false, \"required\": true, \"maxLength\": \"\", \"minLength\": \"\", \"messErrorForRegex\": \"\", \"listSelectedRegex_value\": []}, \"inputType\": \"text\", \"spellCheck\": false, \"allowRecord\": false, \"description\": \"\", \"placeholder\": \"\", \"labelPosition\": \"above\", \"textTransform\": \"none\", \"extractCLMInfo\": false, \"metaSearchOnRequest\": false}, {\"id\": \"000071VoIeLGyFwMGweR23umq1o_textField-9\", \"code\": \"\", \"slug\": null, \"type\": \"textField\", \"label\": \"Phạm vi áp dụng\", \"value\": \"\", \"hashid\": \"XQlvQjEjW\", \"display\": true, \"formula\": {\"expression_value\": []}, \"tooltip\": \"\", \"readonly\": false, \"validate\": {\"regex\": \"\", \"unique\": false, \"required\": true, \"maxLength\": \"\", \"minLength\": \"\", \"messErrorForRegex\": \"\", \"listSelectedRegex_value\": []}, \"inputType\": \"text\", \"spellCheck\": false, \"allowRecord\": false, \"description\": \"Ví dụ: Áp dụng tại một hay nhiều Phòng/ Ban)\", \"placeholder\": \"\", \"labelPosition\": \"above\", \"textTransform\": \"none\", \"extractCLMInfo\": false, \"metaSearchOnRequest\": false}, {\"id\": \"000071VoIeLGyFwMGweR23umq1o_textField-10\", \"code\": \"\", \"slug\": null, \"type\": \"textField\", \"label\": \"Mô tả vấn đề\", \"value\": \"\", \"hashid\": \"Y7mw7kGkK\", \"display\": true, \"formula\": {\"expression_value\": []}, \"tooltip\": \"\", \"readonly\": false, \"validate\": {\"regex\": \"\", \"unique\": false, \"required\": true, \"maxLength\": \"\", \"minLength\": \"\", \"messErrorForRegex\": \"\", \"listSelectedRegex_value\": []}, \"inputType\": \"text\", \"spellCheck\": false, \"allowRecord\": false, \"description\": \"Nêu vấn đề/ thực trạng trước khi thực hiện và mô tả nội dung cải tiến\", \"placeholder\": \"\", \"labelPosition\": \"above\", \"textTransform\": \"none\", \"extractCLMInfo\": false, \"metaSearchOnRequest\": false}, {\"id\": \"000071VoIeLGyFwMGweR23umq1o_textArea-2\", \"code\": \"\", \"slug\": null, \"type\": \"textArea\", \"label\": \"Tính mới\", \"value\": \"\", \"hashid\": \"Z8nx8lJlJ\", \"display\": true, \"formula\": {\"expression_value\": []}, \"tooltip\": \"\", \"readonly\": false, \"validate\": {\"regex\": \"\", \"unique\": false, \"required\": true, \"maxLength\": \"\", \"minLength\": \"\", \"messErrorForRegex\": \"\", \"listSelectedRegex_value\": []}, \"inputType\": \"text\", \"spellCheck\": false, \"allowRecord\": false, \"description\": </w:t>
+            </w:r>
+            <w:r>
+              <w:lastRenderedPageBreak/>
+              <w:t xml:space="preserve">\"Nêu những ưu điểm, ứng dụng choặc những điểm mới trong công việc khi áp dụng cải tiến\", \"placeholder\": \"\", \"labelPosition\": \"above\", \"textTransform\": \"none\", \"extractCLMInfo\": false, \"textAreaConfig\": {\"isHTMLTag\": false}, \"metaSearchOnRequest\": false}, {\"id\": \"000071VoIeLGyFwMGweR23umq1o_textArea-3\", \"code\": \"\", \"slug\": null, \"type\": \"textArea\", \"label\": \"Mô tả cách thức triển khai cải tiến\", \"value\": \"\", \"hashid\": \"16NO6m8mR\", \"display\": true, \"formula\": {\"expression_value\": []}, \"tooltip\": \"\", \"readonly\": false, \"validate\": {\"regex\": \"\", \"unique\": false, \"required\": true, \"maxLength\": \"\", \"minLength\": \"\", \"messErrorForRegex\": \"\", \"listSelectedRegex_value\": []}, \"inputType\": \"text\", \"spellCheck\": false, \"allowRecord\": false, \"description\": \"Mô tả chi tiết cách thức triển khai, dữ liệu/kết quả và hiệu quả sau khi áp dụng cải tiến\", \"placeholder\": \"\", \"labelPosition\": \"above\", \"textTransform\": \"none\", \"extractCLMInfo\": false, \"textAreaConfig\": {\"isHTMLTag\": false}, \"metaSearchOnRequest\": false}, {\"id\": \"000071VoIeLGyFwMGweR23umq1o_table_advance-2\", \"code\": \"\", \"type\": \"table_advance\", \"label\": \"3. Đánh giá lợi ích thu được do áp dụng cải tiến\", \"value\": \"\", \"hashid\": \"28NP8n5nK\", \"display\": true, \"tooltip\": \"\", \"readonly\": false, \"description\": \"\", \"labelPosition\": \"above\", \"tableAdvanceConfig\": {\"allowAddRow\": false, \"column_value\": [{\"type\": \"text\", \"title\": \" \"}, {\"type\": \"text\", \"title\": \" \"}, {\"type\": \"text\", \"title\": \" \"}, {\"type\": \"text\", \"title\": \" \"}, {\"type\": \"text\", \"title\": \" \"}, {\"type\": \"text\", \"title\": \" \"}], \"cellType_value\": {\"2-0\": \"integer\", \"2-3\": \"numeric\", \"2-5\": \"numeric\", \"3-3\": \"numeric\", \"3-5\": \"numeric\", \"4-3\": \"numeric\", \"4-5\": \"numeric\", \"5-3\": \"numeric\", \"5-5\": \"numeric\", \"6-3\": \"numeric\", \"6-5\": \"numeric\", \"7-3\": \"numeric\", \"7-5\": \"numeric\", \"9-3\": \"numeric\", \"9-5\": \"numeric\", \"10-3\": \"numeric\", \"10-5\": \"numeric\", \"11-3\": \"numeric\", \"11-5\": \"numeric\", \"12-3\": \"numeric\", \"12-5\": \"numeric\", \"13-3\": \"numeric\", \"13-5\": \"numeric\"}, \"dataCell_value\": [[\"STT\", \"Tiêu chí đánh giá\", \"Theo tác giả cải tiến\", null, \"Theo Bộ phận chủ trì triển khai\", null], [null, null, \"Mô tả lợi ích (nếu có)\", \"Điểm\", \"Mô tả lợi ích (nếu có)\", \"Điểm\"], [1, \"Hiệu quả tài chính\", null, null, \"\", \"\"], [\"2\", \"Tiết kiệm thời gian, nhân lực\", null, null, null, null], [\"3\", \"Tiết kiệm nguyên vật liệu\", null, null, null, null], [\"4\", \"Khả năng áp dụng\", null, null, null, null], [\"5\", \"Tính mới\", null, null, null, null], [\"6\", \"Tự cải tiến công việc\", null, null, null, null], [\"7\", \"Các giá trị vô hình\", null, null, null, null], [\"7.1\", \"Sức khỏe\", null, null, null, null], [\"7.2\", \"An toàn\", null, null, null, null], [\"7.3\", \"Môi trường\", null, null, null, null], [\"7.4\", \"Thương </w:t>
+            </w:r>
+            <w:r>
+              <w:lastRenderedPageBreak/>
+              <w:t xml:space="preserve">hiệu\", null, null, null, null], [\"7.5\", \"Khách hàng\", null, null, null, null]], \"hideCols_value\": [], \"hideRows_value\": [], \"mergeCell_value\": [{\"col\": 2, \"row\": 0, \"colspan\": 2, \"rowspan\": 1}, {\"col\": 4, \"row\": 0, \"colspan\": 2, \"rowspan\": 1}, {\"col\": 0, \"row\": 0, \"colspan\": 1, \"rowspan\": 2}, {\"col\": 1, \"row\": 0, \"colspan\": 1, \"rowspan\": 2}, {\"col\": 1, \"row\": 8, \"colspan\": 5, \"rowspan\": 1}], \"allowOverideStyle\": false, \"bindingCell_value\": {}, \"readonlyCell_value\": [{\"col\": 0, \"row\": 0}, {\"col\": 1, \"row\": 0}, {\"col\": 2, \"row\": 0}, {\"col\": 3, \"row\": 0}, {\"col\": 4, \"row\": 0}, {\"col\": 5, \"row\": 0}, {\"col\": 0, \"row\": 1}, {\"col\": 1, \"row\": 1}, {\"col\": 2, \"row\": 1}, {\"col\": 3, \"row\": 1}, {\"col\": 4, \"row\": 1}, {\"col\": 5, \"row\": 1}, {\"col\": 0, \"row\": 2}, {\"col\": 1, \"row\": 2}, {\"col\": 4, \"row\": 2}, {\"col\": 5, \"row\": 2}, {\"col\": 0, \"row\": 3}, {\"col\": 1, \"row\": 3}, {\"col\": 4, \"row\": 3}, {\"col\": 5, \"row\": 3}, {\"col\": 0, \"row\": 4}, {\"col\": 1, \"row\": 4}, {\"col\": 4, \"row\": 4}, {\"col\": 5, \"row\": 4}, {\"col\": 0, \"row\": 5}, {\"col\": 1, \"row\": 5}, {\"col\": 4, \"row\": 5}, {\"col\": 5, \"row\": 5}, {\"col\": 0, \"row\": 6}, {\"col\": 1, \"row\": 6}, {\"col\": 4, \"row\": 6}, {\"col\": 5, \"row\": 6}, {\"col\": 0, \"row\": 7}, {\"col\": 1, \"row\": 7}, {\"col\": 4, \"row\": 7}, {\"col\": 5, \"row\": 7}, {\"col\": 0, \"row\": 8}, {\"col\": 1, \"row\": 8}, {\"col\": 0, \"row\": 9}, {\"col\": 1, \"row\": 9}, {\"col\": 4, \"row\": 9}, {\"col\": 5, \"row\": 9}, {\"col\": 0, \"row\": 10}, {\"col\": 1, \"row\": 10}, {\"col\": 4, \"row\": 10}, {\"col\": 5, \"row\": 10}, {\"col\": 0, \"row\": 11}, {\"col\": 1, \"row\": 11}, {\"col\": 4, \"row\": 11}, {\"col\": 5, \"row\": 11}, {\"col\": 0, \"row\": 12}, {\"col\": 1, \"row\": 12}, {\"col\": 4, \"row\": 12}, {\"col\": 5, \"row\": 12}, {\"col\": 0, \"row\": 13}, {\"col\": 1, \"row\": 13}, {\"col\": 4, \"row\": 13}, {\"col\": 5, \"row\": 13}], \"advanceMethodConfig\": {\"cellsBinding\": [], \"formVersionId\": \"\", \"isAdvanceMethod\": false}, \"classCustomCell_value\": {\"0-0\": {\"fontSize\": 14, \"textBold\": true, \"borderTop\": \"0,32,77,0.9\", \"textColor\": \"0-32-77-0.9\", \"borderLeft\": \"0,32,77,0.9\", \"fontFamily\": \"\", \"textItalic\": false, \"borderRight\": \"0,32,77,0.9\", \"borderBottom\": \"0,32,77,0.9\", \"textUnderline\": false, \"textHorizontal\": \"htCenter\", \"backgroundColor\": \"255-255-255\"}, \"0-1\": {\"fontSize\": 14, \"textBold\": true, \"borderTop\": \"0,32,77,0.9\", \"textColor\": \"0-32-77-0.9\", \"borderLeft\": \"0,32,77,0.9\", \"fontFamily\": \"\", \"textItalic\": false, \"borderRight\": \"0,32,77,0.9\", \"borderBottom\": \"0,32,77,0.9\", \"textUnderline\": false, \"textHorizontal\": \"htCenter\", \"backgroundColor\": \"255-255-255\"}, \"0-2\": {\"fontSize\": 14, \"textBold\": true, \"borderTop\": \"0,32,77,0.9\", \"textColor\": \"0-32-77-0.9\", \"borderLeft\": \"0,32,77,0.9\", \"fontFamily\": \"\", \"textItalic\": false, \"borderRight\": </w:t>
+            </w:r>
+            <w:r>
+              <w:lastRenderedPageBreak/>
+              <w:t xml:space="preserve">\"0,32,77,0.9\", \"borderBottom\": \"0,32,77,0.9\", \"textUnderline\": false, \"textHorizontal\": \"htCenter\", \"backgroundColor\": \"255-255-255\"}, \"0-3\": {\"fontSize\": 14, \"textBold\": true, \"borderTop\": \"0,32,77,0.9\", \"textColor\": \"0-32-77-0.9\", \"borderLeft\": \"0,32,77,0.9\", \"fontFamily\": \"\", \"textItalic\": false, \"borderRight\": \"0,32,77,0.9\", \"borderBottom\": \"0,32,77,0.9\", \"textUnderline\": false, \"textHorizontal\": \"htCenter\", \"backgroundColor\": \"255-255-255\"}, \"0-4\": {\"fontSize\": 14, \"textBold\": true, \"borderTop\": \"0,32,77,0.9\", \"textColor\": \"0-32-77-0.9\", \"borderLeft\": \"0,32,77,0.9\", \"fontFamily\": \"\", \"textItalic\": false, \"borderRight\": \"0,32,77,0.9\", \"borderBottom\": \"0,32,77,0.9\", \"textUnderline\": false, \"textHorizontal\": \"htCenter\", \"backgroundColor\": \"255-255-255\"}, \"0-5\": {\"fontSize\": 14, \"textBold\": true, \"borderTop\": \"0,32,77,0.9\", \"textColor\": \"0-32-77-0.9\", \"borderLeft\": \"0,32,77,0.9\", \"fontFamily\": \"\", \"textItalic\": false, \"borderRight\": \"0,32,77,0.9\", \"borderBottom\": \"0,32,77,0.9\", \"textUnderline\": false, \"textHorizontal\": \"htCenter\", \"backgroundColor\": \"255-255-255\"}, \"1-0\": {\"fontSize\": 14, \"textBold\": true, \"borderTop\": \"0,32,77,0.9\", \"textColor\": \"0-32-77-0.9\", \"borderLeft\": \"0,32,77,0.9\", \"fontFamily\": \"\", \"textItalic\": false, \"borderRight\": \"0,32,77,0.9\", \"borderBottom\": \"0,32,77,0.9\", \"textUnderline\": false, \"textHorizontal\": \"htCenter\", \"backgroundColor\": \"255-255-255\"}, \"1-1\": {\"fontSize\": 14, \"textBold\": true, \"borderTop\": \"0,32,77,0.9\", \"textColor\": \"0-32-77-0.9\", \"borderLeft\": \"0,32,77,0.9\", \"fontFamily\": \"\", \"textItalic\": false, \"borderRight\": \"0,32,77,0.9\", \"borderBottom\": \"0,32,77,0.9\", \"textUnderline\": false, \"textHorizontal\": \"htCenter\", \"backgroundColor\": \"255-255-255\"}, \"1-2\": {\"fontSize\": 14, \"textBold\": true, \"borderTop\": \"0,32,77,0.9\", \"textColor\": \"0-32-77-0.9\", \"borderLeft\": \"0,32,77,0.9\", \"fontFamily\": \"\", \"textItalic\": false, \"borderRight\": \"0,32,77,0.9\", \"borderBottom\": \"0,32,77,0.9\", \"textUnderline\": false, \"textHorizontal\": \"htCenter\", \"backgroundColor\": \"255-255-255\"}, \"1-3\": {\"fontSize\": 14, \"textBold\": true, \"borderTop\": \"0,32,77,0.9\", \"textColor\": \"0-32-77-0.9\", \"borderLeft\": \"0,32,77,0.9\", \"fontFamily\": \"\", \"textItalic\": false, \"borderRight\": \"0,32,77,0.9\", \"borderBottom\": \"0,32,77,0.9\", \"textUnderline\": false, \"textHorizontal\": \"htCenter\", \"backgroundColor\": \"255-255-255\"}, \"1-4\": {\"fontSize\": 14, \"textBold\": true, \"borderTop\": \"0,32,77,0.9\", \"textColor\": \"0-32-77-0.9\", \"borderLeft\": \"0,32,77,0.9\", \"fontFamily\": \"\", \"textItalic\": false, \"borderRight\": \"0,32,77,0.9\", \"borderBottom\": \"0,32,77,0.9\", \"textUnderline\": false, \"textHorizontal\": \"htCenter\", </w:t>
+            </w:r>
+            <w:r>
+              <w:lastRenderedPageBreak/>
+              <w:t xml:space="preserve">\"backgroundColor\": \"255-255-255\"}, \"1-5\": {\"fontSize\": 14, \"textBold\": true, \"borderTop\": \"0,32,77,0.9\", \"textColor\": \"0-32-77-0.9\", \"borderLeft\": \"0,32,77,0.9\", \"fontFamily\": \"\", \"textItalic\": false, \"borderRight\": \"0,32,77,0.9\", \"borderBottom\": \"0,32,77,0.9\", \"textUnderline\": false, \"textHorizontal\": \"htCenter\", \"backgroundColor\": \"255-255-255\"}, \"2-0\": {\"fontSize\": 14, \"textBold\": false, \"borderTop\": \"0,32,77,0.9\", \"textColor\": \"0-32-77-0.9\", \"borderLeft\": \"0,32,77,0.9\", \"fontFamily\": \"\", \"textItalic\": false, \"borderRight\": \"0,32,77,0.9\", \"borderBottom\": \"0,32,77,0.9\", \"textUnderline\": false, \"textHorizontal\": \"htCenter\", \"backgroundColor\": \"255-255-255\"}, \"2-1\": {\"fontSize\": 14, \"textBold\": false, \"borderTop\": \"0,32,77,0.9\", \"textColor\": \"0-32-77-0.9\", \"borderLeft\": \"0,32,77,0.9\", \"fontFamily\": \"\", \"textItalic\": false, \"borderRight\": \"0,32,77,0.9\", \"borderBottom\": \"0,32,77,0.9\", \"textUnderline\": false, \"textHorizontal\": \"htLeft\", \"backgroundColor\": \"255-255-255\"}, \"2-2\": {\"fontSize\": 14, \"textBold\": false, \"borderTop\": \"0,32,77,0.9\", \"textColor\": \"0-32-77-0.9\", \"borderLeft\": \"0,32,77,0.9\", \"fontFamily\": \"\", \"textItalic\": false, \"borderRight\": \"0,32,77,0.9\", \"borderBottom\": \"0,32,77,0.9\", \"textUnderline\": false, \"textHorizontal\": \"htLeft\", \"backgroundColor\": \"255-255-255\"}, \"2-3\": {\"fontSize\": 14, \"textBold\": false, \"borderTop\": \"0,32,77,0.9\", \"textColor\": \"0-32-77-0.9\", \"borderLeft\": \"0,32,77,0.9\", \"fontFamily\": \"\", \"textItalic\": false, \"borderRight\": \"0,32,77,0.9\", \"borderBottom\": \"0,32,77,0.9\", \"textUnderline\": false, \"textHorizontal\": \"htCenter\", \"backgroundColor\": \"255-255-255\"}, \"2-4\": {\"fontSize\": 14, \"textBold\": false, \"borderTop\": \"0,32,77,0.9\", \"textColor\": \"0-32-77-0.9\", \"borderLeft\": \"0,32,77,0.9\", \"fontFamily\": \"\", \"textItalic\": false, \"borderRight\": \"0,32,77,0.9\", \"borderBottom\": \"0,32,77,0.9\", \"textUnderline\": false, \"textHorizontal\": \"htLeft\", \"backgroundColor\": \"255-255-255\"}, \"2-5\": {\"fontSize\": 14, \"textBold\": false, \"borderTop\": \"0,32,77,0.9\", \"textColor\": \"0-32-77-0.9\", \"borderLeft\": \"0,32,77,0.9\", \"fontFamily\": \"\", \"textItalic\": false, \"borderRight\": \"0,32,77,0.9\", \"borderBottom\": \"0,32,77,0.9\", \"textUnderline\": false, \"textHorizontal\": \"htCenter\", \"backgroundColor\": \"255-255-255\"}, \"3-0\": {\"fontSize\": 14, \"textBold\": false, \"borderTop\": \"0,32,77,0.9\", \"textColor\": \"0-32-77-0.9\", \"borderLeft\": \"0,32,77,0.9\", \"fontFamily\": \"\", \"textItalic\": false, \"borderRight\": \"0,32,77,0.9\", \"borderBottom\": \"0,32,77,0.9\", \"textUnderline\": false, \"textHorizontal\": \"htCenter\", \"backgroundColor\": \"255-255-255\"}, \"3-1\": {\"fontSize\": 14, \"textBold\": false, \"borderTop\": \"0,32,77,0.9\", </w:t>
+            </w:r>
+            <w:r>
+              <w:lastRenderedPageBreak/>
+              <w:t xml:space="preserve">\"textColor\": \"0-32-77-0.9\", \"borderLeft\": \"0,32,77,0.9\", \"fontFamily\": \"\", \"textItalic\": false, \"borderRight\": \"0,32,77,0.9\", \"borderBottom\": \"0,32,77,0.9\", \"textUnderline\": false, \"textHorizontal\": \"htLeft\", \"backgroundColor\": \"255-255-255\"}, \"3-2\": {\"fontSize\": 14, \"textBold\": false, \"borderTop\": \"0,32,77,0.9\", \"textColor\": \"0-32-77-0.9\", \"borderLeft\": \"0,32,77,0.9\", \"fontFamily\": \"\", \"textItalic\": false, \"borderRight\": \"0,32,77,0.9\", \"borderBottom\": \"0,32,77,0.9\", \"textUnderline\": false, \"textHorizontal\": \"htLeft\", \"backgroundColor\": \"255-255-255\"}, \"3-3\": {\"fontSize\": 14, \"textBold\": false, \"borderTop\": \"0,32,77,0.9\", \"textColor\": \"0-32-77-0.9\", \"borderLeft\": \"0,32,77,0.9\", \"fontFamily\": \"\", \"textItalic\": false, \"borderRight\": \"0,32,77,0.9\", \"borderBottom\": \"0,32,77,0.9\", \"textUnderline\": false, \"textHorizontal\": \"htCenter\", \"backgroundColor\": \"255-255-255\"}, \"3-4\": {\"fontSize\": 14, \"textBold\": false, \"borderTop\": \"0,32,77,0.9\", \"textColor\": \"0-32-77-0.9\", \"borderLeft\": \"0,32,77,0.9\", \"fontFamily\": \"\", \"textItalic\": false, \"borderRight\": \"0,32,77,0.9\", \"borderBottom\": \"0,32,77,0.9\", \"textUnderline\": false, \"textHorizontal\": \"htLeft\", \"backgroundColor\": \"255-255-255\"}, \"3-5\": {\"fontSize\": 14, \"textBold\": false, \"borderTop\": \"0,32,77,0.9\", \"textColor\": \"0-32-77-0.9\", \"borderLeft\": \"0,32,77,0.9\", \"fontFamily\": \"\", \"textItalic\": false, \"borderRight\": \"0,32,77,0.9\", \"borderBottom\": \"0,32,77,0.9\", \"textUnderline\": false, \"textHorizontal\": \"htCenter\", \"backgroundColor\": \"255-255-255\"}, \"4-0\": {\"fontSize\": 14, \"textBold\": false, \"borderTop\": \"0,32,77,0.9\", \"textColor\": \"0-32-77-0.9\", \"borderLeft\": \"0,32,77,0.9\", \"fontFamily\": \"\", \"textItalic\": false, \"borderRight\": \"0,32,77,0.9\", \"borderBottom\": \"0,32,77,0.9\", \"textUnderline\": false, \"textHorizontal\": \"htCenter\", \"backgroundColor\": \"255-255-255\"}, \"4-1\": {\"fontSize\": 14, \"textBold\": false, \"borderTop\": \"0,32,77,0.9\", \"textColor\": \"0-32-77-0.9\", \"borderLeft\": \"0,32,77,0.9\", \"fontFamily\": \"\", \"textItalic\": false, \"borderRight\": \"0,32,77,0.9\", \"borderBottom\": \"0,32,77,0.9\", \"textUnderline\": false, \"textHorizontal\": \"htLeft\", \"backgroundColor\": \"255-255-255\"}, \"4-2\": {\"fontSize\": 14, \"textBold\": false, \"borderTop\": \"0,32,77,0.9\", \"textColor\": \"0-32-77-0.9\", \"borderLeft\": \"0,32,77,0.9\", \"fontFamily\": \"\", \"textItalic\": false, \"borderRight\": \"0,32,77,0.9\", \"borderBottom\": \"0,32,77,0.9\", \"textUnderline\": false, \"textHorizontal\": \"htLeft\", \"backgroundColor\": \"255-255-255\"}, \"4-3\": {\"fontSize\": 14, \"textBold\": false, \"borderTop\": \"0,32,77,0.9\", \"textColor\": \"0-32-77-0.9\", \"borderLeft\": \"0,32,77,0.9\", \"fontFamily\": \"\", \"textItalic\": false, \"borderRight\": </w:t>
+            </w:r>
+            <w:r>
+              <w:lastRenderedPageBreak/>
+              <w:t xml:space="preserve">\"0,32,77,0.9\", \"borderBottom\": \"0,32,77,0.9\", \"textUnderline\": false, \"textHorizontal\": \"htCenter\", \"backgroundColor\": \"255-255-255\"}, \"4-4\": {\"fontSize\": 14, \"textBold\": false, \"borderTop\": \"0,32,77,0.9\", \"textColor\": \"0-32-77-0.9\", \"borderLeft\": \"0,32,77,0.9\", \"fontFamily\": \"\", \"textItalic\": false, \"borderRight\": \"0,32,77,0.9\", \"borderBottom\": \"0,32,77,0.9\", \"textUnderline\": false, \"textHorizontal\": \"htLeft\", \"backgroundColor\": \"255-255-255\"}, \"4-5\": {\"fontSize\": 14, \"textBold\": false, \"borderTop\": \"0,32,77,0.9\", \"textColor\": \"0-32-77-0.9\", \"borderLeft\": \"0,32,77,0.9\", \"fontFamily\": \"\", \"textItalic\": false, \"borderRight\": \"0,32,77,0.9\", \"borderBottom\": \"0,32,77,0.9\", \"textUnderline\": false, \"textHorizontal\": \"htCenter\", \"backgroundColor\": \"255-255-255\"}, \"5-0\": {\"fontSize\": 14, \"textBold\": false, \"borderTop\": \"0,32,77,0.9\", \"textColor\": \"0-32-77-0.9\", \"borderLeft\": \"0,32,77,0.9\", \"fontFamily\": \"\", \"textItalic\": false, \"borderRight\": \"0,32,77,0.9\", \"borderBottom\": \"0,32,77,0.9\", \"textUnderline\": false, \"textHorizontal\": \"htCenter\", \"backgroundColor\": \"255-255-255\"}, \"5-1\": {\"fontSize\": 14, \"textBold\": false, \"borderTop\": \"0,32,77,0.9\", \"textColor\": \"0-32-77-0.9\", \"borderLeft\": \"0,32,77,0.9\", \"fontFamily\": \"\", \"textItalic\": false, \"borderRight\": \"0,32,77,0.9\", \"borderBottom\": \"0,32,77,0.9\", \"textUnderline\": false, \"textHorizontal\": \"htLeft\", \"backgroundColor\": \"255-255-255\"}, \"5-2\": {\"fontSize\": 14, \"textBold\": false, \"borderTop\": \"0,32,77,0.9\", \"textColor\": \"0-32-77-0.9\", \"borderLeft\": \"0,32,77,0.9\", \"fontFamily\": \"\", \"textItalic\": false, \"borderRight\": \"0,32,77,0.9\", \"borderBottom\": \"0,32,77,0.9\", \"textUnderline\": false, \"textHorizontal\": \"htLeft\", \"backgroundColor\": \"255-255-255\"}, \"5-3\": {\"fontSize\": 14, \"textBold\": false, \"borderTop\": \"0,32,77,0.9\", \"textColor\": \"0-32-77-0.9\", \"borderLeft\": \"0,32,77,0.9\", \"fontFamily\": \"\", \"textItalic\": false, \"borderRight\": \"0,32,77,0.9\", \"borderBottom\": \"0,32,77,0.9\", \"textUnderline\": false, \"textHorizontal\": \"htCenter\", \"backgroundColor\": \"255-255-255\"}, \"5-4\": {\"fontSize\": 14, \"textBold\": false, \"borderTop\": \"0,32,77,0.9\", \"textColor\": \"0-32-77-0.9\", \"borderLeft\": \"0,32,77,0.9\", \"fontFamily\": \"\", \"textItalic\": false, \"borderRight\": \"0,32,77,0.9\", \"borderBottom\": \"0,32,77,0.9\", \"textUnderline\": false, \"textHorizontal\": \"htLeft\", \"backgroundColor\": \"255-255-255\"}, \"5-5\": {\"fontSize\": 14, \"textBold\": false, \"borderTop\": \"0,32,77,0.9\", \"textColor\": \"0-32-77-0.9\", \"borderLeft\": \"0,32,77,0.9\", \"fontFamily\": \"\", \"textItalic\": false, \"borderRight\": \"0,32,77,0.9\", \"borderBottom\": \"0,32,77,0.9\", \"textUnderline\": false, \"textHorizontal\": \"htCenter\", </w:t>
+            </w:r>
+            <w:r>
+              <w:lastRenderedPageBreak/>
+              <w:t xml:space="preserve">\"backgroundColor\": \"255-255-255\"}, \"6-0\": {\"fontSize\": 14, \"textBold\": false, \"borderTop\": \"0,32,77,0.9\", \"textColor\": \"0-32-77-0.9\", \"borderLeft\": \"0,32,77,0.9\", \"fontFamily\": \"\", \"textItalic\": false, \"borderRight\": \"0,32,77,0.9\", \"borderBottom\": \"0,32,77,0.9\", \"textUnderline\": false, \"textHorizontal\": \"htCenter\", \"backgroundColor\": \"255-255-255\"}, \"6-1\": {\"fontSize\": 14, \"textBold\": false, \"borderTop\": \"0,32,77,0.9\", \"textColor\": \"0-32-77-0.9\", \"borderLeft\": \"0,32,77,0.9\", \"fontFamily\": \"\", \"textItalic\": false, \"borderRight\": \"0,32,77,0.9\", \"borderBottom\": \"0,32,77,0.9\", \"textUnderline\": false, \"textHorizontal\": \"htLeft\", \"backgroundColor\": \"255-255-255\"}, \"6-2\": {\"fontSize\": 14, \"textBold\": false, \"borderTop\": \"0,32,77,0.9\", \"textColor\": \"0-32-77-0.9\", \"borderLeft\": \"0,32,77,0.9\", \"fontFamily\": \"\", \"textItalic\": false, \"borderRight\": \"0,32,77,0.9\", \"borderBottom\": \"0,32,77,0.9\", \"textUnderline\": false, \"textHorizontal\": \"htLeft\", \"backgroundColor\": \"255-255-255\"}, \"6-3\": {\"fontSize\": 14, \"textBold\": false, \"borderTop\": \"0,32,77,0.9\", \"textColor\": \"0-32-77-0.9\", \"borderLeft\": \"0,32,77,0.9\", \"fontFamily\": \"\", \"textItalic\": false, \"borderRight\": \"0,32,77,0.9\", \"borderBottom\": \"0,32,77,0.9\", \"textUnderline\": false, \"textHorizontal\": \"htCenter\", \"backgroundColor\": \"255-255-255\"}, \"6-4\": {\"fontSize\": 14, \"textBold\": false, \"borderTop\": \"0,32,77,0.9\", \"textColor\": \"0-32-77-0.9\", \"borderLeft\": \"0,32,77,0.9\", \"fontFamily\": \"\", \"textItalic\": false, \"borderRight\": \"0,32,77,0.9\", \"borderBottom\": \"0,32,77,0.9\", \"textUnderline\": false, \"textHorizontal\": \"htLeft\", \"backgroundColor\": \"255-255-255\"}, \"6-5\": {\"fontSize\": 14, \"textBold\": false, \"borderTop\": \"0,32,77,0.9\", \"textColor\": \"0-32-77-0.9\", \"borderLeft\": \"0,32,77,0.9\", \"fontFamily\": \"\", \"textItalic\": false, \"borderRight\": \"0,32,77,0.9\", \"borderBottom\": \"0,32,77,0.9\", \"textUnderline\": false, \"textHorizontal\": \"htCenter\", \"backgroundColor\": \"255-255-255\"}, \"7-0\": {\"fontSize\": 14, \"textBold\": false, \"borderTop\": \"0,32,77,0.9\", \"textColor\": \"0-32-77-0.9\", \"borderLeft\": \"0,32,77,0.9\", \"fontFamily\": \"\", \"textItalic\": false, \"borderRight\": \"0,32,77,0.9\", \"borderBottom\": \"0,32,77,0.9\", \"textUnderline\": false, \"textHorizontal\": \"htCenter\", \"backgroundColor\": \"255-255-255\"}, \"7-1\": {\"fontSize\": 14, \"textBold\": false, \"borderTop\": \"0,32,77,0.9\", \"textColor\": \"0-32-77-0.9\", \"borderLeft\": \"0,32,77,0.9\", \"fontFamily\": \"\", \"textItalic\": false, \"borderRight\": \"0,32,77,0.9\", \"borderBottom\": \"0,32,77,0.9\", \"textUnderline\": false, \"textHorizontal\": \"htLeft\", \"backgroundColor\": \"255-255-255\"}, \"7-2\": {\"fontSize\": 14, \"textBold\": false, \"borderTop\": \"0,32,77,0.9\", </w:t>
+            </w:r>
+            <w:r>
+              <w:lastRenderedPageBreak/>
+              <w:t xml:space="preserve">\"textColor\": \"0-32-77-0.9\", \"borderLeft\": \"0,32,77,0.9\", \"fontFamily\": \"\", \"textItalic\": false, \"borderRight\": \"0,32,77,0.9\", \"borderBottom\": \"0,32,77,0.9\", \"textUnderline\": false, \"textHorizontal\": \"htLeft\", \"backgroundColor\": \"255-255-255\"}, \"7-3\": {\"fontSize\": 14, \"textBold\": false, \"borderTop\": \"0,32,77,0.9\", \"textColor\": \"0-32-77-0.9\", \"borderLeft\": \"0,32,77,0.9\", \"fontFamily\": \"\", \"textItalic\": false, \"borderRight\": \"0,32,77,0.9\", \"borderBottom\": \"0,32,77,0.9\", \"textUnderline\": false, \"textHorizontal\": \"htCenter\", \"backgroundColor\": \"255-255-255\"}, \"7-4\": {\"fontSize\": 14, \"textBold\": false, \"borderTop\": \"0,32,77,0.9\", \"textColor\": \"0-32-77-0.9\", \"borderLeft\": \"0,32,77,0.9\", \"fontFamily\": \"\", \"textItalic\": false, \"borderRight\": \"0,32,77,0.9\", \"borderBottom\": \"0,32,77,0.9\", \"textUnderline\": false, \"textHorizontal\": \"htLeft\", \"backgroundColor\": \"255-255-255\"}, \"7-5\": {\"fontSize\": 14, \"textBold\": false, \"borderTop\": \"0,32,77,0.9\", \"textColor\": \"0-32-77-0.9\", \"borderLeft\": \"0,32,77,0.9\", \"fontFamily\": \"\", \"textItalic\": false, \"borderRight\": \"0,32,77,0.9\", \"borderBottom\": \"0,32,77,0.9\", \"textUnderline\": false, \"textHorizontal\": \"htCenter\", \"backgroundColor\": \"255-255-255\"}, \"8-0\": {\"fontSize\": 14, \"textBold\": false, \"borderTop\": \"0,32,77,0.9\", \"textColor\": \"0-32-77-0.9\", \"borderLeft\": \"0,32,77,0.9\", \"fontFamily\": \"\", \"textItalic\": false, \"borderRight\": \"0,32,77,0.9\", \"borderBottom\": \"0,32,77,0.9\", \"textUnderline\": false, \"textHorizontal\": \"htCenter\", \"backgroundColor\": \"255-255-255\"}, \"8-1\": {\"fontSize\": 14, \"textBold\": false, \"borderTop\": \"0,32,77,0.9\", \"textColor\": \"0-32-77-0.9\", \"borderLeft\": \"0,32,77,0.9\", \"fontFamily\": \"\", \"textItalic\": false, \"borderRight\": \"0,32,77,0.9\", \"borderBottom\": \"0,32,77,0.9\", \"textUnderline\": false, \"textHorizontal\": \"htLeft\", \"backgroundColor\": \"255-255-255\"}, \"8-2\": {\"fontSize\": 14, \"textBold\": false, \"borderTop\": \"0,32,77,0.9\", \"textColor\": \"0-32-77-0.9\", \"borderLeft\": \"0,32,77,0.9\", \"fontFamily\": \"\", \"textItalic\": false, \"borderRight\": \"0,32,77,0.9\", \"borderBottom\": \"0,32,77,0.9\", \"textUnderline\": false, \"textHorizontal\": \"htLeft\", \"backgroundColor\": \"255-255-255\"}, \"8-3\": {\"fontSize\": 14, \"textBold\": false, \"borderTop\": \"0,32,77,0.9\", \"textColor\": \"0-32-77-0.9\", \"borderLeft\": \"0,32,77,0.9\", \"fontFamily\": \"\", \"textItalic\": false, \"borderRight\": \"0,32,77,0.9\", \"borderBottom\": \"0,32,77,0.9\", \"textUnderline\": false, \"textHorizontal\": \"htCenter\", \"backgroundColor\": \"255-255-255\"}, \"8-4\": {\"fontSize\": 14, \"textBold\": false, \"borderTop\": \"0,32,77,0.9\", \"textColor\": \"0-32-77-0.9\", \"borderLeft\": \"0,32,77,0.9\", \"fontFamily\": \"\", \"textItalic\": false, \"borderRight\": </w:t>
+            </w:r>
+            <w:r>
+              <w:lastRenderedPageBreak/>
+              <w:t xml:space="preserve">\"0,32,77,0.9\", \"borderBottom\": \"0,32,77,0.9\", \"textUnderline\": false, \"textHorizontal\": \"htLeft\", \"backgroundColor\": \"255-255-255\"}, \"8-5\": {\"fontSize\": 14, \"textBold\": false, \"borderTop\": \"0,32,77,0.9\", \"textColor\": \"0-32-77-0.9\", \"borderLeft\": \"0,32,77,0.9\", \"fontFamily\": \"\", \"textItalic\": false, \"borderRight\": \"0,32,77,0.9\", \"borderBottom\": \"0,32,77,0.9\", \"textUnderline\": false, \"textHorizontal\": \"htCenter\", \"backgroundColor\": \"255-255-255\"}, \"9-0\": {\"fontSize\": 14, \"textBold\": false, \"borderTop\": \"0,32,77,0.9\", \"textColor\": \"0-32-77-0.9\", \"borderLeft\": \"0,32,77,0.9\", \"fontFamily\": \"\", \"textItalic\": false, \"borderRight\": \"0,32,77,0.9\", \"borderBottom\": \"0,32,77,0.9\", \"textUnderline\": false, \"textHorizontal\": \"htCenter\", \"backgroundColor\": \"255-255-255\"}, \"9-1\": {\"fontSize\": 14, \"textBold\": false, \"borderTop\": \"0,32,77,0.9\", \"textColor\": \"0-32-77-0.9\", \"borderLeft\": \"0,32,77,0.9\", \"fontFamily\": \"\", \"textItalic\": false, \"borderRight\": \"0,32,77,0.9\", \"borderBottom\": \"0,32,77,0.9\", \"textUnderline\": false, \"textHorizontal\": \"htLeft\", \"backgroundColor\": \"255-255-255\"}, \"9-2\": {\"fontSize\": 14, \"textBold\": false, \"borderTop\": \"0,32,77,0.9\", \"textColor\": \"0-32-77-0.9\", \"borderLeft\": \"0,32,77,0.9\", \"fontFamily\": \"\", \"textItalic\": false, \"borderRight\": \"0,32,77,0.9\", \"borderBottom\": \"0,32,77,0.9\", \"textUnderline\": false, \"textHorizontal\": \"htLeft\", \"backgroundColor\": \"255-255-255\"}, \"9-3\": {\"fontSize\": 14, \"textBold\": false, \"borderTop\": \"0,32,77,0.9\", \"textColor\": \"0-32-77-0.9\", \"borderLeft\": \"0,32,77,0.9\", \"fontFamily\": \"\", \"textItalic\": false, \"borderRight\": \"0,32,77,0.9\", \"borderBottom\": \"0,32,77,0.9\", \"textUnderline\": false, \"textHorizontal\": \"htCenter\", \"backgroundColor\": \"255-255-255\"}, \"9-4\": {\"fontSize\": 14, \"textBold\": false, \"borderTop\": \"0,32,77,0.9\", \"textColor\": \"0-32-77-0.9\", \"borderLeft\": \"0,32,77,0.9\", \"fontFamily\": \"\", \"textItalic\": false, \"borderRight\": \"0,32,77,0.9\", \"borderBottom\": \"0,32,77,0.9\", \"textUnderline\": false, \"textHorizontal\": \"htLeft\", \"backgroundColor\": \"255-255-255\"}, \"9-5\": {\"fontSize\": 14, \"textBold\": false, \"borderTop\": \"0,32,77,0.9\", \"textColor\": \"0-32-77-0.9\", \"borderLeft\": \"0,32,77,0.9\", \"fontFamily\": \"\", \"textItalic\": false, \"borderRight\": \"0,32,77,0.9\", \"borderBottom\": \"0,32,77,0.9\", \"textUnderline\": false, \"textHorizontal\": \"htCenter\", \"backgroundColor\": \"255-255-255\"}, \"10-0\": {\"fontSize\": 14, \"textBold\": false, \"borderTop\": \"0,32,77,0.9\", \"textColor\": \"0-32-77-0.9\", \"borderLeft\": \"0,32,77,0.9\", \"fontFamily\": \"\", \"textItalic\": false, \"borderRight\": \"0,32,77,0.9\", \"borderBottom\": \"0,32,77,0.9\", \"textUnderline\": false, \"textHorizontal\": </w:t>
+            </w:r>
+            <w:r>
+              <w:lastRenderedPageBreak/>
+              <w:t xml:space="preserve">\"htCenter\", \"backgroundColor\": \"255-255-255\"}, \"10-1\": {\"fontSize\": 14, \"textBold\": false, \"borderTop\": \"0,32,77,0.9\", \"textColor\": \"0-32-77-0.9\", \"borderLeft\": \"0,32,77,0.9\", \"fontFamily\": \"\", \"textItalic\": false, \"borderRight\": \"0,32,77,0.9\", \"borderBottom\": \"0,32,77,0.9\", \"textUnderline\": false, \"textHorizontal\": \"htLeft\", \"backgroundColor\": \"255-255-255\"}, \"10-2\": {\"fontSize\": 14, \"textBold\": false, \"borderTop\": \"0,32,77,0.9\", \"textColor\": \"0-32-77-0.9\", \"borderLeft\": \"0,32,77,0.9\", \"fontFamily\": \"\", \"textItalic\": false, \"borderRight\": \"0,32,77,0.9\", \"borderBottom\": \"0,32,77,0.9\", \"textUnderline\": false, \"textHorizontal\": \"htLeft\", \"backgroundColor\": \"255-255-255\"}, \"10-3\": {\"fontSize\": 14, \"textBold\": false, \"borderTop\": \"0,32,77,0.9\", \"textColor\": \"0-32-77-0.9\", \"borderLeft\": \"0,32,77,0.9\", \"fontFamily\": \"\", \"textItalic\": false, \"borderRight\": \"0,32,77,0.9\", \"borderBottom\": \"0,32,77,0.9\", \"textUnderline\": false, \"textHorizontal\": \"htCenter\", \"backgroundColor\": \"255-255-255\"}, \"10-4\": {\"fontSize\": 14, \"textBold\": false, \"borderTop\": \"0,32,77,0.9\", \"textColor\": \"0-32-77-0.9\", \"borderLeft\": \"0,32,77,0.9\", \"fontFamily\": \"\", \"textItalic\": false, \"borderRight\": \"0,32,77,0.9\", \"borderBottom\": \"0,32,77,0.9\", \"textUnderline\": false, \"textHorizontal\": \"htLeft\", \"backgroundColor\": \"255-255-255\"}, \"10-5\": {\"fontSize\": 14, \"textBold\": false, \"borderTop\": \"0,32,77,0.9\", \"textColor\": \"0-32-77-0.9\", \"borderLeft\": \"0,32,77,0.9\", \"fontFamily\": \"\", \"textItalic\": false, \"borderRight\": \"0,32,77,0.9\", \"borderBottom\": \"0,32,77,0.9\", \"textUnderline\": false, \"textHorizontal\": \"htCenter\", \"backgroundColor\": \"255-255-255\"}, \"11-0\": {\"fontSize\": 14, \"textBold\": false, \"borderTop\": \"0,32,77,0.9\", \"textColor\": \"0-32-77-0.9\", \"borderLeft\": \"0,32,77,0.9\", \"fontFamily\": \"\", \"textItalic\": false, \"borderRight\": \"0,32,77,0.9\", \"borderBottom\": \"0,32,77,0.9\", \"textUnderline\": false, \"textHorizontal\": \"htCenter\", \"backgroundColor\": \"255-255-255\"}, \"11-1\": {\"fontSize\": 14, \"textBold\": false, \"borderTop\": \"0,32,77,0.9\", \"textColor\": \"0-32-77-0.9\", \"borderLeft\": \"0,32,77,0.9\", \"fontFamily\": \"\", \"textItalic\": false, \"borderRight\": \"0,32,77,0.9\", \"borderBottom\": \"0,32,77,0.9\", \"textUnderline\": false, \"textHorizontal\": \"htLeft\", \"backgroundColor\": \"255-255-255\"}, \"11-2\": {\"fontSize\": 14, \"textBold\": false, \"borderTop\": \"0,32,77,0.9\", \"textColor\": \"0-32-77-0.9\", \"borderLeft\": \"0,32,77,0.9\", \"fontFamily\": \"\", \"textItalic\": false, \"borderRight\": \"0,32,77,0.9\", \"borderBottom\": \"0,32,77,0.9\", \"textUnderline\": false, \"textHorizontal\": \"htLeft\", \"backgroundColor\": \"255-255-255\"}, \"11-3\": {\"fontSize\": 14, \"textBold\": false, \"borderTop\": </w:t>
+            </w:r>
+            <w:r>
+              <w:lastRenderedPageBreak/>
+              <w:t xml:space="preserve">\"0,32,77,0.9\", \"textColor\": \"0-32-77-0.9\", \"borderLeft\": \"0,32,77,0.9\", \"fontFamily\": \"\", \"textItalic\": false, \"borderRight\": \"0,32,77,0.9\", \"borderBottom\": \"0,32,77,0.9\", \"textUnderline\": false, \"textHorizontal\": \"htCenter\", \"backgroundColor\": \"255-255-255\"}, \"11-4\": {\"fontSize\": 14, \"textBold\": false, \"borderTop\": \"0,32,77,0.9\", \"textColor\": \"0-32-77-0.9\", \"borderLeft\": \"0,32,77,0.9\", \"fontFamily\": \"\", \"textItalic\": false, \"borderRight\": \"0,32,77,0.9\", \"borderBottom\": \"0,32,77,0.9\", \"textUnderline\": false, \"textHorizontal\": \"htLeft\", \"backgroundColor\": \"255-255-255\"}, \"11-5\": {\"fontSize\": 14, \"textBold\": false, \"borderTop\": \"0,32,77,0.9\", \"textColor\": \"0-32-77-0.9\", \"borderLeft\": \"0,32,77,0.9\", \"fontFamily\": \"\", \"textItalic\": false, \"borderRight\": \"0,32,77,0.9\", \"borderBottom\": \"0,32,77,0.9\", \"textUnderline\": false, \"textHorizontal\": \"htCenter\", \"backgroundColor\": \"255-255-255\"}, \"12-0\": {\"fontSize\": 14, \"textBold\": false, \"borderTop\": \"0,32,77,0.9\", \"textColor\": \"0-32-77-0.9\", \"borderLeft\": \"0,32,77,0.9\", \"fontFamily\": \"\", \"textItalic\": false, \"borderRight\": \"0,32,77,0.9\", \"borderBottom\": \"0,32,77,0.9\", \"textUnderline\": false, \"textHorizontal\": \"htCenter\", \"backgroundColor\": \"255-255-255\"}, \"12-1\": {\"fontSize\": 14, \"textBold\": false, \"borderTop\": \"0,32,77,0.9\", \"textColor\": \"0-32-77-0.9\", \"borderLeft\": \"0,32,77,0.9\", \"fontFamily\": \"\", \"textItalic\": false, \"borderRight\": \"0,32,77,0.9\", \"borderBottom\": \"0,32,77,0.9\", \"textUnderline\": false, \"textHorizontal\": \"htLeft\", \"backgroundColor\": \"255-255-255\"}, \"12-2\": {\"fontSize\": 14, \"textBold\": false, \"borderTop\": \"0,32,77,0.9\", \"textColor\": \"0-32-77-0.9\", \"borderLeft\": \"0,32,77,0.9\", \"fontFamily\": \"\", \"textItalic\": false, \"borderRight\": \"0,32,77,0.9\", \"borderBottom\": \"0,32,77,0.9\", \"textUnderline\": false, \"textHorizontal\": \"htLeft\", \"backgroundColor\": \"255-255-255\"}, \"12-3\": {\"fontSize\": 14, \"textBold\": false, \"borderTop\": \"0,32,77,0.9\", \"textColor\": \"0-32-77-0.9\", \"borderLeft\": \"0,32,77,0.9\", \"fontFamily\": \"\", \"textItalic\": false, \"borderRight\": \"0,32,77,0.9\", \"borderBottom\": \"0,32,77,0.9\", \"textUnderline\": false, \"textHorizontal\": \"htCenter\", \"backgroundColor\": \"255-255-255\"}, \"12-4\": {\"fontSize\": 14, \"textBold\": false, \"borderTop\": \"0,32,77,0.9\", \"textColor\": \"0-32-77-0.9\", \"borderLeft\": \"0,32,77,0.9\", \"fontFamily\": \"\", \"textItalic\": false, \"borderRight\": \"0,32,77,0.9\", \"borderBottom\": \"0,32,77,0.9\", \"textUnderline\": false, \"textHorizontal\": \"htLeft\", \"backgroundColor\": \"255-255-255\"}, \"12-5\": {\"fontSize\": 14, \"textBold\": false, \"borderTop\": \"0,32,77,0.9\", \"textColor\": \"0-32-77-0.9\", \"borderLeft\": \"0,32,77,0.9\", \"fontFamily\": \"\", \"textItalic\": false, </w:t>
+            </w:r>
+            <w:r>
+              <w:lastRenderedPageBreak/>
+              <w:t>\"borderRight\": \"0,32,77,0.9\", \"borderBottom\": \"0,32,77,0.9\", \"textUnderline\": false, \"textHorizontal\": \"htCenter\", \"backgroundColor\": \"255-255-255\"}, \"13-0\": {\"fontSize\": 14, \"textBold\": false, \"borderTop\": \"0,32,77,0.9\", \"textColor\": \"0-32-77-0.9\", \"borderLeft\": \"0,32,77,0.9\", \"fontFamily\": \"\", \"textItalic\": false, \"borderRight\": \"0,32,77,0.9\", \"borderBottom\": \"0,32,77,0.9\", \"textUnderline\": false, \"textHorizontal\": \"htCenter\", \"backgroundColor\": \"255-255-255\"}, \"13-1\": {\"fontSize\": 14, \"textBold\": false, \"borderTop\": \"0,32,77,0.9\", \"textColor\": \"0-32-77-0.9\", \"borderLeft\": \"0,32,77,0.9\", \"fontFamily\": \"\", \"textItalic\": false, \"borderRight\": \"0,32,77,0.9\", \"borderBottom\": \"0,32,77,0.9\", \"textUnderline\": false, \"textHorizontal\": \"htLeft\", \"backgroundColor\": \"255-255-255\"}, \"13-2\": {\"fontSize\": 14, \"textBold\": false, \"borderTop\": \"0,32,77,0.9\", \"textColor\": \"0-32-77-0.9\", \"borderLeft\": \"0,32,77,0.9\", \"fontFamily\": \"\", \"textItalic\": false, \"borderRight\": \"0,32,77,0.9\", \"borderBottom\": \"0,32,77,0.9\", \"textUnderline\": false, \"textHorizontal\": \"htLeft\", \"backgroundColor\": \"255-255-255\"}, \"13-3\": {\"fontSize\": 14, \"textBold\": false, \"borderTop\": \"0,32,77,0.9\", \"textColor\": \"0-32-77-0.9\", \"borderLeft\": \"0,32,77,0.9\", \"fontFamily\": \"\", \"textItalic\": false, \"borderRight\": \"0,32,77,0.9\", \"borderBottom\": \"0,32,77,0.9\", \"textUnderline\": false, \"textHorizontal\": \"htCenter\", \"backgroundColor\": \"255-255-255\"}, \"13-4\": {\"fontSize\": 14, \"textBold\": false, \"borderTop\": \"0,32,77,0.9\", \"textColor\": \"0-32-77-0.9\", \"borderLeft\": \"0,32,77,0.9\", \"fontFamily\": \"\", \"textItalic\": false, \"borderRight\": \"0,32,77,0.9\", \"borderBottom\": \"0,32,77,0.9\", \"textUnderline\": false, \"textHorizontal\": \"htLeft\", \"backgroundColor\": \"255-255-255\"}, \"13-5\": {\"fontSize\": 14, \"textBold\": false, \"borderTop\": \"0,32,77,0.9\", \"textColor\": \"0-32-77-0.9\", \"borderLeft\": \"0,32,77,0.9\", \"fontFamily\": \"\", \"textItalic\": false, \"borderRight\": \"0,32,77,0.9\", \"borderBottom\": \"0,32,77,0.9\", \"textUnderline\": false, \"textHorizontal\": \"htCenter\", \"backgroundColor\": \"255-255-255\"}}, \"sourceDropdownType_value\": {}}, \"metaSearchOnRequest\": false}, {\"id\": \"000071VoIeLGyFwMGweR23umq1o_columns-5\", \"type\": \"columns\", \"label\": \"columns\", \"hashid\": \"36Xg6o5oM\", \"display\": true, \"components\": [{\"id\": \"000071VoIeLGyFwMGweR23umq1o_signature-1\", \"code\": \"\", \"type\": \"signature\", \"label\": \"NGƯỜI BÁO CÁO\", \"value\": \"/9j/4AAQSkZJRgABAQAAAQABAAD/4gHYSUNDX1BST0ZJTEUAAQEAAAHIAAAAAAQwAABtbnRyUkdCIFhZWiAH4AABAAEAAAAAAABhY3NwAAAAAAAAAAAAAAAAAA</w:t>
+            </w:r>
+            <w:r>
+              <w:lastRenderedPageBreak/>
+              <w:t>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</w:t>
+            </w:r>
+            <w:r>
+              <w:lastRenderedPageBreak/>
+              <w:t>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</w:t>
+            </w:r>
+            <w:r>
+              <w:lastRenderedPageBreak/>
+              <w:t>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</w:t>
+            </w:r>
+            <w:r>
+              <w:lastRenderedPageBreak/>
+              <w:t>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</w:t>
+            </w:r>
+            <w:r>
+              <w:lastRenderedPageBreak/>
+              <w:t>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</w:t>
+            </w:r>
+            <w:r>
+              <w:lastRenderedPageBreak/>
+              <w:t>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</w:t>
+            </w:r>
+            <w:r>
+              <w:lastRenderedPageBreak/>
+              <w:t>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</w:t>
+            </w:r>
+            <w:r>
+              <w:lastRenderedPageBreak/>
+              <w:t>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\", \"hashid\": \"463j6p7p1\", \"display\": true, \"tooltip\": \"\", \"readonly\": false, \"validate\": {\"required\": true}, \"description\": \"\", \"textPosition\": \"left\", \"labelPosition\": \"above\", \"signatureConfig\": {\"typeSignature\": 4}}, {\"id\": \"000071VoIeLGyFwMGweR23umq1o_signature-2\", \"code\": \"\", \"type\": \"signature\", \"label\": \"TRƯỞNG BỘ PHẬN CHỦ TRÌ TRIỂN KHAI\", \"value\": \"\", \"hashid\": \"574k7q5qB\", \"display\": true, \"tooltip\": \"\", \"readonly\": true, \"validate\": {\"required\": false}, \"description\": \"\", \"textPosition\": \"left\", \"labelPosition\": \"above\", \"signatureConfig\": {\"typeSignature\": null}}, {\"id\": \"000071VoIeLGyFwMGweR23umq1o_signature-3\", \"code\": \"\", \"type\": \"signature\", \"label\": \"RÀ SOÁT VÀ XÁC NHẬN\", \"value\": \"\", \"hashid\": \"6WNlWr5rn\", \"display\": true, \"tooltip\": \"\", \"readonly\": true, \"validate\": {\"required\": false}, \"description\": \"\", \"textPosition\": \"left\", \"labelPosition\": \"above\", \"signatureConfig\": {\"typeSignature\": null}}]}]",</w:t>
+            </w:r>
+          </w:p>
+          <w:p>
+            <w:pPr>
+              <w:widowControl w:val="0"/>
+              <w:pBdr>
+                <w:top w:val="nil"/>
+                <w:left w:val="nil"/>
+                <w:bottom w:val="nil"/>
+                <w:right w:val="nil"/>
+                <w:between w:val="nil"/>
+              </w:pBdr>
+              <w:spacing w:line="240" w:lineRule="auto"/>
+            </w:pPr>
+            <w:r>
+              <w:t xml:space="preserve">    "variableArr": "[{\"code\": \"000071VoIeLGyFwMGweR23umq1o_splitter-1\", \"variableName\": \"Thông tin xác nhận biên bản nghiệm thu\", \"variableType\": \"splitter\"}, {\"code\": \"000071VoIeLGyFwMGweR23umq1o_textField-11\", \"variableName\": \"Xác nhận biên bản nghiệm thu\", \"variableType\": \"textField\"}, {\"code\": \"000071VoIeLGyFwMGweR23umq1o_textArea-4\", </w:t>
+            </w:r>
+            <w:r>
+              <w:lastRenderedPageBreak/>
+              <w:t>\"variableName\": \"Lý do chỉnh sửa\", \"variableType\": \"textArea\"}, {\"code\": \"000071VoIeLGyFwMGweR23umq1o_columns-1\", \"variableName\": \"columns\", \"variableType\": \"columns\"}, {\"code\": \"000071VoIeLGyFwMGweR23umq1o_row-3\", \"variableName\": \"row\", \"variableType\": \"row\"}, {\"code\": \"000071VoIeLGyFwMGweR23umq1o_upload_img-1\", \"variableName\": \".\", \"variableType\": \"upload_img\"}, {\"code\": \"000071VoIeLGyFwMGweR23umq1o_row-1\", \"variableName\": \"row\", \"variableType\": \"row\"}, {\"code\": \"000071VoIeLGyFwMGweR23umq1o_text-1\", \"variableName\": \"\", \"variableType\": \"text\"}, {\"code\": \"000071VoIeLGyFwMGweR23umq1o_text-2\", \"variableName\": \"\", \"variableType\": \"text\"}, {\"code\": \"000071VoIeLGyFwMGweR23umq1o_textField-1\", \"variableName\": \"Số\", \"variableType\": \"textField\"}, {\"code\": \"000071VoIeLGyFwMGweR23umq1o_row-2\", \"variableName\": \"row\", \"variableType\": \"row\"}, {\"code\": \"000071VoIeLGyFwMGweR23umq1o_text-3\", \"variableName\": \"\", \"variableType\": \"text\"}, {\"code\": \"000071VoIeLGyFwMGweR23umq1o_text-4\", \"variableName\": \"\", \"variableType\": \"text\"}, {\"code\": \"000071VoIeLGyFwMGweR23umq1o_columns-7\", \"variableName\": \"columns\", \"variableType\": \"columns\"}, {\"code\": \"000071VoIeLGyFwMGweR23umq1o_textField-15\", \"variableName\": \"Địa điểm lập biên bản\", \"variableType\": \"textField\"}, {\"code\": \"000071VoIeLGyFwMGweR23umq1o_datepicker-1\", \"variableName\": \"Ngày lập biên bản\", \"variableType\": \"datepicker\"}, {\"code\": \"000071VoIeLGyFwMGweR23umq1o_h2-1\", \"variableName\": \"\", \"variableType\": \"h2\"}, {\"code\": \"000071VoIeLGyFwMGweR23umq1o_text-5\", \"variableName\": \"\", \"variableType\": \"text\"}, {\"code\": \"000071VoIeLGyFwMGweR23umq1o_splitter-2\", \"variableName\": \"Splitter\", \"variableType\": \"splitter\"}, {\"code\": \"000071VoIeLGyFwMGweR23umq1o_columns-6\", \"variableName\": \"columns\", \"variableType\": \"columns\"}, {\"code\": \"000071VoIeLGyFwMGweR23umq1o_textField-12\", \"variableName\": \"Ngày\", \"variableType\": \"textField\"}, {\"code\": \"000071VoIeLGyFwMGweR23umq1o_textField-13\", \"variableName\": \"Tháng\", \"variableType\": \"textField\"}, {\"code\": \"000071VoIeLGyFwMGweR23umq1o_textField-14\", \"variableName\": \"Năm\", \"variableType\": \"textField\"}, {\"code\": \"000071VoIeLGyFwMGweR23umq1o_textField-</w:t>
+            </w:r>
+            <w:r>
+              <w:lastRenderedPageBreak/>
+              <w:t xml:space="preserve">3\", \"variableName\": \"Họ và tên tác giả cải tiến\", \"variableType\": \"textField\"}, {\"code\": \"000071VoIeLGyFwMGweR23umq1o_textField-4\", \"variableName\": \"Bộ phận công tác\", \"variableType\": \"textField\"}, {\"code\": \"000071VoIeLGyFwMGweR23umq1o_dropdown-4\", \"variableName\": \"Chức vụ\", \"variableType\": \"dropdown\"}, {\"code\": \"000071VoIeLGyFwMGweR23umq1o_columns-3\", \"variableName\": \"columns\", \"variableType\": \"columns\"}, {\"code\": \"000071VoIeLGyFwMGweR23umq1o_phone_number-1\", \"variableName\": \"Số điện thoại\", \"variableType\": \"phone_number\"}, {\"code\": \"000071VoIeLGyFwMGweR23umq1o_email-1\", \"variableName\": \"Email\", \"variableType\": \"email\"}, {\"code\": \"000071VoIeLGyFwMGweR23umq1o_text-6\", \"variableName\": \"\", \"variableType\": \"text\"}, {\"code\": \"000071VoIeLGyFwMGweR23umq1o_text-7\", \"variableName\": \"\", \"variableType\": \"text\"}, {\"code\": \"000071VoIeLGyFwMGweR23umq1o_table_advance-1\", \"variableName\": \"Bảng danh sách CBCNV\", \"variableType\": \"table_advance\"}, {\"code\": \"000071VoIeLGyFwMGweR23umq1o_textArea-1\", \"variableName\": \"Tên/ nội dung cải tiến\", \"variableType\": \"textArea\"}, {\"code\": \"000071VoIeLGyFwMGweR23umq1o_textField-6\", \"variableName\": \"1. Bộ phận chủ trì triển khai\", \"variableType\": \"textField\"}, {\"code\": \"000071VoIeLGyFwMGweR23umq1o_textField-7\", \"variableName\": \"2. Mô tả cải tiến\", \"variableType\": \"textField\"}, {\"code\": \"000071VoIeLGyFwMGweR23umq1o_textField-8\", \"variableName\": \"Lĩnh vực áp dụng\", \"variableType\": \"textField\"}, {\"code\": \"000071VoIeLGyFwMGweR23umq1o_textField-9\", \"variableName\": \"Phạm vi áp dụng\", \"variableType\": \"textField\"}, {\"code\": \"000071VoIeLGyFwMGweR23umq1o_textField-10\", \"variableName\": \"Mô tả vấn đề\", \"variableType\": \"textField\"}, {\"code\": \"000071VoIeLGyFwMGweR23umq1o_textArea-2\", \"variableName\": \"Tính mới\", \"variableType\": \"textArea\"}, {\"code\": \"000071VoIeLGyFwMGweR23umq1o_textArea-3\", \"variableName\": \"Mô tả cách thức triển khai cải tiến\", \"variableType\": \"textArea\"}, {\"code\": \"000071VoIeLGyFwMGweR23umq1o_table_advance-2\", \"variableName\": \"3. Đánh giá lợi ích thu được do áp dụng cải tiến\", \"variableType\": \"table_advance\"}, </w:t>
+            </w:r>
+            <w:r>
+              <w:lastRenderedPageBreak/>
+              <w:t>{\"code\": \"000071VoIeLGyFwMGweR23umq1o_columns-5\", \"variableName\": \"columns\", \"variableType\": \"columns\"}, {\"code\": \"000071VoIeLGyFwMGweR23umq1o_signature-1\", \"variableName\": \"NGƯỜI BÁO CÁO\", \"variableType\": \"signature\"}, {\"code\": \"000071VoIeLGyFwMGweR23umq1o_signature-2\", \"variableName\": \"TRƯỞNG BỘ PHẬN CHỦ TRÌ TRIỂN KHAI\", \"variableType\": \"signature\"}, {\"code\": \"000071VoIeLGyFwMGweR23umq1o_signature-3\", \"variableName\": \"RÀ SOÁT VÀ XÁC NHẬN\", \"variableType\": \"signature\"}]",</w:t>
+            </w:r>
+          </w:p>
+          <w:p>
+            <w:pPr>
+              <w:widowControl w:val="0"/>
+              <w:pBdr>
+                <w:top w:val="nil"/>
+                <w:left w:val="nil"/>
+                <w:bottom w:val="nil"/>
+                <w:right w:val="nil"/>
+                <w:between w:val="nil"/>
+              </w:pBdr>
+              <w:spacing w:line="240" w:lineRule="auto"/>
+            </w:pPr>
+            <w:r>
+              <w:t xml:space="preserve">    "jsonFormCondition": "[]"</w:t>
+            </w:r>
+          </w:p>
+          <w:p>
+            <w:pPr>
+              <w:widowControl w:val="0"/>
+              <w:pBdr>
+                <w:top w:val="nil"/>
+                <w:left w:val="nil"/>
+                <w:bottom w:val="nil"/>
+                <w:right w:val="nil"/>
+                <w:between w:val="nil"/>
+              </w:pBdr>
+              <w:spacing w:line="240" w:lineRule="auto"/>
+            </w:pPr>
+            <w:r>
+              <w:t>}</w:t>
             </w:r>
           </w:p>
         </w:tc>
@@ -2772,6 +4449,7 @@
               <w:spacing w:line="240" w:lineRule="auto"/>
             </w:pPr>
             <w:r>
+              <w:lastRenderedPageBreak/>
               <w:t>Get</w:t>
             </w:r>
           </w:p>
@@ -3364,34 +5042,34 @@
               <w:spacing w:line="240" w:lineRule="auto"/>
             </w:pPr>
             <w:r>
+              <w:t xml:space="preserve">    "nanos": 295579000</w:t>
+            </w:r>
+          </w:p>
+          <w:p>
+            <w:pPr>
+              <w:widowControl w:val="0"/>
+              <w:spacing w:line="240" w:lineRule="auto"/>
+            </w:pPr>
+            <w:r>
+              <w:t xml:space="preserve">  },</w:t>
+            </w:r>
+          </w:p>
+          <w:p>
+            <w:pPr>
+              <w:widowControl w:val="0"/>
+              <w:spacing w:line="240" w:lineRule="auto"/>
+            </w:pPr>
+            <w:r>
+              <w:t xml:space="preserve">  "lastModifiedBy": "kyta_ptsc@yopmail.com",</w:t>
+            </w:r>
+          </w:p>
+          <w:p>
+            <w:pPr>
+              <w:widowControl w:val="0"/>
+              <w:spacing w:line="240" w:lineRule="auto"/>
+            </w:pPr>
+            <w:r>
               <w:lastRenderedPageBreak/>
-              <w:t xml:space="preserve">    "nanos": 295579000</w:t>
-            </w:r>
-          </w:p>
-          <w:p>
-            <w:pPr>
-              <w:widowControl w:val="0"/>
-              <w:spacing w:line="240" w:lineRule="auto"/>
-            </w:pPr>
-            <w:r>
-              <w:t xml:space="preserve">  },</w:t>
-            </w:r>
-          </w:p>
-          <w:p>
-            <w:pPr>
-              <w:widowControl w:val="0"/>
-              <w:spacing w:line="240" w:lineRule="auto"/>
-            </w:pPr>
-            <w:r>
-              <w:t xml:space="preserve">  "lastModifiedBy": "kyta_ptsc@yopmail.com",</w:t>
-            </w:r>
-          </w:p>
-          <w:p>
-            <w:pPr>
-              <w:widowControl w:val="0"/>
-              <w:spacing w:line="240" w:lineRule="auto"/>
-            </w:pPr>
-            <w:r>
               <w:t xml:space="preserve">  "lastModifiedDate": {</w:t>
             </w:r>
           </w:p>
@@ -3639,45 +5317,341 @@
               </w:pBdr>
               <w:spacing w:line="240" w:lineRule="auto"/>
             </w:pPr>
-            <w:r>
-              <w:rPr>
-                <w:noProof/>
-              </w:rPr>
-              <w:drawing>
-                <wp:inline distT="114300" distB="114300" distL="114300" distR="114300" wp14:anchorId="72CDDEF2" wp14:editId="5EEEEE76">
-                  <wp:extent cx="3581400" cy="3733800"/>
-                  <wp:effectExtent l="0" t="0" r="0" b="0"/>
-                  <wp:docPr id="14" name="image6.png"/>
-                  <wp:cNvGraphicFramePr/>
-                  <a:graphic xmlns:a="http://schemas.openxmlformats.org/drawingml/2006/main">
-                    <a:graphicData uri="http://schemas.openxmlformats.org/drawingml/2006/picture">
-                      <pic:pic xmlns:pic="http://schemas.openxmlformats.org/drawingml/2006/picture">
-                        <pic:nvPicPr>
-                          <pic:cNvPr id="0" name="image6.png"/>
-                          <pic:cNvPicPr preferRelativeResize="0"/>
-                        </pic:nvPicPr>
-                        <pic:blipFill>
-                          <a:blip r:embed="rId11"/>
-                          <a:srcRect/>
-                          <a:stretch>
-                            <a:fillRect/>
-                          </a:stretch>
-                        </pic:blipFill>
-                        <pic:spPr>
-                          <a:xfrm>
-                            <a:off x="0" y="0"/>
-                            <a:ext cx="3581400" cy="3733800"/>
-                          </a:xfrm>
-                          <a:prstGeom prst="rect">
-                            <a:avLst/>
-                          </a:prstGeom>
-                          <a:ln/>
-                        </pic:spPr>
-                      </pic:pic>
-                    </a:graphicData>
-                  </a:graphic>
-                </wp:inline>
-              </w:drawing>
+          </w:p>
+          <w:p>
+            <w:pPr>
+              <w:widowControl w:val="0"/>
+              <w:pBdr>
+                <w:top w:val="nil"/>
+                <w:left w:val="nil"/>
+                <w:bottom w:val="nil"/>
+                <w:right w:val="nil"/>
+                <w:between w:val="nil"/>
+              </w:pBdr>
+              <w:spacing w:line="240" w:lineRule="auto"/>
+            </w:pPr>
+            <w:r>
+              <w:t xml:space="preserve">{"custId": 6306, </w:t>
+            </w:r>
+          </w:p>
+          <w:p>
+            <w:pPr>
+              <w:widowControl w:val="0"/>
+              <w:pBdr>
+                <w:top w:val="nil"/>
+                <w:left w:val="nil"/>
+                <w:bottom w:val="nil"/>
+                <w:right w:val="nil"/>
+                <w:between w:val="nil"/>
+              </w:pBdr>
+              <w:spacing w:line="240" w:lineRule="auto"/>
+            </w:pPr>
+            <w:r>
+              <w:t>"orgIn": "/6306/14366",</w:t>
+            </w:r>
+          </w:p>
+          <w:p>
+            <w:pPr>
+              <w:widowControl w:val="0"/>
+              <w:pBdr>
+                <w:top w:val="nil"/>
+                <w:left w:val="nil"/>
+                <w:bottom w:val="nil"/>
+                <w:right w:val="nil"/>
+                <w:between w:val="nil"/>
+              </w:pBdr>
+              <w:spacing w:line="240" w:lineRule="auto"/>
+            </w:pPr>
+            <w:r>
+              <w:t>"userId": 159822,</w:t>
+            </w:r>
+          </w:p>
+          <w:p>
+            <w:pPr>
+              <w:widowControl w:val="0"/>
+              <w:pBdr>
+                <w:top w:val="nil"/>
+                <w:left w:val="nil"/>
+                <w:bottom w:val="nil"/>
+                <w:right w:val="nil"/>
+                <w:between w:val="nil"/>
+              </w:pBdr>
+              <w:spacing w:line="240" w:lineRule="auto"/>
+            </w:pPr>
+            <w:r>
+              <w:t>"createdBy":"kyta_ptsc@yopmail.com",</w:t>
+            </w:r>
+          </w:p>
+          <w:p>
+            <w:pPr>
+              <w:widowControl w:val="0"/>
+              <w:pBdr>
+                <w:top w:val="nil"/>
+                <w:left w:val="nil"/>
+                <w:bottom w:val="nil"/>
+                <w:right w:val="nil"/>
+                <w:between w:val="nil"/>
+              </w:pBdr>
+              <w:spacing w:line="240" w:lineRule="auto"/>
+            </w:pPr>
+            <w:r>
+              <w:t>"jsonForm": "",</w:t>
+            </w:r>
+          </w:p>
+          <w:p>
+            <w:pPr>
+              <w:widowControl w:val="0"/>
+              <w:pBdr>
+                <w:top w:val="nil"/>
+                <w:left w:val="nil"/>
+                <w:bottom w:val="nil"/>
+                <w:right w:val="nil"/>
+                <w:between w:val="nil"/>
+              </w:pBdr>
+              <w:spacing w:line="240" w:lineRule="auto"/>
+            </w:pPr>
+            <w:r>
+              <w:t>"formId": "000071ENIeV1TrPvPPqDOFmve2",</w:t>
+            </w:r>
+          </w:p>
+          <w:p>
+            <w:pPr>
+              <w:widowControl w:val="0"/>
+              <w:pBdr>
+                <w:top w:val="nil"/>
+                <w:left w:val="nil"/>
+                <w:bottom w:val="nil"/>
+                <w:right w:val="nil"/>
+                <w:between w:val="nil"/>
+              </w:pBdr>
+              <w:spacing w:line="240" w:lineRule="auto"/>
+            </w:pPr>
+            <w:r>
+              <w:t>"formName": "PTSC_phase1_Form xem xét ",</w:t>
+            </w:r>
+          </w:p>
+          <w:p>
+            <w:pPr>
+              <w:widowControl w:val="0"/>
+              <w:pBdr>
+                <w:top w:val="nil"/>
+                <w:left w:val="nil"/>
+                <w:bottom w:val="nil"/>
+                <w:right w:val="nil"/>
+                <w:between w:val="nil"/>
+              </w:pBdr>
+              <w:spacing w:line="240" w:lineRule="auto"/>
+            </w:pPr>
+            <w:r>
+              <w:t>"statusForm": "draff",</w:t>
+            </w:r>
+          </w:p>
+          <w:p>
+            <w:pPr>
+              <w:widowControl w:val="0"/>
+              <w:pBdr>
+                <w:top w:val="nil"/>
+                <w:left w:val="nil"/>
+                <w:bottom w:val="nil"/>
+                <w:right w:val="nil"/>
+                <w:between w:val="nil"/>
+              </w:pBdr>
+              <w:spacing w:line="240" w:lineRule="auto"/>
+            </w:pPr>
+            <w:r>
+              <w:t>"createdDate": "2026-03-08 10:44:32",</w:t>
+            </w:r>
+          </w:p>
+          <w:p>
+            <w:pPr>
+              <w:widowControl w:val="0"/>
+              <w:pBdr>
+                <w:top w:val="nil"/>
+                <w:left w:val="nil"/>
+                <w:bottom w:val="nil"/>
+                <w:right w:val="nil"/>
+                <w:between w:val="nil"/>
+              </w:pBdr>
+              <w:spacing w:line="240" w:lineRule="auto"/>
+            </w:pPr>
+            <w:r>
+              <w:t>"updateAt": "2026-03-08 10:44:32",</w:t>
+            </w:r>
+          </w:p>
+          <w:p>
+            <w:pPr>
+              <w:widowControl w:val="0"/>
+              <w:pBdr>
+                <w:top w:val="nil"/>
+                <w:left w:val="nil"/>
+                <w:bottom w:val="nil"/>
+                <w:right w:val="nil"/>
+                <w:between w:val="nil"/>
+              </w:pBdr>
+              <w:spacing w:line="240" w:lineRule="auto"/>
+            </w:pPr>
+            <w:r>
+              <w:t>"tag" : [""],</w:t>
+            </w:r>
+          </w:p>
+          <w:p>
+            <w:pPr>
+              <w:widowControl w:val="0"/>
+              <w:pBdr>
+                <w:top w:val="nil"/>
+                <w:left w:val="nil"/>
+                <w:bottom w:val="nil"/>
+                <w:right w:val="nil"/>
+                <w:between w:val="nil"/>
+              </w:pBdr>
+              <w:spacing w:line="240" w:lineRule="auto"/>
+            </w:pPr>
+            <w:r>
+              <w:t xml:space="preserve">"beginTime": "2025-08-20 00:00:00", </w:t>
+            </w:r>
+          </w:p>
+          <w:p>
+            <w:pPr>
+              <w:widowControl w:val="0"/>
+              <w:pBdr>
+                <w:top w:val="nil"/>
+                <w:left w:val="nil"/>
+                <w:bottom w:val="nil"/>
+                <w:right w:val="nil"/>
+                <w:between w:val="nil"/>
+              </w:pBdr>
+              <w:spacing w:line="240" w:lineRule="auto"/>
+            </w:pPr>
+            <w:r>
+              <w:t xml:space="preserve">"endTime": "2048-12-31 23:59:59", </w:t>
+            </w:r>
+          </w:p>
+          <w:p>
+            <w:pPr>
+              <w:widowControl w:val="0"/>
+              <w:pBdr>
+                <w:top w:val="nil"/>
+                <w:left w:val="nil"/>
+                <w:bottom w:val="nil"/>
+                <w:right w:val="nil"/>
+                <w:between w:val="nil"/>
+              </w:pBdr>
+              <w:spacing w:line="240" w:lineRule="auto"/>
+            </w:pPr>
+            <w:r>
+              <w:t>"describeForm": "",</w:t>
+            </w:r>
+          </w:p>
+          <w:p>
+            <w:pPr>
+              <w:widowControl w:val="0"/>
+              <w:pBdr>
+                <w:top w:val="nil"/>
+                <w:left w:val="nil"/>
+                <w:bottom w:val="nil"/>
+                <w:right w:val="nil"/>
+                <w:between w:val="nil"/>
+              </w:pBdr>
+              <w:spacing w:line="240" w:lineRule="auto"/>
+            </w:pPr>
+            <w:r>
+              <w:t>"fix": false,</w:t>
+            </w:r>
+          </w:p>
+          <w:p>
+            <w:pPr>
+              <w:widowControl w:val="0"/>
+              <w:pBdr>
+                <w:top w:val="nil"/>
+                <w:left w:val="nil"/>
+                <w:bottom w:val="nil"/>
+                <w:right w:val="nil"/>
+                <w:between w:val="nil"/>
+              </w:pBdr>
+              <w:spacing w:line="240" w:lineRule="auto"/>
+            </w:pPr>
+            <w:r>
+              <w:t>"duplicate": true,</w:t>
+            </w:r>
+          </w:p>
+          <w:p>
+            <w:pPr>
+              <w:widowControl w:val="0"/>
+              <w:pBdr>
+                <w:top w:val="nil"/>
+                <w:left w:val="nil"/>
+                <w:bottom w:val="nil"/>
+                <w:right w:val="nil"/>
+                <w:between w:val="nil"/>
+              </w:pBdr>
+              <w:spacing w:line="240" w:lineRule="auto"/>
+            </w:pPr>
+            <w:r>
+              <w:t>"stopRelease": true,</w:t>
+            </w:r>
+          </w:p>
+          <w:p>
+            <w:pPr>
+              <w:widowControl w:val="0"/>
+              <w:pBdr>
+                <w:top w:val="nil"/>
+                <w:left w:val="nil"/>
+                <w:bottom w:val="nil"/>
+                <w:right w:val="nil"/>
+                <w:between w:val="nil"/>
+              </w:pBdr>
+              <w:spacing w:line="240" w:lineRule="auto"/>
+            </w:pPr>
+            <w:r>
+              <w:t>"release": false,</w:t>
+            </w:r>
+          </w:p>
+          <w:p>
+            <w:pPr>
+              <w:widowControl w:val="0"/>
+              <w:pBdr>
+                <w:top w:val="nil"/>
+                <w:left w:val="nil"/>
+                <w:bottom w:val="nil"/>
+                <w:right w:val="nil"/>
+                <w:between w:val="nil"/>
+              </w:pBdr>
+              <w:spacing w:line="240" w:lineRule="auto"/>
+            </w:pPr>
+            <w:r>
+              <w:t>"extendValidity": true,</w:t>
+            </w:r>
+          </w:p>
+          <w:p>
+            <w:pPr>
+              <w:widowControl w:val="0"/>
+              <w:pBdr>
+                <w:top w:val="nil"/>
+                <w:left w:val="nil"/>
+                <w:bottom w:val="nil"/>
+                <w:right w:val="nil"/>
+                <w:between w:val="nil"/>
+              </w:pBdr>
+              <w:spacing w:line="240" w:lineRule="auto"/>
+            </w:pPr>
+            <w:r>
+              <w:t>"formCode": "XXVLKH_copy_copy"</w:t>
+            </w:r>
+          </w:p>
+          <w:p>
+            <w:pPr>
+              <w:widowControl w:val="0"/>
+              <w:pBdr>
+                <w:top w:val="nil"/>
+                <w:left w:val="nil"/>
+                <w:bottom w:val="nil"/>
+                <w:right w:val="nil"/>
+                <w:between w:val="nil"/>
+              </w:pBdr>
+              <w:spacing w:line="240" w:lineRule="auto"/>
+            </w:pPr>
+            <w:r>
+              <w:t>}</w:t>
             </w:r>
           </w:p>
         </w:tc>
@@ -3795,44 +5769,55 @@
               <w:spacing w:line="240" w:lineRule="auto"/>
             </w:pPr>
             <w:r>
-              <w:rPr>
-                <w:noProof/>
-              </w:rPr>
-              <w:drawing>
-                <wp:inline distT="114300" distB="114300" distL="114300" distR="114300" wp14:anchorId="0F3F0B26" wp14:editId="009B61F6">
-                  <wp:extent cx="1662113" cy="654072"/>
-                  <wp:effectExtent l="0" t="0" r="0" b="0"/>
-                  <wp:docPr id="5" name="image11.png"/>
-                  <wp:cNvGraphicFramePr/>
-                  <a:graphic xmlns:a="http://schemas.openxmlformats.org/drawingml/2006/main">
-                    <a:graphicData uri="http://schemas.openxmlformats.org/drawingml/2006/picture">
-                      <pic:pic xmlns:pic="http://schemas.openxmlformats.org/drawingml/2006/picture">
-                        <pic:nvPicPr>
-                          <pic:cNvPr id="0" name="image11.png"/>
-                          <pic:cNvPicPr preferRelativeResize="0"/>
-                        </pic:nvPicPr>
-                        <pic:blipFill>
-                          <a:blip r:embed="rId12"/>
-                          <a:srcRect/>
-                          <a:stretch>
-                            <a:fillRect/>
-                          </a:stretch>
-                        </pic:blipFill>
-                        <pic:spPr>
-                          <a:xfrm>
-                            <a:off x="0" y="0"/>
-                            <a:ext cx="1662113" cy="654072"/>
-                          </a:xfrm>
-                          <a:prstGeom prst="rect">
-                            <a:avLst/>
-                          </a:prstGeom>
-                          <a:ln/>
-                        </pic:spPr>
-                      </pic:pic>
-                    </a:graphicData>
-                  </a:graphic>
-                </wp:inline>
-              </w:drawing>
+              <w:t>{</w:t>
+            </w:r>
+          </w:p>
+          <w:p>
+            <w:pPr>
+              <w:widowControl w:val="0"/>
+              <w:pBdr>
+                <w:top w:val="nil"/>
+                <w:left w:val="nil"/>
+                <w:bottom w:val="nil"/>
+                <w:right w:val="nil"/>
+                <w:between w:val="nil"/>
+              </w:pBdr>
+              <w:spacing w:line="240" w:lineRule="auto"/>
+            </w:pPr>
+            <w:r>
+              <w:t xml:space="preserve">  "message": "Can edit",</w:t>
+            </w:r>
+          </w:p>
+          <w:p>
+            <w:pPr>
+              <w:widowControl w:val="0"/>
+              <w:pBdr>
+                <w:top w:val="nil"/>
+                <w:left w:val="nil"/>
+                <w:bottom w:val="nil"/>
+                <w:right w:val="nil"/>
+                <w:between w:val="nil"/>
+              </w:pBdr>
+              <w:spacing w:line="240" w:lineRule="auto"/>
+            </w:pPr>
+            <w:r>
+              <w:t xml:space="preserve">  "data": "true"</w:t>
+            </w:r>
+          </w:p>
+          <w:p>
+            <w:pPr>
+              <w:widowControl w:val="0"/>
+              <w:pBdr>
+                <w:top w:val="nil"/>
+                <w:left w:val="nil"/>
+                <w:bottom w:val="nil"/>
+                <w:right w:val="nil"/>
+                <w:between w:val="nil"/>
+              </w:pBdr>
+              <w:spacing w:line="240" w:lineRule="auto"/>
+            </w:pPr>
+            <w:r>
+              <w:t>}</w:t>
             </w:r>
           </w:p>
         </w:tc>
@@ -3868,45 +5853,47 @@
     </w:p>
     <w:p>
       <w:r>
-        <w:rPr>
-          <w:noProof/>
-        </w:rPr>
-        <w:lastRenderedPageBreak/>
-        <w:drawing>
-          <wp:inline distT="114300" distB="114300" distL="114300" distR="114300" wp14:anchorId="6409D3D6" wp14:editId="68109ECB">
-            <wp:extent cx="4286250" cy="2047875"/>
-            <wp:effectExtent l="0" t="0" r="0" b="0"/>
-            <wp:docPr id="2" name="image9.png"/>
-            <wp:cNvGraphicFramePr/>
-            <a:graphic xmlns:a="http://schemas.openxmlformats.org/drawingml/2006/main">
-              <a:graphicData uri="http://schemas.openxmlformats.org/drawingml/2006/picture">
-                <pic:pic xmlns:pic="http://schemas.openxmlformats.org/drawingml/2006/picture">
-                  <pic:nvPicPr>
-                    <pic:cNvPr id="0" name="image9.png"/>
-                    <pic:cNvPicPr preferRelativeResize="0"/>
-                  </pic:nvPicPr>
-                  <pic:blipFill>
-                    <a:blip r:embed="rId13"/>
-                    <a:srcRect/>
-                    <a:stretch>
-                      <a:fillRect/>
-                    </a:stretch>
-                  </pic:blipFill>
-                  <pic:spPr>
-                    <a:xfrm>
-                      <a:off x="0" y="0"/>
-                      <a:ext cx="4286250" cy="2047875"/>
-                    </a:xfrm>
-                    <a:prstGeom prst="rect">
-                      <a:avLst/>
-                    </a:prstGeom>
-                    <a:ln/>
-                  </pic:spPr>
-                </pic:pic>
-              </a:graphicData>
-            </a:graphic>
-          </wp:inline>
-        </w:drawing>
+        <w:t>{</w:t>
+      </w:r>
+    </w:p>
+    <w:p>
+      <w:r>
+        <w:t xml:space="preserve">  "beginTime": "2025/08/20",</w:t>
+      </w:r>
+    </w:p>
+    <w:p>
+      <w:r>
+        <w:t xml:space="preserve">  "endTime": "2048/12/31",</w:t>
+      </w:r>
+    </w:p>
+    <w:p>
+      <w:r>
+        <w:t xml:space="preserve">  "formCode": "XXVLKH_copy_copy",</w:t>
+      </w:r>
+    </w:p>
+    <w:p>
+      <w:r>
+        <w:t xml:space="preserve">  "formName": "Ke hoạch Copy - Copy",</w:t>
+      </w:r>
+    </w:p>
+    <w:p>
+      <w:r>
+        <w:t xml:space="preserve">  "jsonForm": null,</w:t>
+      </w:r>
+    </w:p>
+    <w:p>
+      <w:r>
+        <w:t xml:space="preserve">  "tag": "",</w:t>
+      </w:r>
+    </w:p>
+    <w:p>
+      <w:r>
+        <w:t xml:space="preserve">  "describeForm": ""</w:t>
+      </w:r>
+    </w:p>
+    <w:p>
+      <w:r>
+        <w:t>}</w:t>
       </w:r>
     </w:p>
     <w:p>
@@ -3932,44 +5919,93 @@
     </w:p>
     <w:p>
       <w:r>
-        <w:rPr>
-          <w:noProof/>
-        </w:rPr>
-        <w:drawing>
-          <wp:inline distT="114300" distB="114300" distL="114300" distR="114300" wp14:anchorId="60A8C62F" wp14:editId="45C7DD41">
-            <wp:extent cx="4200525" cy="3790950"/>
-            <wp:effectExtent l="0" t="0" r="0" b="0"/>
-            <wp:docPr id="13" name="image1.png"/>
-            <wp:cNvGraphicFramePr/>
-            <a:graphic xmlns:a="http://schemas.openxmlformats.org/drawingml/2006/main">
-              <a:graphicData uri="http://schemas.openxmlformats.org/drawingml/2006/picture">
-                <pic:pic xmlns:pic="http://schemas.openxmlformats.org/drawingml/2006/picture">
-                  <pic:nvPicPr>
-                    <pic:cNvPr id="0" name="image1.png"/>
-                    <pic:cNvPicPr preferRelativeResize="0"/>
-                  </pic:nvPicPr>
-                  <pic:blipFill>
-                    <a:blip r:embed="rId14"/>
-                    <a:srcRect/>
-                    <a:stretch>
-                      <a:fillRect/>
-                    </a:stretch>
-                  </pic:blipFill>
-                  <pic:spPr>
-                    <a:xfrm>
-                      <a:off x="0" y="0"/>
-                      <a:ext cx="4200525" cy="3790950"/>
-                    </a:xfrm>
-                    <a:prstGeom prst="rect">
-                      <a:avLst/>
-                    </a:prstGeom>
-                    <a:ln/>
-                  </pic:spPr>
-                </pic:pic>
-              </a:graphicData>
-            </a:graphic>
-          </wp:inline>
-        </w:drawing>
+        <w:lastRenderedPageBreak/>
+        <w:t>{</w:t>
+      </w:r>
+    </w:p>
+    <w:p>
+      <w:r>
+        <w:t xml:space="preserve">  "beginTime": "2025/08/20",</w:t>
+      </w:r>
+    </w:p>
+    <w:p>
+      <w:r>
+        <w:t xml:space="preserve">  "describeForm": "",</w:t>
+      </w:r>
+    </w:p>
+    <w:p>
+      <w:r>
+        <w:t xml:space="preserve">  "endTime": "2048/12/31",</w:t>
+      </w:r>
+    </w:p>
+    <w:p>
+      <w:r>
+        <w:t xml:space="preserve">  "formCode": "XXVLKH_copy_copy",</w:t>
+      </w:r>
+    </w:p>
+    <w:p>
+      <w:r>
+        <w:t xml:space="preserve">  "formName": "Kế hoạch xem sét",</w:t>
+      </w:r>
+    </w:p>
+    <w:p>
+      <w:r>
+        <w:t xml:space="preserve">  "formId": "000071ENIeV1TrPvPPqDOFmve2",</w:t>
+      </w:r>
+    </w:p>
+    <w:p>
+      <w:r>
+        <w:t xml:space="preserve">  "tag": "",</w:t>
+      </w:r>
+    </w:p>
+    <w:p>
+      <w:r>
+        <w:t xml:space="preserve">  "jsonForm": "" (do cái này khá dài cho nên Tôi không để đây nhưng bạn có thể hiểu là giá trị của nó đúng như cái tên là form nhưng ở dạng json),</w:t>
+      </w:r>
+    </w:p>
+    <w:p>
+      <w:r>
+        <w:t xml:space="preserve">  "variableArr": [</w:t>
+      </w:r>
+    </w:p>
+    <w:p>
+      <w:r>
+        <w:t xml:space="preserve">    {</w:t>
+      </w:r>
+    </w:p>
+    <w:p>
+      <w:r>
+        <w:t xml:space="preserve">      "code": "000071ENIeV1TrPvPPqDOFmve2_h3-1",</w:t>
+      </w:r>
+    </w:p>
+    <w:p>
+      <w:r>
+        <w:t xml:space="preserve">      "variableName": "",</w:t>
+      </w:r>
+    </w:p>
+    <w:p>
+      <w:r>
+        <w:t xml:space="preserve">      "variableType": "h3"</w:t>
+      </w:r>
+    </w:p>
+    <w:p>
+      <w:r>
+        <w:t xml:space="preserve">    }</w:t>
+      </w:r>
+    </w:p>
+    <w:p>
+      <w:r>
+        <w:t xml:space="preserve">  ],</w:t>
+      </w:r>
+    </w:p>
+    <w:p>
+      <w:r>
+        <w:t xml:space="preserve">  "jsonFormCondition": "[]"</w:t>
+      </w:r>
+    </w:p>
+    <w:p>
+      <w:r>
+        <w:t>}</w:t>
       </w:r>
     </w:p>
     <w:p>
@@ -4233,7 +6269,6 @@
               <w:spacing w:line="240" w:lineRule="auto"/>
             </w:pPr>
             <w:r>
-              <w:lastRenderedPageBreak/>
               <w:t>Get</w:t>
             </w:r>
           </w:p>
@@ -4320,44 +6355,231 @@
               <w:spacing w:line="240" w:lineRule="auto"/>
             </w:pPr>
             <w:r>
-              <w:rPr>
-                <w:noProof/>
-              </w:rPr>
-              <w:drawing>
-                <wp:inline distT="114300" distB="114300" distL="114300" distR="114300" wp14:anchorId="1F7FDAD6" wp14:editId="06FAFD84">
-                  <wp:extent cx="3448050" cy="2628900"/>
-                  <wp:effectExtent l="0" t="0" r="0" b="0"/>
-                  <wp:docPr id="9" name="image3.png"/>
-                  <wp:cNvGraphicFramePr/>
-                  <a:graphic xmlns:a="http://schemas.openxmlformats.org/drawingml/2006/main">
-                    <a:graphicData uri="http://schemas.openxmlformats.org/drawingml/2006/picture">
-                      <pic:pic xmlns:pic="http://schemas.openxmlformats.org/drawingml/2006/picture">
-                        <pic:nvPicPr>
-                          <pic:cNvPr id="0" name="image3.png"/>
-                          <pic:cNvPicPr preferRelativeResize="0"/>
-                        </pic:nvPicPr>
-                        <pic:blipFill>
-                          <a:blip r:embed="rId15"/>
-                          <a:srcRect/>
-                          <a:stretch>
-                            <a:fillRect/>
-                          </a:stretch>
-                        </pic:blipFill>
-                        <pic:spPr>
-                          <a:xfrm>
-                            <a:off x="0" y="0"/>
-                            <a:ext cx="3448050" cy="2628900"/>
-                          </a:xfrm>
-                          <a:prstGeom prst="rect">
-                            <a:avLst/>
-                          </a:prstGeom>
-                          <a:ln/>
-                        </pic:spPr>
-                      </pic:pic>
-                    </a:graphicData>
-                  </a:graphic>
-                </wp:inline>
-              </w:drawing>
+              <w:t>{</w:t>
+            </w:r>
+          </w:p>
+          <w:p>
+            <w:pPr>
+              <w:widowControl w:val="0"/>
+              <w:pBdr>
+                <w:top w:val="nil"/>
+                <w:left w:val="nil"/>
+                <w:bottom w:val="nil"/>
+                <w:right w:val="nil"/>
+                <w:between w:val="nil"/>
+              </w:pBdr>
+              <w:spacing w:line="240" w:lineRule="auto"/>
+            </w:pPr>
+            <w:r>
+              <w:t xml:space="preserve">  "formCode": "XXVLKH_copy_copy",</w:t>
+            </w:r>
+          </w:p>
+          <w:p>
+            <w:pPr>
+              <w:widowControl w:val="0"/>
+              <w:pBdr>
+                <w:top w:val="nil"/>
+                <w:left w:val="nil"/>
+                <w:bottom w:val="nil"/>
+                <w:right w:val="nil"/>
+                <w:between w:val="nil"/>
+              </w:pBdr>
+              <w:spacing w:line="240" w:lineRule="auto"/>
+            </w:pPr>
+            <w:r>
+              <w:t xml:space="preserve">  "formName": "PTSC_phase1_Form xem xét",</w:t>
+            </w:r>
+          </w:p>
+          <w:p>
+            <w:pPr>
+              <w:widowControl w:val="0"/>
+              <w:pBdr>
+                <w:top w:val="nil"/>
+                <w:left w:val="nil"/>
+                <w:bottom w:val="nil"/>
+                <w:right w:val="nil"/>
+                <w:between w:val="nil"/>
+              </w:pBdr>
+              <w:spacing w:line="240" w:lineRule="auto"/>
+            </w:pPr>
+            <w:r>
+              <w:t xml:space="preserve">  "formId": "000071ENIeV1TrPvPPqDOFmve2",</w:t>
+            </w:r>
+          </w:p>
+          <w:p>
+            <w:pPr>
+              <w:widowControl w:val="0"/>
+              <w:pBdr>
+                <w:top w:val="nil"/>
+                <w:left w:val="nil"/>
+                <w:bottom w:val="nil"/>
+                <w:right w:val="nil"/>
+                <w:between w:val="nil"/>
+              </w:pBdr>
+              <w:spacing w:line="240" w:lineRule="auto"/>
+            </w:pPr>
+            <w:r>
+              <w:t xml:space="preserve">  "beginTime": "2025-08-20 00:00:00",</w:t>
+            </w:r>
+          </w:p>
+          <w:p>
+            <w:pPr>
+              <w:widowControl w:val="0"/>
+              <w:pBdr>
+                <w:top w:val="nil"/>
+                <w:left w:val="nil"/>
+                <w:bottom w:val="nil"/>
+                <w:right w:val="nil"/>
+                <w:between w:val="nil"/>
+              </w:pBdr>
+              <w:spacing w:line="240" w:lineRule="auto"/>
+            </w:pPr>
+            <w:r>
+              <w:t xml:space="preserve">  "endTime": "2048-12-31 23:59:59",</w:t>
+            </w:r>
+          </w:p>
+          <w:p>
+            <w:pPr>
+              <w:widowControl w:val="0"/>
+              <w:pBdr>
+                <w:top w:val="nil"/>
+                <w:left w:val="nil"/>
+                <w:bottom w:val="nil"/>
+                <w:right w:val="nil"/>
+                <w:between w:val="nil"/>
+              </w:pBdr>
+              <w:spacing w:line="240" w:lineRule="auto"/>
+            </w:pPr>
+            <w:r>
+              <w:t xml:space="preserve">  "describeForm": "",</w:t>
+            </w:r>
+          </w:p>
+          <w:p>
+            <w:pPr>
+              <w:widowControl w:val="0"/>
+              <w:pBdr>
+                <w:top w:val="nil"/>
+                <w:left w:val="nil"/>
+                <w:bottom w:val="nil"/>
+                <w:right w:val="nil"/>
+                <w:between w:val="nil"/>
+              </w:pBdr>
+              <w:spacing w:line="240" w:lineRule="auto"/>
+            </w:pPr>
+            <w:r>
+              <w:t xml:space="preserve">  "createdDate": "2026-03-08 10:44:32",</w:t>
+            </w:r>
+          </w:p>
+          <w:p>
+            <w:pPr>
+              <w:widowControl w:val="0"/>
+              <w:pBdr>
+                <w:top w:val="nil"/>
+                <w:left w:val="nil"/>
+                <w:bottom w:val="nil"/>
+                <w:right w:val="nil"/>
+                <w:between w:val="nil"/>
+              </w:pBdr>
+              <w:spacing w:line="240" w:lineRule="auto"/>
+            </w:pPr>
+            <w:r>
+              <w:t xml:space="preserve">  "statusForm": 1,</w:t>
+            </w:r>
+          </w:p>
+          <w:p>
+            <w:pPr>
+              <w:widowControl w:val="0"/>
+              <w:pBdr>
+                <w:top w:val="nil"/>
+                <w:left w:val="nil"/>
+                <w:bottom w:val="nil"/>
+                <w:right w:val="nil"/>
+                <w:between w:val="nil"/>
+              </w:pBdr>
+              <w:spacing w:line="240" w:lineRule="auto"/>
+            </w:pPr>
+            <w:r>
+              <w:t xml:space="preserve">  "updateAt": "2026-03-08 10:44:32",</w:t>
+            </w:r>
+          </w:p>
+          <w:p>
+            <w:pPr>
+              <w:widowControl w:val="0"/>
+              <w:pBdr>
+                <w:top w:val="nil"/>
+                <w:left w:val="nil"/>
+                <w:bottom w:val="nil"/>
+                <w:right w:val="nil"/>
+                <w:between w:val="nil"/>
+              </w:pBdr>
+              <w:spacing w:line="240" w:lineRule="auto"/>
+            </w:pPr>
+            <w:r>
+              <w:t xml:space="preserve">  "tag": [],</w:t>
+            </w:r>
+          </w:p>
+          <w:p>
+            <w:pPr>
+              <w:widowControl w:val="0"/>
+              <w:pBdr>
+                <w:top w:val="nil"/>
+                <w:left w:val="nil"/>
+                <w:bottom w:val="nil"/>
+                <w:right w:val="nil"/>
+                <w:between w:val="nil"/>
+              </w:pBdr>
+              <w:spacing w:line="240" w:lineRule="auto"/>
+            </w:pPr>
+            <w:r>
+              <w:t xml:space="preserve">  "jsonForm": "",</w:t>
+            </w:r>
+          </w:p>
+          <w:p>
+            <w:pPr>
+              <w:widowControl w:val="0"/>
+              <w:pBdr>
+                <w:top w:val="nil"/>
+                <w:left w:val="nil"/>
+                <w:bottom w:val="nil"/>
+                <w:right w:val="nil"/>
+                <w:between w:val="nil"/>
+              </w:pBdr>
+              <w:spacing w:line="240" w:lineRule="auto"/>
+            </w:pPr>
+            <w:r>
+              <w:t xml:space="preserve">  "variableArr": "",</w:t>
+            </w:r>
+          </w:p>
+          <w:p>
+            <w:pPr>
+              <w:widowControl w:val="0"/>
+              <w:pBdr>
+                <w:top w:val="nil"/>
+                <w:left w:val="nil"/>
+                <w:bottom w:val="nil"/>
+                <w:right w:val="nil"/>
+                <w:between w:val="nil"/>
+              </w:pBdr>
+              <w:spacing w:line="240" w:lineRule="auto"/>
+            </w:pPr>
+            <w:r>
+              <w:t xml:space="preserve">  "jsonFormCondition": "[]"</w:t>
+            </w:r>
+          </w:p>
+          <w:p>
+            <w:pPr>
+              <w:widowControl w:val="0"/>
+              <w:pBdr>
+                <w:top w:val="nil"/>
+                <w:left w:val="nil"/>
+                <w:bottom w:val="nil"/>
+                <w:right w:val="nil"/>
+                <w:between w:val="nil"/>
+              </w:pBdr>
+              <w:spacing w:line="240" w:lineRule="auto"/>
+            </w:pPr>
+            <w:r>
+              <w:t>}</w:t>
             </w:r>
           </w:p>
         </w:tc>
@@ -4510,6 +6732,7 @@
               <w:spacing w:line="240" w:lineRule="auto"/>
             </w:pPr>
             <w:r>
+              <w:lastRenderedPageBreak/>
               <w:t>Put</w:t>
             </w:r>
           </w:p>
@@ -4568,44 +6791,279 @@
               <w:spacing w:line="240" w:lineRule="auto"/>
             </w:pPr>
             <w:r>
-              <w:rPr>
-                <w:noProof/>
-              </w:rPr>
-              <w:drawing>
-                <wp:inline distT="114300" distB="114300" distL="114300" distR="114300" wp14:anchorId="65DC6626" wp14:editId="5347BEA8">
-                  <wp:extent cx="4257675" cy="3644900"/>
-                  <wp:effectExtent l="0" t="0" r="0" b="0"/>
-                  <wp:docPr id="8" name="image10.png"/>
-                  <wp:cNvGraphicFramePr/>
-                  <a:graphic xmlns:a="http://schemas.openxmlformats.org/drawingml/2006/main">
-                    <a:graphicData uri="http://schemas.openxmlformats.org/drawingml/2006/picture">
-                      <pic:pic xmlns:pic="http://schemas.openxmlformats.org/drawingml/2006/picture">
-                        <pic:nvPicPr>
-                          <pic:cNvPr id="0" name="image10.png"/>
-                          <pic:cNvPicPr preferRelativeResize="0"/>
-                        </pic:nvPicPr>
-                        <pic:blipFill>
-                          <a:blip r:embed="rId16"/>
-                          <a:srcRect/>
-                          <a:stretch>
-                            <a:fillRect/>
-                          </a:stretch>
-                        </pic:blipFill>
-                        <pic:spPr>
-                          <a:xfrm>
-                            <a:off x="0" y="0"/>
-                            <a:ext cx="4257675" cy="3644900"/>
-                          </a:xfrm>
-                          <a:prstGeom prst="rect">
-                            <a:avLst/>
-                          </a:prstGeom>
-                          <a:ln/>
-                        </pic:spPr>
-                      </pic:pic>
-                    </a:graphicData>
-                  </a:graphic>
-                </wp:inline>
-              </w:drawing>
+              <w:t>{</w:t>
+            </w:r>
+          </w:p>
+          <w:p>
+            <w:pPr>
+              <w:widowControl w:val="0"/>
+              <w:pBdr>
+                <w:top w:val="nil"/>
+                <w:left w:val="nil"/>
+                <w:bottom w:val="nil"/>
+                <w:right w:val="nil"/>
+                <w:between w:val="nil"/>
+              </w:pBdr>
+              <w:spacing w:line="240" w:lineRule="auto"/>
+            </w:pPr>
+            <w:r>
+              <w:t xml:space="preserve">  "beginTime": "2025/08/20",</w:t>
+            </w:r>
+          </w:p>
+          <w:p>
+            <w:pPr>
+              <w:widowControl w:val="0"/>
+              <w:pBdr>
+                <w:top w:val="nil"/>
+                <w:left w:val="nil"/>
+                <w:bottom w:val="nil"/>
+                <w:right w:val="nil"/>
+                <w:between w:val="nil"/>
+              </w:pBdr>
+              <w:spacing w:line="240" w:lineRule="auto"/>
+            </w:pPr>
+            <w:r>
+              <w:t xml:space="preserve">  "describeForm": "",</w:t>
+            </w:r>
+          </w:p>
+          <w:p>
+            <w:pPr>
+              <w:widowControl w:val="0"/>
+              <w:pBdr>
+                <w:top w:val="nil"/>
+                <w:left w:val="nil"/>
+                <w:bottom w:val="nil"/>
+                <w:right w:val="nil"/>
+                <w:between w:val="nil"/>
+              </w:pBdr>
+              <w:spacing w:line="240" w:lineRule="auto"/>
+            </w:pPr>
+            <w:r>
+              <w:t xml:space="preserve">  "endTime": "2048/12/31",</w:t>
+            </w:r>
+          </w:p>
+          <w:p>
+            <w:pPr>
+              <w:widowControl w:val="0"/>
+              <w:pBdr>
+                <w:top w:val="nil"/>
+                <w:left w:val="nil"/>
+                <w:bottom w:val="nil"/>
+                <w:right w:val="nil"/>
+                <w:between w:val="nil"/>
+              </w:pBdr>
+              <w:spacing w:line="240" w:lineRule="auto"/>
+            </w:pPr>
+            <w:r>
+              <w:t xml:space="preserve">  "formCode": "XXVLKH_copy_copy",</w:t>
+            </w:r>
+          </w:p>
+          <w:p>
+            <w:pPr>
+              <w:widowControl w:val="0"/>
+              <w:pBdr>
+                <w:top w:val="nil"/>
+                <w:left w:val="nil"/>
+                <w:bottom w:val="nil"/>
+                <w:right w:val="nil"/>
+                <w:between w:val="nil"/>
+              </w:pBdr>
+              <w:spacing w:line="240" w:lineRule="auto"/>
+            </w:pPr>
+            <w:r>
+              <w:t xml:space="preserve">  "formName": "PTSC_phase1_Form xem xét và lập kế Copy - Copy",</w:t>
+            </w:r>
+          </w:p>
+          <w:p>
+            <w:pPr>
+              <w:widowControl w:val="0"/>
+              <w:pBdr>
+                <w:top w:val="nil"/>
+                <w:left w:val="nil"/>
+                <w:bottom w:val="nil"/>
+                <w:right w:val="nil"/>
+                <w:between w:val="nil"/>
+              </w:pBdr>
+              <w:spacing w:line="240" w:lineRule="auto"/>
+            </w:pPr>
+            <w:r>
+              <w:t xml:space="preserve">  "formId": "000071ENIeV1TrPvPPqDOFmve2",</w:t>
+            </w:r>
+          </w:p>
+          <w:p>
+            <w:pPr>
+              <w:widowControl w:val="0"/>
+              <w:pBdr>
+                <w:top w:val="nil"/>
+                <w:left w:val="nil"/>
+                <w:bottom w:val="nil"/>
+                <w:right w:val="nil"/>
+                <w:between w:val="nil"/>
+              </w:pBdr>
+              <w:spacing w:line="240" w:lineRule="auto"/>
+            </w:pPr>
+            <w:r>
+              <w:t xml:space="preserve">  "tag": "",</w:t>
+            </w:r>
+          </w:p>
+          <w:p>
+            <w:pPr>
+              <w:widowControl w:val="0"/>
+              <w:pBdr>
+                <w:top w:val="nil"/>
+                <w:left w:val="nil"/>
+                <w:bottom w:val="nil"/>
+                <w:right w:val="nil"/>
+                <w:between w:val="nil"/>
+              </w:pBdr>
+              <w:spacing w:line="240" w:lineRule="auto"/>
+            </w:pPr>
+            <w:r>
+              <w:t xml:space="preserve">  "jsonForm": ""(về cơ bản như tên thôi; dữ liệu về</w:t>
+            </w:r>
+          </w:p>
+          <w:p>
+            <w:pPr>
+              <w:widowControl w:val="0"/>
+              <w:pBdr>
+                <w:top w:val="nil"/>
+                <w:left w:val="nil"/>
+                <w:bottom w:val="nil"/>
+                <w:right w:val="nil"/>
+                <w:between w:val="nil"/>
+              </w:pBdr>
+              <w:spacing w:line="240" w:lineRule="auto"/>
+            </w:pPr>
+            <w:r>
+              <w:t>form ở dạng json),</w:t>
+            </w:r>
+          </w:p>
+          <w:p>
+            <w:pPr>
+              <w:widowControl w:val="0"/>
+              <w:pBdr>
+                <w:top w:val="nil"/>
+                <w:left w:val="nil"/>
+                <w:bottom w:val="nil"/>
+                <w:right w:val="nil"/>
+                <w:between w:val="nil"/>
+              </w:pBdr>
+              <w:spacing w:line="240" w:lineRule="auto"/>
+            </w:pPr>
+            <w:r>
+              <w:t xml:space="preserve">  "variableArr": [</w:t>
+            </w:r>
+          </w:p>
+          <w:p>
+            <w:pPr>
+              <w:widowControl w:val="0"/>
+              <w:pBdr>
+                <w:top w:val="nil"/>
+                <w:left w:val="nil"/>
+                <w:bottom w:val="nil"/>
+                <w:right w:val="nil"/>
+                <w:between w:val="nil"/>
+              </w:pBdr>
+              <w:spacing w:line="240" w:lineRule="auto"/>
+            </w:pPr>
+            <w:r>
+              <w:t xml:space="preserve">    {</w:t>
+            </w:r>
+          </w:p>
+          <w:p>
+            <w:pPr>
+              <w:widowControl w:val="0"/>
+              <w:pBdr>
+                <w:top w:val="nil"/>
+                <w:left w:val="nil"/>
+                <w:bottom w:val="nil"/>
+                <w:right w:val="nil"/>
+                <w:between w:val="nil"/>
+              </w:pBdr>
+              <w:spacing w:line="240" w:lineRule="auto"/>
+            </w:pPr>
+            <w:r>
+              <w:t xml:space="preserve">      "variableName": "",</w:t>
+            </w:r>
+          </w:p>
+          <w:p>
+            <w:pPr>
+              <w:widowControl w:val="0"/>
+              <w:pBdr>
+                <w:top w:val="nil"/>
+                <w:left w:val="nil"/>
+                <w:bottom w:val="nil"/>
+                <w:right w:val="nil"/>
+                <w:between w:val="nil"/>
+              </w:pBdr>
+              <w:spacing w:line="240" w:lineRule="auto"/>
+            </w:pPr>
+            <w:r>
+              <w:t xml:space="preserve">      "variableType": "h3",</w:t>
+            </w:r>
+          </w:p>
+          <w:p>
+            <w:pPr>
+              <w:widowControl w:val="0"/>
+              <w:pBdr>
+                <w:top w:val="nil"/>
+                <w:left w:val="nil"/>
+                <w:bottom w:val="nil"/>
+                <w:right w:val="nil"/>
+                <w:between w:val="nil"/>
+              </w:pBdr>
+              <w:spacing w:line="240" w:lineRule="auto"/>
+            </w:pPr>
+            <w:r>
+              <w:t xml:space="preserve">      "code": "000071ENIeV1TrPvPPqDOFmve2_h3-1"</w:t>
+            </w:r>
+          </w:p>
+          <w:p>
+            <w:pPr>
+              <w:widowControl w:val="0"/>
+              <w:pBdr>
+                <w:top w:val="nil"/>
+                <w:left w:val="nil"/>
+                <w:bottom w:val="nil"/>
+                <w:right w:val="nil"/>
+                <w:between w:val="nil"/>
+              </w:pBdr>
+              <w:spacing w:line="240" w:lineRule="auto"/>
+            </w:pPr>
+            <w:r>
+              <w:t xml:space="preserve">    }</w:t>
+            </w:r>
+          </w:p>
+          <w:p>
+            <w:pPr>
+              <w:widowControl w:val="0"/>
+              <w:pBdr>
+                <w:top w:val="nil"/>
+                <w:left w:val="nil"/>
+                <w:bottom w:val="nil"/>
+                <w:right w:val="nil"/>
+                <w:between w:val="nil"/>
+              </w:pBdr>
+              <w:spacing w:line="240" w:lineRule="auto"/>
+            </w:pPr>
+            <w:r>
+              <w:t xml:space="preserve">  ]</w:t>
+            </w:r>
+          </w:p>
+          <w:p>
+            <w:pPr>
+              <w:widowControl w:val="0"/>
+              <w:pBdr>
+                <w:top w:val="nil"/>
+                <w:left w:val="nil"/>
+                <w:bottom w:val="nil"/>
+                <w:right w:val="nil"/>
+                <w:between w:val="nil"/>
+              </w:pBdr>
+              <w:spacing w:line="240" w:lineRule="auto"/>
+            </w:pPr>
+            <w:r>
+              <w:t>}</w:t>
             </w:r>
           </w:p>
         </w:tc>
@@ -5029,6 +7487,7 @@
               <w:spacing w:line="240" w:lineRule="auto"/>
             </w:pPr>
             <w:r>
+              <w:lastRenderedPageBreak/>
               <w:t xml:space="preserve">    "nanos": 439540000</w:t>
             </w:r>
           </w:p>
@@ -5130,6 +7589,7 @@
               <w:spacing w:line="240" w:lineRule="auto"/>
             </w:pPr>
             <w:r>
+              <w:lastRenderedPageBreak/>
               <w:t>Get</w:t>
             </w:r>
           </w:p>
@@ -5209,47 +7669,58 @@
           <w:p>
             <w:pPr>
               <w:widowControl w:val="0"/>
-              <w:spacing w:line="240" w:lineRule="auto"/>
-            </w:pPr>
-            <w:r>
-              <w:rPr>
-                <w:noProof/>
-              </w:rPr>
-              <w:drawing>
-                <wp:inline distT="114300" distB="114300" distL="114300" distR="114300" wp14:anchorId="026A20BB" wp14:editId="3C76566A">
-                  <wp:extent cx="1519238" cy="599014"/>
-                  <wp:effectExtent l="0" t="0" r="0" b="0"/>
-                  <wp:docPr id="1" name="image11.png"/>
-                  <wp:cNvGraphicFramePr/>
-                  <a:graphic xmlns:a="http://schemas.openxmlformats.org/drawingml/2006/main">
-                    <a:graphicData uri="http://schemas.openxmlformats.org/drawingml/2006/picture">
-                      <pic:pic xmlns:pic="http://schemas.openxmlformats.org/drawingml/2006/picture">
-                        <pic:nvPicPr>
-                          <pic:cNvPr id="0" name="image11.png"/>
-                          <pic:cNvPicPr preferRelativeResize="0"/>
-                        </pic:nvPicPr>
-                        <pic:blipFill>
-                          <a:blip r:embed="rId12"/>
-                          <a:srcRect/>
-                          <a:stretch>
-                            <a:fillRect/>
-                          </a:stretch>
-                        </pic:blipFill>
-                        <pic:spPr>
-                          <a:xfrm>
-                            <a:off x="0" y="0"/>
-                            <a:ext cx="1519238" cy="599014"/>
-                          </a:xfrm>
-                          <a:prstGeom prst="rect">
-                            <a:avLst/>
-                          </a:prstGeom>
-                          <a:ln/>
-                        </pic:spPr>
-                      </pic:pic>
-                    </a:graphicData>
-                  </a:graphic>
-                </wp:inline>
-              </w:drawing>
+              <w:pBdr>
+                <w:top w:val="nil"/>
+                <w:left w:val="nil"/>
+                <w:bottom w:val="nil"/>
+                <w:right w:val="nil"/>
+                <w:between w:val="nil"/>
+              </w:pBdr>
+              <w:spacing w:line="240" w:lineRule="auto"/>
+            </w:pPr>
+            <w:r>
+              <w:t>{</w:t>
+            </w:r>
+          </w:p>
+          <w:p>
+            <w:pPr>
+              <w:widowControl w:val="0"/>
+              <w:pBdr>
+                <w:top w:val="nil"/>
+                <w:left w:val="nil"/>
+                <w:bottom w:val="nil"/>
+                <w:right w:val="nil"/>
+                <w:between w:val="nil"/>
+              </w:pBdr>
+              <w:spacing w:line="240" w:lineRule="auto"/>
+            </w:pPr>
+            <w:r>
+              <w:t xml:space="preserve">  "message": "Can edit",</w:t>
+            </w:r>
+          </w:p>
+          <w:p>
+            <w:pPr>
+              <w:widowControl w:val="0"/>
+              <w:pBdr>
+                <w:top w:val="nil"/>
+                <w:left w:val="nil"/>
+                <w:bottom w:val="nil"/>
+                <w:right w:val="nil"/>
+                <w:between w:val="nil"/>
+              </w:pBdr>
+              <w:spacing w:line="240" w:lineRule="auto"/>
+            </w:pPr>
+            <w:r>
+              <w:t xml:space="preserve">  "data": "true"</w:t>
+            </w:r>
+          </w:p>
+          <w:p>
+            <w:pPr>
+              <w:widowControl w:val="0"/>
+              <w:spacing w:line="240" w:lineRule="auto"/>
+            </w:pPr>
+            <w:r>
+              <w:t>}</w:t>
             </w:r>
           </w:p>
         </w:tc>
@@ -5278,7 +7749,6 @@
               <w:spacing w:line="240" w:lineRule="auto"/>
             </w:pPr>
             <w:r>
-              <w:lastRenderedPageBreak/>
               <w:t>Get</w:t>
             </w:r>
           </w:p>
@@ -5368,44 +7838,221 @@
               <w:spacing w:line="240" w:lineRule="auto"/>
             </w:pPr>
             <w:r>
-              <w:rPr>
-                <w:noProof/>
-              </w:rPr>
-              <w:drawing>
-                <wp:inline distT="114300" distB="114300" distL="114300" distR="114300" wp14:anchorId="22DDE7FE" wp14:editId="3619D0B1">
-                  <wp:extent cx="3467100" cy="2828925"/>
-                  <wp:effectExtent l="0" t="0" r="0" b="0"/>
-                  <wp:docPr id="15" name="image4.png"/>
-                  <wp:cNvGraphicFramePr/>
-                  <a:graphic xmlns:a="http://schemas.openxmlformats.org/drawingml/2006/main">
-                    <a:graphicData uri="http://schemas.openxmlformats.org/drawingml/2006/picture">
-                      <pic:pic xmlns:pic="http://schemas.openxmlformats.org/drawingml/2006/picture">
-                        <pic:nvPicPr>
-                          <pic:cNvPr id="0" name="image4.png"/>
-                          <pic:cNvPicPr preferRelativeResize="0"/>
-                        </pic:nvPicPr>
-                        <pic:blipFill>
-                          <a:blip r:embed="rId17"/>
-                          <a:srcRect/>
-                          <a:stretch>
-                            <a:fillRect/>
-                          </a:stretch>
-                        </pic:blipFill>
-                        <pic:spPr>
-                          <a:xfrm>
-                            <a:off x="0" y="0"/>
-                            <a:ext cx="3467100" cy="2828925"/>
-                          </a:xfrm>
-                          <a:prstGeom prst="rect">
-                            <a:avLst/>
-                          </a:prstGeom>
-                          <a:ln/>
-                        </pic:spPr>
-                      </pic:pic>
-                    </a:graphicData>
-                  </a:graphic>
-                </wp:inline>
-              </w:drawing>
+              <w:t>{</w:t>
+            </w:r>
+          </w:p>
+          <w:p>
+            <w:pPr>
+              <w:widowControl w:val="0"/>
+              <w:pBdr>
+                <w:top w:val="nil"/>
+                <w:left w:val="nil"/>
+                <w:bottom w:val="nil"/>
+                <w:right w:val="nil"/>
+                <w:between w:val="nil"/>
+              </w:pBdr>
+              <w:spacing w:line="240" w:lineRule="auto"/>
+            </w:pPr>
+            <w:r>
+              <w:t xml:space="preserve">  "formCode": "Test_For Beginner",</w:t>
+            </w:r>
+          </w:p>
+          <w:p>
+            <w:pPr>
+              <w:widowControl w:val="0"/>
+              <w:pBdr>
+                <w:top w:val="nil"/>
+                <w:left w:val="nil"/>
+                <w:bottom w:val="nil"/>
+                <w:right w:val="nil"/>
+                <w:between w:val="nil"/>
+              </w:pBdr>
+              <w:spacing w:line="240" w:lineRule="auto"/>
+            </w:pPr>
+            <w:r>
+              <w:t xml:space="preserve">  "formName": "TestForBeginn</w:t>
+            </w:r>
+            <w:r>
+              <w:t>er</w:t>
+            </w:r>
+            <w:r>
+              <w:t>",</w:t>
+            </w:r>
+          </w:p>
+          <w:p>
+            <w:pPr>
+              <w:widowControl w:val="0"/>
+              <w:pBdr>
+                <w:top w:val="nil"/>
+                <w:left w:val="nil"/>
+                <w:bottom w:val="nil"/>
+                <w:right w:val="nil"/>
+                <w:between w:val="nil"/>
+              </w:pBdr>
+              <w:spacing w:line="240" w:lineRule="auto"/>
+            </w:pPr>
+            <w:r>
+              <w:t xml:space="preserve">  "formId": "0000710WIagyFJazrBbgQINaJ2",</w:t>
+            </w:r>
+          </w:p>
+          <w:p>
+            <w:pPr>
+              <w:widowControl w:val="0"/>
+              <w:pBdr>
+                <w:top w:val="nil"/>
+                <w:left w:val="nil"/>
+                <w:bottom w:val="nil"/>
+                <w:right w:val="nil"/>
+                <w:between w:val="nil"/>
+              </w:pBdr>
+              <w:spacing w:line="240" w:lineRule="auto"/>
+            </w:pPr>
+            <w:r>
+              <w:t xml:space="preserve">  "beginTime": "2026-03-04 00:00:00",</w:t>
+            </w:r>
+          </w:p>
+          <w:p>
+            <w:pPr>
+              <w:widowControl w:val="0"/>
+              <w:pBdr>
+                <w:top w:val="nil"/>
+                <w:left w:val="nil"/>
+                <w:bottom w:val="nil"/>
+                <w:right w:val="nil"/>
+                <w:between w:val="nil"/>
+              </w:pBdr>
+              <w:spacing w:line="240" w:lineRule="auto"/>
+            </w:pPr>
+            <w:r>
+              <w:t xml:space="preserve">  "endTime": "2049-08-07 23:59:59",</w:t>
+            </w:r>
+          </w:p>
+          <w:p>
+            <w:pPr>
+              <w:widowControl w:val="0"/>
+              <w:pBdr>
+                <w:top w:val="nil"/>
+                <w:left w:val="nil"/>
+                <w:bottom w:val="nil"/>
+                <w:right w:val="nil"/>
+                <w:between w:val="nil"/>
+              </w:pBdr>
+              <w:spacing w:line="240" w:lineRule="auto"/>
+            </w:pPr>
+            <w:r>
+              <w:t xml:space="preserve">  "describeForm": "",</w:t>
+            </w:r>
+          </w:p>
+          <w:p>
+            <w:pPr>
+              <w:widowControl w:val="0"/>
+              <w:pBdr>
+                <w:top w:val="nil"/>
+                <w:left w:val="nil"/>
+                <w:bottom w:val="nil"/>
+                <w:right w:val="nil"/>
+                <w:between w:val="nil"/>
+              </w:pBdr>
+              <w:spacing w:line="240" w:lineRule="auto"/>
+            </w:pPr>
+            <w:r>
+              <w:t xml:space="preserve">  "createdDate": "2026-03-08 11:12:43",</w:t>
+            </w:r>
+          </w:p>
+          <w:p>
+            <w:pPr>
+              <w:widowControl w:val="0"/>
+              <w:pBdr>
+                <w:top w:val="nil"/>
+                <w:left w:val="nil"/>
+                <w:bottom w:val="nil"/>
+                <w:right w:val="nil"/>
+                <w:between w:val="nil"/>
+              </w:pBdr>
+              <w:spacing w:line="240" w:lineRule="auto"/>
+            </w:pPr>
+            <w:r>
+              <w:t xml:space="preserve">  "statusForm": 1,</w:t>
+            </w:r>
+          </w:p>
+          <w:p>
+            <w:pPr>
+              <w:widowControl w:val="0"/>
+              <w:pBdr>
+                <w:top w:val="nil"/>
+                <w:left w:val="nil"/>
+                <w:bottom w:val="nil"/>
+                <w:right w:val="nil"/>
+                <w:between w:val="nil"/>
+              </w:pBdr>
+              <w:spacing w:line="240" w:lineRule="auto"/>
+            </w:pPr>
+            <w:r>
+              <w:t xml:space="preserve">  "updateAt": "2026-03-08 11:12:43",</w:t>
+            </w:r>
+          </w:p>
+          <w:p>
+            <w:pPr>
+              <w:widowControl w:val="0"/>
+              <w:pBdr>
+                <w:top w:val="nil"/>
+                <w:left w:val="nil"/>
+                <w:bottom w:val="nil"/>
+                <w:right w:val="nil"/>
+                <w:between w:val="nil"/>
+              </w:pBdr>
+              <w:spacing w:line="240" w:lineRule="auto"/>
+            </w:pPr>
+            <w:r>
+              <w:t xml:space="preserve">  "tag": [],</w:t>
+            </w:r>
+          </w:p>
+          <w:p>
+            <w:pPr>
+              <w:widowControl w:val="0"/>
+              <w:pBdr>
+                <w:top w:val="nil"/>
+                <w:left w:val="nil"/>
+                <w:bottom w:val="nil"/>
+                <w:right w:val="nil"/>
+                <w:between w:val="nil"/>
+              </w:pBdr>
+              <w:spacing w:line="240" w:lineRule="auto"/>
+            </w:pPr>
+            <w:r>
+              <w:t xml:space="preserve">  "jsonForm": "[]",</w:t>
+            </w:r>
+          </w:p>
+          <w:p>
+            <w:pPr>
+              <w:widowControl w:val="0"/>
+              <w:pBdr>
+                <w:top w:val="nil"/>
+                <w:left w:val="nil"/>
+                <w:bottom w:val="nil"/>
+                <w:right w:val="nil"/>
+                <w:between w:val="nil"/>
+              </w:pBdr>
+              <w:spacing w:line="240" w:lineRule="auto"/>
+            </w:pPr>
+            <w:r>
+              <w:t xml:space="preserve">  "jsonFormCondition": "[]"</w:t>
+            </w:r>
+          </w:p>
+          <w:p>
+            <w:pPr>
+              <w:widowControl w:val="0"/>
+              <w:pBdr>
+                <w:top w:val="nil"/>
+                <w:left w:val="nil"/>
+                <w:bottom w:val="nil"/>
+                <w:right w:val="nil"/>
+                <w:between w:val="nil"/>
+              </w:pBdr>
+              <w:spacing w:line="240" w:lineRule="auto"/>
+            </w:pPr>
+            <w:r>
+              <w:t>}</w:t>
             </w:r>
           </w:p>
         </w:tc>
@@ -5425,44 +8072,47 @@
     </w:p>
     <w:p>
       <w:r>
-        <w:rPr>
-          <w:noProof/>
-        </w:rPr>
-        <w:drawing>
-          <wp:inline distT="114300" distB="114300" distL="114300" distR="114300" wp14:anchorId="1767F2D7" wp14:editId="09DBE219">
-            <wp:extent cx="2809875" cy="1819275"/>
-            <wp:effectExtent l="0" t="0" r="0" b="0"/>
-            <wp:docPr id="6" name="image8.png"/>
-            <wp:cNvGraphicFramePr/>
-            <a:graphic xmlns:a="http://schemas.openxmlformats.org/drawingml/2006/main">
-              <a:graphicData uri="http://schemas.openxmlformats.org/drawingml/2006/picture">
-                <pic:pic xmlns:pic="http://schemas.openxmlformats.org/drawingml/2006/picture">
-                  <pic:nvPicPr>
-                    <pic:cNvPr id="0" name="image8.png"/>
-                    <pic:cNvPicPr preferRelativeResize="0"/>
-                  </pic:nvPicPr>
-                  <pic:blipFill>
-                    <a:blip r:embed="rId18"/>
-                    <a:srcRect/>
-                    <a:stretch>
-                      <a:fillRect/>
-                    </a:stretch>
-                  </pic:blipFill>
-                  <pic:spPr>
-                    <a:xfrm>
-                      <a:off x="0" y="0"/>
-                      <a:ext cx="2809875" cy="1819275"/>
-                    </a:xfrm>
-                    <a:prstGeom prst="rect">
-                      <a:avLst/>
-                    </a:prstGeom>
-                    <a:ln/>
-                  </pic:spPr>
-                </pic:pic>
-              </a:graphicData>
-            </a:graphic>
-          </wp:inline>
-        </w:drawing>
+        <w:t>{</w:t>
+      </w:r>
+    </w:p>
+    <w:p>
+      <w:r>
+        <w:t>"formCode": "Test_For Beginner",</w:t>
+      </w:r>
+    </w:p>
+    <w:p>
+      <w:r>
+        <w:t>"formName": "TestForBeginnė",</w:t>
+      </w:r>
+    </w:p>
+    <w:p>
+      <w:r>
+        <w:t xml:space="preserve">"beginTime": "2026/03/04", </w:t>
+      </w:r>
+    </w:p>
+    <w:p>
+      <w:r>
+        <w:t>"endTime": "2049/08/07",</w:t>
+      </w:r>
+    </w:p>
+    <w:p>
+      <w:r>
+        <w:t>"describeForm": "",</w:t>
+      </w:r>
+    </w:p>
+    <w:p>
+      <w:r>
+        <w:t>"tag" : "",</w:t>
+      </w:r>
+    </w:p>
+    <w:p>
+      <w:r>
+        <w:t>"jsonForm": null,</w:t>
+      </w:r>
+    </w:p>
+    <w:p>
+      <w:r>
+        <w:t>}</w:t>
       </w:r>
     </w:p>
     <w:p>
@@ -5643,6 +8293,7 @@
               <w:spacing w:line="240" w:lineRule="auto"/>
             </w:pPr>
             <w:r>
+              <w:lastRenderedPageBreak/>
               <w:t>Get</w:t>
             </w:r>
           </w:p>
@@ -5776,7 +8427,6 @@
               <w:spacing w:line="240" w:lineRule="auto"/>
             </w:pPr>
             <w:r>
-              <w:lastRenderedPageBreak/>
               <w:t xml:space="preserve">  "variableArr": "[{\"code\": \"000071OWIagyFJazrBbgQINaJ2_row-1\", \"variableName\": \"row\", \"variableType\": \"row\"}]",</w:t>
             </w:r>
           </w:p>
@@ -6269,6 +8919,7 @@
               <w:spacing w:line="240" w:lineRule="auto"/>
             </w:pPr>
             <w:r>
+              <w:lastRenderedPageBreak/>
               <w:t xml:space="preserve">  "formCode": "Test_ForBeginner",</w:t>
             </w:r>
           </w:p>
@@ -6296,11 +8947,7 @@
               <w:spacing w:line="240" w:lineRule="auto"/>
             </w:pPr>
             <w:r>
-              <w:t xml:space="preserve">  "variableArr": "[{\"code\": \"000071OWIagyFJazrBbgQINaJ2_row-1\", \"variableName\": \"row\", \"variableType\": </w:t>
-            </w:r>
-            <w:r>
-              <w:lastRenderedPageBreak/>
-              <w:t>\"row\"}]",</w:t>
+              <w:t xml:space="preserve">  "variableArr": "[{\"code\": \"000071OWIagyFJazrBbgQINaJ2_row-1\", \"variableName\": \"row\", \"variableType\": \"row\"}]",</w:t>
             </w:r>
           </w:p>
           <w:p>
@@ -6535,665 +9182,6 @@
       <w:pPr>
         <w:ind w:left="720"/>
       </w:pPr>
-    </w:p>
-    <w:p>
-      <w:pPr>
-        <w:pStyle w:val="Heading1"/>
-        <w:numPr>
-          <w:ilvl w:val="0"/>
-          <w:numId w:val="3"/>
-        </w:numPr>
-        <w:rPr>
-          <w:b/>
-          <w:bCs/>
-        </w:rPr>
-      </w:pPr>
-      <w:r>
-        <w:lastRenderedPageBreak/>
-        <w:t>Backend</w:t>
-      </w:r>
-      <w:r>
-        <w:br/>
-      </w:r>
-      <w:r>
-        <w:br/>
-      </w:r>
-      <w:r>
-        <w:br/>
-      </w:r>
-      <w:r>
-        <w:rPr>
-          <w:sz w:val="24"/>
-          <w:szCs w:val="24"/>
-        </w:rPr>
-        <w:t>1. Lấy thông tin biểu mẫu</w:t>
-      </w:r>
-      <w:r>
-        <w:rPr>
-          <w:sz w:val="24"/>
-          <w:szCs w:val="24"/>
-        </w:rPr>
-        <w:br/>
-        <w:t>- Kiểu: GET</w:t>
-      </w:r>
-      <w:r>
-        <w:rPr>
-          <w:sz w:val="24"/>
-          <w:szCs w:val="24"/>
-        </w:rPr>
-        <w:br/>
-        <w:t>- API: /api/owner/form</w:t>
-      </w:r>
-      <w:r>
-        <w:rPr>
-          <w:sz w:val="24"/>
-          <w:szCs w:val="24"/>
-        </w:rPr>
-        <w:br/>
-        <w:t>- Param: formId (String)</w:t>
-      </w:r>
-      <w:r>
-        <w:rPr>
-          <w:sz w:val="24"/>
-          <w:szCs w:val="24"/>
-        </w:rPr>
-        <w:br/>
-      </w:r>
-      <w:r>
-        <w:rPr>
-          <w:sz w:val="24"/>
-          <w:szCs w:val="24"/>
-        </w:rPr>
-        <w:br/>
-        <w:t>2. Tìm kiếm và danh sách biểu mẫu (thay thế cho /filter, /owner/find-form)</w:t>
-      </w:r>
-      <w:r>
-        <w:rPr>
-          <w:sz w:val="24"/>
-          <w:szCs w:val="24"/>
-        </w:rPr>
-        <w:br/>
-        <w:t>- Kiểu: POST</w:t>
-      </w:r>
-      <w:r>
-        <w:rPr>
-          <w:sz w:val="24"/>
-          <w:szCs w:val="24"/>
-        </w:rPr>
-        <w:br/>
-        <w:t>- API: /api/owner/find-form</w:t>
-      </w:r>
-      <w:r>
-        <w:rPr>
-          <w:sz w:val="24"/>
-          <w:szCs w:val="24"/>
-        </w:rPr>
-        <w:br/>
-        <w:t>- Body:</w:t>
-      </w:r>
-      <w:r>
-        <w:rPr>
-          <w:sz w:val="24"/>
-          <w:szCs w:val="24"/>
-        </w:rPr>
-        <w:br/>
-        <w:t>{</w:t>
-      </w:r>
-      <w:r>
-        <w:rPr>
-          <w:sz w:val="24"/>
-          <w:szCs w:val="24"/>
-        </w:rPr>
-        <w:br/>
-        <w:t xml:space="preserve">  "createdBy": "string",</w:t>
-      </w:r>
-      <w:r>
-        <w:rPr>
-          <w:sz w:val="24"/>
-          <w:szCs w:val="24"/>
-        </w:rPr>
-        <w:br/>
-        <w:t xml:space="preserve">  "tag": "string",</w:t>
-      </w:r>
-      <w:r>
-        <w:rPr>
-          <w:sz w:val="24"/>
-          <w:szCs w:val="24"/>
-        </w:rPr>
-        <w:br/>
-        <w:t xml:space="preserve">  "statusForm": ["string"],</w:t>
-      </w:r>
-      <w:r>
-        <w:rPr>
-          <w:sz w:val="24"/>
-          <w:szCs w:val="24"/>
-        </w:rPr>
-        <w:br/>
-        <w:t xml:space="preserve">  "formName": "string",</w:t>
-      </w:r>
-      <w:r>
-        <w:rPr>
-          <w:sz w:val="24"/>
-          <w:szCs w:val="24"/>
-        </w:rPr>
-        <w:br/>
-        <w:t xml:space="preserve">  "beginDate": "yyyy-MM-dd",</w:t>
-      </w:r>
-      <w:r>
-        <w:rPr>
-          <w:sz w:val="24"/>
-          <w:szCs w:val="24"/>
-        </w:rPr>
-        <w:br/>
-        <w:t xml:space="preserve">  "endDate": "yyyy-MM-dd",</w:t>
-      </w:r>
-      <w:r>
-        <w:rPr>
-          <w:sz w:val="24"/>
-          <w:szCs w:val="24"/>
-        </w:rPr>
-        <w:br/>
-        <w:t xml:space="preserve">  "beginTime": "yyyy-MM-dd HH:mm:ss",</w:t>
-      </w:r>
-      <w:r>
-        <w:rPr>
-          <w:sz w:val="24"/>
-          <w:szCs w:val="24"/>
-        </w:rPr>
-        <w:br/>
-        <w:t xml:space="preserve">  "endTime": "yyyy-MM-dd HH:mm:ss"</w:t>
-      </w:r>
-      <w:r>
-        <w:rPr>
-          <w:sz w:val="24"/>
-          <w:szCs w:val="24"/>
-        </w:rPr>
-        <w:br/>
-        <w:t>}</w:t>
-      </w:r>
-      <w:r>
-        <w:rPr>
-          <w:sz w:val="24"/>
-          <w:szCs w:val="24"/>
-        </w:rPr>
-        <w:br/>
-        <w:t>- Param (Pageable): page=0&amp;size=20&amp;sort=createdDate,desc</w:t>
-      </w:r>
-      <w:r>
-        <w:rPr>
-          <w:sz w:val="24"/>
-          <w:szCs w:val="24"/>
-        </w:rPr>
-        <w:br/>
-      </w:r>
-      <w:r>
-        <w:rPr>
-          <w:sz w:val="24"/>
-          <w:szCs w:val="24"/>
-        </w:rPr>
-        <w:br/>
-        <w:t>3. Tạo mới biểu mẫu</w:t>
-      </w:r>
-      <w:r>
-        <w:rPr>
-          <w:sz w:val="24"/>
-          <w:szCs w:val="24"/>
-        </w:rPr>
-        <w:br/>
-        <w:t>- Kiểu: POST</w:t>
-      </w:r>
-      <w:r>
-        <w:rPr>
-          <w:sz w:val="24"/>
-          <w:szCs w:val="24"/>
-        </w:rPr>
-        <w:br/>
-        <w:t>- API: /api/owner/form</w:t>
-      </w:r>
-      <w:r>
-        <w:rPr>
-          <w:sz w:val="24"/>
-          <w:szCs w:val="24"/>
-        </w:rPr>
-        <w:br/>
-        <w:t>- Body:</w:t>
-      </w:r>
-      <w:r>
-        <w:rPr>
-          <w:sz w:val="24"/>
-          <w:szCs w:val="24"/>
-        </w:rPr>
-        <w:br/>
-        <w:t>{</w:t>
-      </w:r>
-      <w:r>
-        <w:rPr>
-          <w:sz w:val="24"/>
-          <w:szCs w:val="24"/>
-        </w:rPr>
-        <w:br/>
-        <w:t xml:space="preserve">  "formCode": "string",</w:t>
-      </w:r>
-      <w:r>
-        <w:rPr>
-          <w:sz w:val="24"/>
-          <w:szCs w:val="24"/>
-        </w:rPr>
-        <w:br/>
-        <w:t xml:space="preserve">  "formName": "string",</w:t>
-      </w:r>
-      <w:r>
-        <w:rPr>
-          <w:sz w:val="24"/>
-          <w:szCs w:val="24"/>
-        </w:rPr>
-        <w:br/>
-        <w:t xml:space="preserve">  "describeForm": "string",</w:t>
-      </w:r>
-      <w:r>
-        <w:rPr>
-          <w:sz w:val="24"/>
-          <w:szCs w:val="24"/>
-        </w:rPr>
-        <w:br/>
-        <w:t xml:space="preserve">  "jsonForm": "string (mảng JSON)",</w:t>
-      </w:r>
-      <w:r>
-        <w:rPr>
-          <w:sz w:val="24"/>
-          <w:szCs w:val="24"/>
-        </w:rPr>
-        <w:br/>
-        <w:t xml:space="preserve">  "tag": "string",</w:t>
-      </w:r>
-      <w:r>
-        <w:rPr>
-          <w:sz w:val="24"/>
-          <w:szCs w:val="24"/>
-        </w:rPr>
-        <w:br/>
-        <w:t xml:space="preserve">  "beginTime": "yyyy-MM-dd HH:mm:ss",</w:t>
-      </w:r>
-      <w:r>
-        <w:rPr>
-          <w:sz w:val="24"/>
-          <w:szCs w:val="24"/>
-        </w:rPr>
-        <w:br/>
-        <w:t xml:space="preserve">  "endTime": "yyyy-MM-dd HH:mm:ss"</w:t>
-      </w:r>
-      <w:r>
-        <w:rPr>
-          <w:sz w:val="24"/>
-          <w:szCs w:val="24"/>
-        </w:rPr>
-        <w:br/>
-        <w:t>}</w:t>
-      </w:r>
-      <w:r>
-        <w:rPr>
-          <w:sz w:val="24"/>
-          <w:szCs w:val="24"/>
-        </w:rPr>
-        <w:br/>
-      </w:r>
-      <w:r>
-        <w:rPr>
-          <w:sz w:val="24"/>
-          <w:szCs w:val="24"/>
-        </w:rPr>
-        <w:br/>
-      </w:r>
-      <w:r>
-        <w:rPr>
-          <w:sz w:val="24"/>
-          <w:szCs w:val="24"/>
-        </w:rPr>
-        <w:lastRenderedPageBreak/>
-        <w:t>4. Cập nhật biểu mẫu</w:t>
-      </w:r>
-      <w:r>
-        <w:rPr>
-          <w:sz w:val="24"/>
-          <w:szCs w:val="24"/>
-        </w:rPr>
-        <w:br/>
-        <w:t>- Kiểu: PUT</w:t>
-      </w:r>
-      <w:r>
-        <w:rPr>
-          <w:sz w:val="24"/>
-          <w:szCs w:val="24"/>
-        </w:rPr>
-        <w:br/>
-        <w:t>- API: /api/owner/form</w:t>
-      </w:r>
-      <w:r>
-        <w:rPr>
-          <w:sz w:val="24"/>
-          <w:szCs w:val="24"/>
-        </w:rPr>
-        <w:br/>
-        <w:t>- Body:</w:t>
-      </w:r>
-      <w:r>
-        <w:rPr>
-          <w:sz w:val="24"/>
-          <w:szCs w:val="24"/>
-        </w:rPr>
-        <w:br/>
-        <w:t>{</w:t>
-      </w:r>
-      <w:r>
-        <w:rPr>
-          <w:sz w:val="24"/>
-          <w:szCs w:val="24"/>
-        </w:rPr>
-        <w:br/>
-        <w:t xml:space="preserve">  "formId": "string",</w:t>
-      </w:r>
-      <w:r>
-        <w:rPr>
-          <w:sz w:val="24"/>
-          <w:szCs w:val="24"/>
-        </w:rPr>
-        <w:br/>
-        <w:t xml:space="preserve">  "formCode": "string",</w:t>
-      </w:r>
-      <w:r>
-        <w:rPr>
-          <w:sz w:val="24"/>
-          <w:szCs w:val="24"/>
-        </w:rPr>
-        <w:br/>
-        <w:t xml:space="preserve">  "formName": "string",</w:t>
-      </w:r>
-      <w:r>
-        <w:rPr>
-          <w:sz w:val="24"/>
-          <w:szCs w:val="24"/>
-        </w:rPr>
-        <w:br/>
-        <w:t xml:space="preserve">  "describeForm": "string",</w:t>
-      </w:r>
-      <w:r>
-        <w:rPr>
-          <w:sz w:val="24"/>
-          <w:szCs w:val="24"/>
-        </w:rPr>
-        <w:br/>
-        <w:t xml:space="preserve">  "jsonForm": "string",</w:t>
-      </w:r>
-      <w:r>
-        <w:rPr>
-          <w:sz w:val="24"/>
-          <w:szCs w:val="24"/>
-        </w:rPr>
-        <w:br/>
-        <w:t xml:space="preserve">  "jsonFormCondition": "string",</w:t>
-      </w:r>
-      <w:r>
-        <w:rPr>
-          <w:sz w:val="24"/>
-          <w:szCs w:val="24"/>
-        </w:rPr>
-        <w:br/>
-        <w:t xml:space="preserve">  "tag": "string",</w:t>
-      </w:r>
-      <w:r>
-        <w:rPr>
-          <w:sz w:val="24"/>
-          <w:szCs w:val="24"/>
-        </w:rPr>
-        <w:br/>
-        <w:t xml:space="preserve">  "beginTime": "yyyy-MM-dd HH:mm:ss",</w:t>
-      </w:r>
-      <w:r>
-        <w:rPr>
-          <w:sz w:val="24"/>
-          <w:szCs w:val="24"/>
-        </w:rPr>
-        <w:br/>
-        <w:t xml:space="preserve">  "endTime": "yyyy-MM-dd HH:mm:ss",</w:t>
-      </w:r>
-      <w:r>
-        <w:rPr>
-          <w:sz w:val="24"/>
-          <w:szCs w:val="24"/>
-        </w:rPr>
-        <w:br/>
-        <w:t xml:space="preserve">  "variableArr": [</w:t>
-      </w:r>
-      <w:r>
-        <w:rPr>
-          <w:sz w:val="24"/>
-          <w:szCs w:val="24"/>
-        </w:rPr>
-        <w:br/>
-        <w:t xml:space="preserve">    {</w:t>
-      </w:r>
-      <w:r>
-        <w:rPr>
-          <w:sz w:val="24"/>
-          <w:szCs w:val="24"/>
-        </w:rPr>
-        <w:br/>
-        <w:t xml:space="preserve">      "code": "string",</w:t>
-      </w:r>
-      <w:r>
-        <w:rPr>
-          <w:sz w:val="24"/>
-          <w:szCs w:val="24"/>
-        </w:rPr>
-        <w:br/>
-        <w:t xml:space="preserve">      "variableName": "string",</w:t>
-      </w:r>
-      <w:r>
-        <w:rPr>
-          <w:sz w:val="24"/>
-          <w:szCs w:val="24"/>
-        </w:rPr>
-        <w:br/>
-        <w:t xml:space="preserve">      "variableType": "string"</w:t>
-      </w:r>
-      <w:r>
-        <w:rPr>
-          <w:sz w:val="24"/>
-          <w:szCs w:val="24"/>
-        </w:rPr>
-        <w:br/>
-        <w:t xml:space="preserve">    }</w:t>
-      </w:r>
-      <w:r>
-        <w:rPr>
-          <w:sz w:val="24"/>
-          <w:szCs w:val="24"/>
-        </w:rPr>
-        <w:br/>
-        <w:t xml:space="preserve">  ]</w:t>
-      </w:r>
-      <w:r>
-        <w:rPr>
-          <w:sz w:val="24"/>
-          <w:szCs w:val="24"/>
-        </w:rPr>
-        <w:br/>
-        <w:t>}</w:t>
-      </w:r>
-      <w:r>
-        <w:rPr>
-          <w:sz w:val="24"/>
-          <w:szCs w:val="24"/>
-        </w:rPr>
-        <w:br/>
-      </w:r>
-      <w:r>
-        <w:rPr>
-          <w:sz w:val="24"/>
-          <w:szCs w:val="24"/>
-        </w:rPr>
-        <w:br/>
-        <w:t>5. Nhân bản biểu mẫu</w:t>
-      </w:r>
-      <w:r>
-        <w:rPr>
-          <w:sz w:val="24"/>
-          <w:szCs w:val="24"/>
-        </w:rPr>
-        <w:br/>
-        <w:t>- Kiểu: POST</w:t>
-      </w:r>
-      <w:r>
-        <w:rPr>
-          <w:sz w:val="24"/>
-          <w:szCs w:val="24"/>
-        </w:rPr>
-        <w:br/>
-        <w:t>- API: /api/owner/duplicate-form</w:t>
-      </w:r>
-      <w:r>
-        <w:rPr>
-          <w:sz w:val="24"/>
-          <w:szCs w:val="24"/>
-        </w:rPr>
-        <w:br/>
-        <w:t>- Param: formId</w:t>
-      </w:r>
-      <w:r>
-        <w:rPr>
-          <w:sz w:val="24"/>
-          <w:szCs w:val="24"/>
-        </w:rPr>
-        <w:br/>
-        <w:t>- Body: Giống API Tạo mới biểu mẫu</w:t>
-      </w:r>
-      <w:r>
-        <w:rPr>
-          <w:sz w:val="24"/>
-          <w:szCs w:val="24"/>
-        </w:rPr>
-        <w:br/>
-      </w:r>
-      <w:r>
-        <w:rPr>
-          <w:sz w:val="24"/>
-          <w:szCs w:val="24"/>
-        </w:rPr>
-        <w:br/>
-        <w:t>6. Kiểm tra quyền chỉnh sửa</w:t>
-      </w:r>
-      <w:r>
-        <w:rPr>
-          <w:sz w:val="24"/>
-          <w:szCs w:val="24"/>
-        </w:rPr>
-        <w:br/>
-        <w:t>- Kiểu: GET</w:t>
-      </w:r>
-      <w:r>
-        <w:rPr>
-          <w:sz w:val="24"/>
-          <w:szCs w:val="24"/>
-        </w:rPr>
-        <w:br/>
-        <w:t>- API: /api/common/check-edit</w:t>
-      </w:r>
-      <w:r>
-        <w:rPr>
-          <w:sz w:val="24"/>
-          <w:szCs w:val="24"/>
-        </w:rPr>
-        <w:br/>
-        <w:t>- Param: formId</w:t>
-      </w:r>
-      <w:r>
-        <w:rPr>
-          <w:sz w:val="24"/>
-          <w:szCs w:val="24"/>
-        </w:rPr>
-        <w:br/>
-      </w:r>
-      <w:r>
-        <w:rPr>
-          <w:sz w:val="24"/>
-          <w:szCs w:val="24"/>
-        </w:rPr>
-        <w:br/>
-        <w:t>7. Phát hành biểu mẫu</w:t>
-      </w:r>
-      <w:r>
-        <w:rPr>
-          <w:sz w:val="24"/>
-          <w:szCs w:val="24"/>
-        </w:rPr>
-        <w:br/>
-        <w:t>- Kiểu: GET</w:t>
-      </w:r>
-      <w:r>
-        <w:rPr>
-          <w:sz w:val="24"/>
-          <w:szCs w:val="24"/>
-        </w:rPr>
-        <w:br/>
-        <w:t>- API: /api/owner/form/change-status</w:t>
-      </w:r>
-      <w:r>
-        <w:rPr>
-          <w:sz w:val="24"/>
-          <w:szCs w:val="24"/>
-        </w:rPr>
-        <w:br/>
-        <w:t>- Param: formId</w:t>
-      </w:r>
-      <w:r>
-        <w:rPr>
-          <w:sz w:val="24"/>
-          <w:szCs w:val="24"/>
-        </w:rPr>
-        <w:br/>
-      </w:r>
-      <w:r>
-        <w:rPr>
-          <w:sz w:val="24"/>
-          <w:szCs w:val="24"/>
-        </w:rPr>
-        <w:br/>
-        <w:t>8. Ngừng phát hành biểu mẫu</w:t>
-      </w:r>
-      <w:r>
-        <w:rPr>
-          <w:sz w:val="24"/>
-          <w:szCs w:val="24"/>
-        </w:rPr>
-        <w:br/>
-      </w:r>
-      <w:r>
-        <w:rPr>
-          <w:sz w:val="24"/>
-          <w:szCs w:val="24"/>
-        </w:rPr>
-        <w:lastRenderedPageBreak/>
-        <w:t>- Kiểu: DELETE</w:t>
-      </w:r>
-      <w:r>
-        <w:rPr>
-          <w:sz w:val="24"/>
-          <w:szCs w:val="24"/>
-        </w:rPr>
-        <w:br/>
-        <w:t>- API: /api/owner/form/change-status</w:t>
-      </w:r>
-      <w:r>
-        <w:rPr>
-          <w:sz w:val="24"/>
-          <w:szCs w:val="24"/>
-        </w:rPr>
-        <w:br/>
-        <w:t>- Param: formId</w:t>
-      </w:r>
-      <w:r>
-        <w:br/>
-      </w:r>
     </w:p>
     <w:p/>
     <w:sectPr>
@@ -7548,6 +9536,118 @@
     </w:lvl>
   </w:abstractNum>
   <w:abstractNum w:abstractNumId="3" w15:restartNumberingAfterBreak="0">
+    <w:nsid w:val="2B436626"/>
+    <w:multiLevelType w:val="hybridMultilevel"/>
+    <w:tmpl w:val="6D0CCF5C"/>
+    <w:lvl w:ilvl="0" w:tplc="4CA02798">
+      <w:numFmt w:val="bullet"/>
+      <w:lvlText w:val="-"/>
+      <w:lvlJc w:val="left"/>
+      <w:pPr>
+        <w:ind w:left="720" w:hanging="360"/>
+      </w:pPr>
+      <w:rPr>
+        <w:rFonts w:ascii="Arial" w:eastAsia="Arial" w:hAnsi="Arial" w:cs="Arial" w:hint="default"/>
+      </w:rPr>
+    </w:lvl>
+    <w:lvl w:ilvl="1" w:tplc="04090003" w:tentative="1">
+      <w:start w:val="1"/>
+      <w:numFmt w:val="bullet"/>
+      <w:lvlText w:val="o"/>
+      <w:lvlJc w:val="left"/>
+      <w:pPr>
+        <w:ind w:left="1440" w:hanging="360"/>
+      </w:pPr>
+      <w:rPr>
+        <w:rFonts w:ascii="Courier New" w:hAnsi="Courier New" w:cs="Courier New" w:hint="default"/>
+      </w:rPr>
+    </w:lvl>
+    <w:lvl w:ilvl="2" w:tplc="04090005" w:tentative="1">
+      <w:start w:val="1"/>
+      <w:numFmt w:val="bullet"/>
+      <w:lvlText w:val=""/>
+      <w:lvlJc w:val="left"/>
+      <w:pPr>
+        <w:ind w:left="2160" w:hanging="360"/>
+      </w:pPr>
+      <w:rPr>
+        <w:rFonts w:ascii="Wingdings" w:hAnsi="Wingdings" w:hint="default"/>
+      </w:rPr>
+    </w:lvl>
+    <w:lvl w:ilvl="3" w:tplc="04090001" w:tentative="1">
+      <w:start w:val="1"/>
+      <w:numFmt w:val="bullet"/>
+      <w:lvlText w:val=""/>
+      <w:lvlJc w:val="left"/>
+      <w:pPr>
+        <w:ind w:left="2880" w:hanging="360"/>
+      </w:pPr>
+      <w:rPr>
+        <w:rFonts w:ascii="Symbol" w:hAnsi="Symbol" w:hint="default"/>
+      </w:rPr>
+    </w:lvl>
+    <w:lvl w:ilvl="4" w:tplc="04090003" w:tentative="1">
+      <w:start w:val="1"/>
+      <w:numFmt w:val="bullet"/>
+      <w:lvlText w:val="o"/>
+      <w:lvlJc w:val="left"/>
+      <w:pPr>
+        <w:ind w:left="3600" w:hanging="360"/>
+      </w:pPr>
+      <w:rPr>
+        <w:rFonts w:ascii="Courier New" w:hAnsi="Courier New" w:cs="Courier New" w:hint="default"/>
+      </w:rPr>
+    </w:lvl>
+    <w:lvl w:ilvl="5" w:tplc="04090005" w:tentative="1">
+      <w:start w:val="1"/>
+      <w:numFmt w:val="bullet"/>
+      <w:lvlText w:val=""/>
+      <w:lvlJc w:val="left"/>
+      <w:pPr>
+        <w:ind w:left="4320" w:hanging="360"/>
+      </w:pPr>
+      <w:rPr>
+        <w:rFonts w:ascii="Wingdings" w:hAnsi="Wingdings" w:hint="default"/>
+      </w:rPr>
+    </w:lvl>
+    <w:lvl w:ilvl="6" w:tplc="04090001" w:tentative="1">
+      <w:start w:val="1"/>
+      <w:numFmt w:val="bullet"/>
+      <w:lvlText w:val=""/>
+      <w:lvlJc w:val="left"/>
+      <w:pPr>
+        <w:ind w:left="5040" w:hanging="360"/>
+      </w:pPr>
+      <w:rPr>
+        <w:rFonts w:ascii="Symbol" w:hAnsi="Symbol" w:hint="default"/>
+      </w:rPr>
+    </w:lvl>
+    <w:lvl w:ilvl="7" w:tplc="04090003" w:tentative="1">
+      <w:start w:val="1"/>
+      <w:numFmt w:val="bullet"/>
+      <w:lvlText w:val="o"/>
+      <w:lvlJc w:val="left"/>
+      <w:pPr>
+        <w:ind w:left="5760" w:hanging="360"/>
+      </w:pPr>
+      <w:rPr>
+        <w:rFonts w:ascii="Courier New" w:hAnsi="Courier New" w:cs="Courier New" w:hint="default"/>
+      </w:rPr>
+    </w:lvl>
+    <w:lvl w:ilvl="8" w:tplc="04090005" w:tentative="1">
+      <w:start w:val="1"/>
+      <w:numFmt w:val="bullet"/>
+      <w:lvlText w:val=""/>
+      <w:lvlJc w:val="left"/>
+      <w:pPr>
+        <w:ind w:left="6480" w:hanging="360"/>
+      </w:pPr>
+      <w:rPr>
+        <w:rFonts w:ascii="Wingdings" w:hAnsi="Wingdings" w:hint="default"/>
+      </w:rPr>
+    </w:lvl>
+  </w:abstractNum>
+  <w:abstractNum w:abstractNumId="4" w15:restartNumberingAfterBreak="0">
     <w:nsid w:val="3D0D56C9"/>
     <w:multiLevelType w:val="multilevel"/>
     <w:tmpl w:val="38E4F7CE"/>
@@ -7660,7 +9760,7 @@
       </w:rPr>
     </w:lvl>
   </w:abstractNum>
-  <w:abstractNum w:abstractNumId="4" w15:restartNumberingAfterBreak="0">
+  <w:abstractNum w:abstractNumId="5" w15:restartNumberingAfterBreak="0">
     <w:nsid w:val="3FEC7D7E"/>
     <w:multiLevelType w:val="multilevel"/>
     <w:tmpl w:val="62609B32"/>
@@ -7773,7 +9873,7 @@
       </w:rPr>
     </w:lvl>
   </w:abstractNum>
-  <w:abstractNum w:abstractNumId="5" w15:restartNumberingAfterBreak="0">
+  <w:abstractNum w:abstractNumId="6" w15:restartNumberingAfterBreak="0">
     <w:nsid w:val="43EE4999"/>
     <w:multiLevelType w:val="multilevel"/>
     <w:tmpl w:val="38E4F7CE"/>
@@ -7886,7 +9986,7 @@
       </w:rPr>
     </w:lvl>
   </w:abstractNum>
-  <w:abstractNum w:abstractNumId="6" w15:restartNumberingAfterBreak="0">
+  <w:abstractNum w:abstractNumId="7" w15:restartNumberingAfterBreak="0">
     <w:nsid w:val="452B3A9F"/>
     <w:multiLevelType w:val="multilevel"/>
     <w:tmpl w:val="405A340A"/>
@@ -7999,7 +10099,7 @@
       </w:rPr>
     </w:lvl>
   </w:abstractNum>
-  <w:abstractNum w:abstractNumId="7" w15:restartNumberingAfterBreak="0">
+  <w:abstractNum w:abstractNumId="8" w15:restartNumberingAfterBreak="0">
     <w:nsid w:val="4B4A1357"/>
     <w:multiLevelType w:val="multilevel"/>
     <w:tmpl w:val="4482A11E"/>
@@ -8112,7 +10212,7 @@
       </w:rPr>
     </w:lvl>
   </w:abstractNum>
-  <w:abstractNum w:abstractNumId="8" w15:restartNumberingAfterBreak="0">
+  <w:abstractNum w:abstractNumId="9" w15:restartNumberingAfterBreak="0">
     <w:nsid w:val="70B75DD7"/>
     <w:multiLevelType w:val="multilevel"/>
     <w:tmpl w:val="861EC4F2"/>
@@ -8225,7 +10325,7 @@
       </w:rPr>
     </w:lvl>
   </w:abstractNum>
-  <w:abstractNum w:abstractNumId="9" w15:restartNumberingAfterBreak="0">
+  <w:abstractNum w:abstractNumId="10" w15:restartNumberingAfterBreak="0">
     <w:nsid w:val="76C2367C"/>
     <w:multiLevelType w:val="multilevel"/>
     <w:tmpl w:val="D60C36B2"/>
@@ -8342,31 +10442,34 @@
     <w:abstractNumId w:val="2"/>
   </w:num>
   <w:num w:numId="2" w16cid:durableId="2146507381">
-    <w:abstractNumId w:val="9"/>
+    <w:abstractNumId w:val="10"/>
   </w:num>
   <w:num w:numId="3" w16cid:durableId="1356079124">
-    <w:abstractNumId w:val="3"/>
+    <w:abstractNumId w:val="4"/>
   </w:num>
   <w:num w:numId="4" w16cid:durableId="1851948643">
     <w:abstractNumId w:val="1"/>
   </w:num>
   <w:num w:numId="5" w16cid:durableId="154803349">
+    <w:abstractNumId w:val="8"/>
+  </w:num>
+  <w:num w:numId="6" w16cid:durableId="563370253">
     <w:abstractNumId w:val="7"/>
   </w:num>
-  <w:num w:numId="6" w16cid:durableId="563370253">
-    <w:abstractNumId w:val="6"/>
-  </w:num>
   <w:num w:numId="7" w16cid:durableId="369646605">
-    <w:abstractNumId w:val="8"/>
+    <w:abstractNumId w:val="9"/>
   </w:num>
   <w:num w:numId="8" w16cid:durableId="418529122">
     <w:abstractNumId w:val="0"/>
   </w:num>
   <w:num w:numId="9" w16cid:durableId="1854344558">
-    <w:abstractNumId w:val="4"/>
+    <w:abstractNumId w:val="5"/>
   </w:num>
   <w:num w:numId="10" w16cid:durableId="655456705">
-    <w:abstractNumId w:val="5"/>
+    <w:abstractNumId w:val="6"/>
+  </w:num>
+  <w:num w:numId="11" w16cid:durableId="987706732">
+    <w:abstractNumId w:val="3"/>
   </w:num>
 </w:numbering>
 </file>
@@ -8887,7 +10990,6 @@
   <w:style w:type="character" w:default="1" w:styleId="DefaultParagraphFont">
     <w:name w:val="Default Paragraph Font"/>
     <w:uiPriority w:val="1"/>
-    <w:semiHidden/>
     <w:unhideWhenUsed/>
   </w:style>
   <w:style w:type="table" w:default="1" w:styleId="TableNormal">
@@ -9010,6 +11112,17 @@
       <w:tblStyleRowBandSize w:val="1"/>
       <w:tblStyleColBandSize w:val="1"/>
     </w:tblPr>
+  </w:style>
+  <w:style w:type="paragraph" w:styleId="ListParagraph">
+    <w:name w:val="List Paragraph"/>
+    <w:basedOn w:val="Normal"/>
+    <w:uiPriority w:val="34"/>
+    <w:qFormat/>
+    <w:rsid w:val="0092131C"/>
+    <w:pPr>
+      <w:ind w:left="720"/>
+      <w:contextualSpacing/>
+    </w:pPr>
   </w:style>
 </w:styles>
 </file>
